--- a/public/template/8. Tờ trinh PD BCKT-KT & KHLC NT.docx
+++ b/public/template/8. Tờ trinh PD BCKT-KT & KHLC NT.docx
@@ -28,9 +28,6 @@
             <w:right w:w="108" w:type="dxa"/>
           </w:tblCellMar>
         </w:tblPrEx>
-        <w:trPr>
-          <w:wBefore w:w="0" w:type="dxa"/>
-        </w:trPr>
         <w:tc>
           <w:tcPr>
             <w:tcW w:w="4760" w:type="dxa"/>
@@ -46,8 +43,6 @@
                 <w:szCs w:val="26"/>
               </w:rPr>
             </w:pPr>
-            <w:bookmarkStart w:id="6" w:name="_GoBack"/>
-            <w:bookmarkEnd w:id="6"/>
             <w:r>
               <w:rPr>
                 <w:sz w:val="26"/>
@@ -80,6 +75,68 @@
                 <w:szCs w:val="26"/>
               </w:rPr>
               <w:t>CỘNG HÒA XÃ HỘI CHỦ NGHĨA VIỆT NAM</w:t>
+            </w:r>
+          </w:p>
+        </w:tc>
+      </w:tr>
+      <w:tr>
+        <w:tblPrEx>
+          <w:tblCellMar>
+            <w:top w:w="0" w:type="dxa"/>
+            <w:left w:w="108" w:type="dxa"/>
+            <w:bottom w:w="0" w:type="dxa"/>
+            <w:right w:w="108" w:type="dxa"/>
+          </w:tblCellMar>
+        </w:tblPrEx>
+        <w:tc>
+          <w:tcPr>
+            <w:tcW w:w="4760" w:type="dxa"/>
+            <w:shd w:val="clear" w:color="auto" w:fill="auto"/>
+            <w:noWrap w:val="0"/>
+            <w:vAlign w:val="top"/>
+          </w:tcPr>
+          <w:p>
+            <w:pPr>
+              <w:jc w:val="center"/>
+              <w:rPr>
+                <w:b/>
+                <w:sz w:val="26"/>
+                <w:szCs w:val="26"/>
+              </w:rPr>
+            </w:pPr>
+            <w:r>
+              <w:rPr>
+                <w:b/>
+                <w:sz w:val="26"/>
+                <w:szCs w:val="26"/>
+              </w:rPr>
+              <w:t xml:space="preserve">LIÊN CƠ QUAN </w:t>
+            </w:r>
+          </w:p>
+        </w:tc>
+        <w:tc>
+          <w:tcPr>
+            <w:tcW w:w="6020" w:type="dxa"/>
+            <w:shd w:val="clear" w:color="auto" w:fill="auto"/>
+            <w:noWrap w:val="0"/>
+            <w:vAlign w:val="top"/>
+          </w:tcPr>
+          <w:p>
+            <w:pPr>
+              <w:jc w:val="center"/>
+              <w:rPr>
+                <w:b/>
+                <w:sz w:val="26"/>
+                <w:szCs w:val="26"/>
+              </w:rPr>
+            </w:pPr>
+            <w:r>
+              <w:rPr>
+                <w:b/>
+                <w:sz w:val="26"/>
+                <w:szCs w:val="26"/>
+              </w:rPr>
+              <w:t>Độc lập – Tự do – Hạnh phúc</w:t>
             </w:r>
           </w:p>
         </w:tc>
@@ -94,72 +151,6 @@
           </w:tblCellMar>
         </w:tblPrEx>
         <w:trPr>
-          <w:wBefore w:w="0" w:type="dxa"/>
-        </w:trPr>
-        <w:tc>
-          <w:tcPr>
-            <w:tcW w:w="4760" w:type="dxa"/>
-            <w:shd w:val="clear" w:color="auto" w:fill="auto"/>
-            <w:noWrap w:val="0"/>
-            <w:vAlign w:val="top"/>
-          </w:tcPr>
-          <w:p>
-            <w:pPr>
-              <w:jc w:val="center"/>
-              <w:rPr>
-                <w:b/>
-                <w:sz w:val="26"/>
-                <w:szCs w:val="26"/>
-              </w:rPr>
-            </w:pPr>
-            <w:r>
-              <w:rPr>
-                <w:b/>
-                <w:sz w:val="26"/>
-                <w:szCs w:val="26"/>
-              </w:rPr>
-              <w:t xml:space="preserve">LIÊN CƠ QUAN </w:t>
-            </w:r>
-          </w:p>
-        </w:tc>
-        <w:tc>
-          <w:tcPr>
-            <w:tcW w:w="6020" w:type="dxa"/>
-            <w:shd w:val="clear" w:color="auto" w:fill="auto"/>
-            <w:noWrap w:val="0"/>
-            <w:vAlign w:val="top"/>
-          </w:tcPr>
-          <w:p>
-            <w:pPr>
-              <w:jc w:val="center"/>
-              <w:rPr>
-                <w:b/>
-                <w:sz w:val="26"/>
-                <w:szCs w:val="26"/>
-              </w:rPr>
-            </w:pPr>
-            <w:r>
-              <w:rPr>
-                <w:b/>
-                <w:sz w:val="26"/>
-                <w:szCs w:val="26"/>
-              </w:rPr>
-              <w:t>Độc lập – Tự do – Hạnh phúc</w:t>
-            </w:r>
-          </w:p>
-        </w:tc>
-      </w:tr>
-      <w:tr>
-        <w:tblPrEx>
-          <w:tblCellMar>
-            <w:top w:w="0" w:type="dxa"/>
-            <w:left w:w="108" w:type="dxa"/>
-            <w:bottom w:w="0" w:type="dxa"/>
-            <w:right w:w="108" w:type="dxa"/>
-          </w:tblCellMar>
-        </w:tblPrEx>
-        <w:trPr>
-          <w:wBefore w:w="0" w:type="dxa"/>
           <w:trHeight w:val="669" w:hRule="atLeast"/>
         </w:trPr>
         <w:tc>
@@ -182,7 +173,6 @@
                 <w:sz w:val="26"/>
                 <w:szCs w:val="26"/>
                 <w:highlight w:val="yellow"/>
-                <w:lang/>
               </w:rPr>
               <mc:AlternateContent>
                 <mc:Choice Requires="wps">
@@ -203,7 +193,7 @@
                       <a:graphic xmlns:a="http://schemas.openxmlformats.org/drawingml/2006/main">
                         <a:graphicData uri="http://schemas.microsoft.com/office/word/2010/wordprocessingShape">
                           <wps:wsp>
-                            <wps:cNvSpPr/>
+                            <wps:cNvCnPr/>
                             <wps:spPr>
                               <a:xfrm>
                                 <a:off x="0" y="0"/>
@@ -230,7 +220,7 @@
                 </mc:Choice>
                 <mc:Fallback>
                   <w:pict>
-                    <v:line id="Lines 15" o:spid="_x0000_s1026" o:spt="20" style="position:absolute;left:0pt;margin-left:78.1pt;margin-top:1.25pt;height:0pt;width:77pt;z-index:251661312;mso-width-relative:page;mso-height-relative:page;" filled="f" stroked="t" coordsize="21600,21600" o:gfxdata="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">
+                    <v:line id="Lines 15" o:spid="_x0000_s1026" o:spt="20" style="position:absolute;left:0pt;margin-left:78.1pt;margin-top:1.25pt;height:0pt;width:77pt;z-index:251661312;mso-width-relative:page;mso-height-relative:page;" filled="f" stroked="t" coordsize="21600,21600" o:gfxdata="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">
                       <v:fill on="f" focussize="0,0"/>
                       <v:stroke color="#000000" joinstyle="round"/>
                       <v:imagedata o:title=""/>
@@ -245,9 +235,11 @@
             <w:pPr>
               <w:jc w:val="center"/>
               <w:rPr>
+                <w:rFonts w:hint="default"/>
                 <w:sz w:val="26"/>
                 <w:szCs w:val="26"/>
                 <w:highlight w:val="yellow"/>
+                <w:lang w:val="en-US"/>
               </w:rPr>
             </w:pPr>
             <w:r>
@@ -259,18 +251,31 @@
             </w:r>
             <w:r>
               <w:rPr>
+                <w:rFonts w:hint="default"/>
+                <w:sz w:val="26"/>
+                <w:szCs w:val="26"/>
+                <w:lang w:val="en-US"/>
+              </w:rPr>
+              <w:t>{</w:t>
+            </w:r>
+            <w:r>
+              <w:rPr>
+                <w:rFonts w:hint="default"/>
                 <w:sz w:val="26"/>
                 <w:szCs w:val="26"/>
                 <w:highlight w:val="yellow"/>
-              </w:rPr>
-              <w:t>1388A</w:t>
-            </w:r>
-            <w:r>
-              <w:rPr>
+                <w:lang w:val="en-US"/>
+              </w:rPr>
+              <w:t>name</w:t>
+            </w:r>
+            <w:r>
+              <w:rPr>
+                <w:rFonts w:hint="default"/>
                 <w:sz w:val="26"/>
                 <w:szCs w:val="26"/>
-              </w:rPr>
-              <w:t>/TTr-LCQ</w:t>
+                <w:lang w:val="en-US"/>
+              </w:rPr>
+              <w:t>}</w:t>
             </w:r>
           </w:p>
         </w:tc>
@@ -297,7 +302,6 @@
                 <w:sz w:val="26"/>
                 <w:szCs w:val="26"/>
                 <w:highlight w:val="yellow"/>
-                <w:lang/>
               </w:rPr>
               <mc:AlternateContent>
                 <mc:Choice Requires="wps">
@@ -318,7 +322,7 @@
                       <a:graphic xmlns:a="http://schemas.openxmlformats.org/drawingml/2006/main">
                         <a:graphicData uri="http://schemas.microsoft.com/office/word/2010/wordprocessingShape">
                           <wps:wsp>
-                            <wps:cNvSpPr/>
+                            <wps:cNvCnPr/>
                             <wps:spPr>
                               <a:xfrm>
                                 <a:off x="0" y="0"/>
@@ -345,7 +349,7 @@
                 </mc:Choice>
                 <mc:Fallback>
                   <w:pict>
-                    <v:line id="Lines 14" o:spid="_x0000_s1026" o:spt="20" style="position:absolute;left:0pt;margin-left:65.2pt;margin-top:1.85pt;height:0pt;width:161pt;z-index:251660288;mso-width-relative:page;mso-height-relative:page;" filled="f" stroked="t" coordsize="21600,21600" o:gfxdata="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">
+                    <v:line id="Lines 14" o:spid="_x0000_s1026" o:spt="20" style="position:absolute;left:0pt;margin-left:65.2pt;margin-top:1.85pt;height:0pt;width:161pt;z-index:251660288;mso-width-relative:page;mso-height-relative:page;" filled="f" stroked="t" coordsize="21600,21600" o:gfxdata="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">
                       <v:fill on="f" focussize="0,0"/>
                       <v:stroke color="#000000" joinstyle="round"/>
                       <v:imagedata o:title=""/>
@@ -360,9 +364,11 @@
             <w:pPr>
               <w:jc w:val="center"/>
               <w:rPr>
+                <w:rFonts w:hint="default"/>
                 <w:i/>
                 <w:sz w:val="26"/>
                 <w:szCs w:val="26"/>
+                <w:lang w:val="en-US"/>
               </w:rPr>
             </w:pPr>
             <w:r>
@@ -371,50 +377,38 @@
                 <w:sz w:val="26"/>
                 <w:szCs w:val="26"/>
               </w:rPr>
-              <w:t xml:space="preserve">Thành phố Hồ Chí Minh, ngày </w:t>
-            </w:r>
-            <w:r>
-              <w:rPr>
+              <w:t xml:space="preserve">Thành phố Hồ Chí Minh, </w:t>
+            </w:r>
+            <w:r>
+              <w:rPr>
+                <w:rFonts w:hint="default"/>
+                <w:i/>
+                <w:sz w:val="26"/>
+                <w:szCs w:val="26"/>
+                <w:lang w:val="en-US"/>
+              </w:rPr>
+              <w:t>{</w:t>
+            </w:r>
+            <w:r>
+              <w:rPr>
+                <w:rFonts w:hint="default"/>
                 <w:i/>
                 <w:sz w:val="26"/>
                 <w:szCs w:val="26"/>
                 <w:highlight w:val="yellow"/>
-              </w:rPr>
-              <w:t>29</w:t>
-            </w:r>
-            <w:r>
-              <w:rPr>
+                <w:lang w:val="en-US"/>
+              </w:rPr>
+              <w:t>date</w:t>
+            </w:r>
+            <w:r>
+              <w:rPr>
+                <w:rFonts w:hint="default"/>
                 <w:i/>
                 <w:sz w:val="26"/>
                 <w:szCs w:val="26"/>
-              </w:rPr>
-              <w:t xml:space="preserve">  tháng </w:t>
-            </w:r>
-            <w:r>
-              <w:rPr>
-                <w:i/>
-                <w:sz w:val="26"/>
-                <w:szCs w:val="26"/>
-                <w:highlight w:val="yellow"/>
-              </w:rPr>
-              <w:t>10</w:t>
-            </w:r>
-            <w:r>
-              <w:rPr>
-                <w:i/>
-                <w:sz w:val="26"/>
-                <w:szCs w:val="26"/>
-              </w:rPr>
-              <w:t xml:space="preserve">  năm </w:t>
-            </w:r>
-            <w:r>
-              <w:rPr>
-                <w:i/>
-                <w:sz w:val="26"/>
-                <w:szCs w:val="26"/>
-                <w:highlight w:val="yellow"/>
-              </w:rPr>
-              <w:t>2025</w:t>
+                <w:lang w:val="en-US"/>
+              </w:rPr>
+              <w:t>}</w:t>
             </w:r>
           </w:p>
         </w:tc>
@@ -499,15 +493,37 @@
       </w:r>
       <w:r>
         <w:rPr>
-          <w:rFonts w:ascii="Times New Roman" w:hAnsi="Times New Roman"/>
+          <w:rFonts w:hint="default" w:ascii="Times New Roman" w:hAnsi="Times New Roman"/>
+          <w:i/>
+          <w:iCs/>
+          <w:sz w:val="28"/>
+          <w:szCs w:val="28"/>
+          <w:lang w:val="en-US"/>
+        </w:rPr>
+        <w:t>{</w:t>
+      </w:r>
+      <w:r>
+        <w:rPr>
+          <w:rFonts w:hint="default" w:ascii="Times New Roman" w:hAnsi="Times New Roman"/>
           <w:i/>
           <w:iCs/>
           <w:sz w:val="28"/>
           <w:szCs w:val="28"/>
           <w:highlight w:val="yellow"/>
-          <w:lang w:val="pt-BR"/>
-        </w:rPr>
-        <w:t>Sửa chữa Bó vỉa betong đường vào Kho Xăng dầu</w:t>
+          <w:lang w:val="en-US"/>
+        </w:rPr>
+        <w:t>name</w:t>
+      </w:r>
+      <w:r>
+        <w:rPr>
+          <w:rFonts w:hint="default" w:ascii="Times New Roman" w:hAnsi="Times New Roman"/>
+          <w:i/>
+          <w:iCs/>
+          <w:sz w:val="28"/>
+          <w:szCs w:val="28"/>
+          <w:lang w:val="en-US"/>
+        </w:rPr>
+        <w:t>}</w:t>
       </w:r>
       <w:r>
         <w:rPr>
@@ -530,9 +546,6 @@
         <w:spacing w:before="20" w:after="20"/>
       </w:pPr>
       <w:r>
-        <w:rPr>
-          <w:lang/>
-        </w:rPr>
         <mc:AlternateContent>
           <mc:Choice Requires="wps">
             <w:drawing>
@@ -552,7 +565,7 @@
                 <a:graphic xmlns:a="http://schemas.openxmlformats.org/drawingml/2006/main">
                   <a:graphicData uri="http://schemas.microsoft.com/office/word/2010/wordprocessingShape">
                     <wps:wsp>
-                      <wps:cNvSpPr/>
+                      <wps:cNvCnPr/>
                       <wps:spPr>
                         <a:xfrm>
                           <a:off x="0" y="0"/>
@@ -579,7 +592,7 @@
           </mc:Choice>
           <mc:Fallback>
             <w:pict>
-              <v:line id="Lines 10" o:spid="_x0000_s1026" o:spt="20" style="position:absolute;left:0pt;margin-left:150.5pt;margin-top:3.1pt;height:0pt;width:170.1pt;z-index:251659264;mso-width-relative:page;mso-height-relative:page;" filled="f" stroked="t" coordsize="21600,21600" o:gfxdata="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">
+              <v:line id="Lines 10" o:spid="_x0000_s1026" o:spt="20" style="position:absolute;left:0pt;margin-left:150.5pt;margin-top:3.1pt;height:0pt;width:170.1pt;z-index:251659264;mso-width-relative:page;mso-height-relative:page;" filled="f" stroked="t" coordsize="21600,21600" o:gfxdata="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">
                 <v:fill on="f" focussize="0,0"/>
                 <v:stroke color="#000000" joinstyle="round"/>
                 <v:imagedata o:title=""/>
@@ -898,10 +911,11 @@
         <w:pStyle w:val="19"/>
         <w:ind w:firstLine="840"/>
         <w:rPr>
+          <w:rFonts w:hint="default"/>
           <w:b w:val="0"/>
           <w:color w:val="auto"/>
           <w:spacing w:val="-2"/>
-          <w:lang w:val="nl-NL"/>
+          <w:lang w:val="en-US"/>
         </w:rPr>
       </w:pPr>
       <w:r>
@@ -915,22 +929,39 @@
       </w:r>
       <w:r>
         <w:rPr>
+          <w:rFonts w:hint="default"/>
+          <w:b w:val="0"/>
+          <w:bCs/>
+          <w:color w:val="auto"/>
+          <w:spacing w:val="-4"/>
+          <w:highlight w:val="none"/>
+          <w:lang w:val="en-US"/>
+        </w:rPr>
+        <w:t>{</w:t>
+      </w:r>
+      <w:r>
+        <w:rPr>
+          <w:rFonts w:hint="default"/>
           <w:b w:val="0"/>
           <w:bCs/>
           <w:color w:val="auto"/>
           <w:spacing w:val="-4"/>
           <w:highlight w:val="yellow"/>
-        </w:rPr>
-        <w:t>2025</w:t>
-      </w:r>
-      <w:r>
-        <w:rPr>
+          <w:lang w:val="en-US"/>
+        </w:rPr>
+        <w:t>sourceOfFunds</w:t>
+      </w:r>
+      <w:r>
+        <w:rPr>
+          <w:rFonts w:hint="default"/>
           <w:b w:val="0"/>
           <w:bCs/>
           <w:color w:val="auto"/>
           <w:spacing w:val="-4"/>
-        </w:rPr>
-        <w:t xml:space="preserve"> của Công ty Trực thăng Miền Nam đã được Tổng Giám đốc Tổng Công ty Trực thăng Việt Nam phê duyệt tại Quyết định số </w:t>
+          <w:highlight w:val="none"/>
+          <w:lang w:val="en-US"/>
+        </w:rPr>
+        <w:t xml:space="preserve">} </w:t>
       </w:r>
       <w:r>
         <w:rPr>
@@ -938,16 +969,120 @@
           <w:bCs/>
           <w:color w:val="auto"/>
           <w:spacing w:val="-4"/>
+        </w:rPr>
+        <w:t xml:space="preserve">của Công ty Trực thăng Miền Nam đã được Tổng Giám đốc Tổng Công ty Trực thăng Việt Nam phê duyệt tại Quyết định số </w:t>
+      </w:r>
+      <w:r>
+        <w:rPr>
+          <w:rFonts w:hint="default" w:eastAsia="Times New Roman"/>
+          <w:b w:val="0"/>
+          <w:bCs w:val="0"/>
+          <w:i w:val="0"/>
+          <w:iCs/>
+          <w:color w:val="000000"/>
+          <w:lang w:val="en-US"/>
+        </w:rPr>
+        <w:t>{</w:t>
+      </w:r>
+      <w:r>
+        <w:rPr>
+          <w:rFonts w:hint="default" w:eastAsia="Times New Roman"/>
+          <w:b w:val="0"/>
+          <w:bCs w:val="0"/>
+          <w:i w:val="0"/>
+          <w:iCs/>
+          <w:color w:val="000000"/>
           <w:highlight w:val="yellow"/>
-        </w:rPr>
-        <w:t>3052/QĐ – TCT ngày 30/12/2024</w:t>
-      </w:r>
-      <w:r>
-        <w:rPr>
+          <w:lang w:val="en-US"/>
+        </w:rPr>
+        <w:t>pursuantToDec</w:t>
+      </w:r>
+      <w:r>
+        <w:rPr>
+          <w:rFonts w:hint="default" w:eastAsia="Times New Roman"/>
           <w:b w:val="0"/>
-          <w:color w:val="auto"/>
-          <w:spacing w:val="-4"/>
+          <w:bCs w:val="0"/>
+          <w:i w:val="0"/>
+          <w:iCs/>
+          <w:color w:val="000000"/>
+          <w:lang w:val="en-US"/>
+        </w:rPr>
+        <w:t>_TCT.no}</w:t>
+      </w:r>
+      <w:r>
+        <w:rPr>
+          <w:rFonts w:eastAsia="Times New Roman"/>
+          <w:b w:val="0"/>
+          <w:bCs w:val="0"/>
+          <w:i w:val="0"/>
+          <w:iCs/>
+          <w:color w:val="000000"/>
+          <w:highlight w:val="none"/>
+          <w:lang w:val="nl-NL"/>
+        </w:rPr>
+        <w:t xml:space="preserve"> ngày </w:t>
+      </w:r>
+      <w:r>
+        <w:rPr>
+          <w:rFonts w:hint="default" w:eastAsia="Times New Roman"/>
+          <w:b w:val="0"/>
+          <w:bCs w:val="0"/>
+          <w:i w:val="0"/>
+          <w:iCs/>
+          <w:color w:val="000000"/>
+          <w:highlight w:val="none"/>
+          <w:lang w:val="en-US"/>
+        </w:rPr>
+        <w:t>{</w:t>
+      </w:r>
+      <w:r>
+        <w:rPr>
+          <w:rFonts w:hint="default" w:eastAsia="Times New Roman"/>
+          <w:b w:val="0"/>
+          <w:bCs w:val="0"/>
+          <w:i w:val="0"/>
+          <w:iCs/>
+          <w:color w:val="000000"/>
           <w:highlight w:val="yellow"/>
+          <w:lang w:val="en-US"/>
+        </w:rPr>
+        <w:t>pursuantToDec</w:t>
+      </w:r>
+      <w:r>
+        <w:rPr>
+          <w:rFonts w:hint="default" w:eastAsia="Times New Roman"/>
+          <w:b w:val="0"/>
+          <w:bCs w:val="0"/>
+          <w:i w:val="0"/>
+          <w:iCs/>
+          <w:color w:val="000000"/>
+          <w:lang w:val="en-US"/>
+        </w:rPr>
+        <w:t>_TCT</w:t>
+      </w:r>
+      <w:r>
+        <w:rPr>
+          <w:rFonts w:hint="default" w:eastAsia="Times New Roman"/>
+          <w:b w:val="0"/>
+          <w:bCs w:val="0"/>
+          <w:i w:val="0"/>
+          <w:iCs/>
+          <w:color w:val="000000"/>
+          <w:highlight w:val="none"/>
+          <w:lang w:val="en-US"/>
+        </w:rPr>
+        <w:t>.date}</w:t>
+      </w:r>
+      <w:r>
+        <w:rPr>
+          <w:rFonts w:hint="default"/>
+          <w:b w:val="0"/>
+          <w:bCs w:val="0"/>
+          <w:i w:val="0"/>
+          <w:iCs/>
+          <w:color w:val="000000"/>
+          <w:highlight w:val="none"/>
+          <w:lang w:val="en-US"/>
         </w:rPr>
         <w:t>.</w:t>
       </w:r>
@@ -972,10 +1107,162 @@
       </w:r>
       <w:r>
         <w:rPr>
-          <w:iCs/>
+          <w:rFonts w:hint="default" w:ascii="Times New Roman" w:hAnsi="Times New Roman" w:eastAsia="Times New Roman" w:cs="Times New Roman"/>
+          <w:b w:val="0"/>
+          <w:bCs w:val="0"/>
+          <w:i/>
+          <w:iCs w:val="0"/>
+          <w:color w:val="000000"/>
+          <w:sz w:val="28"/>
+          <w:szCs w:val="28"/>
+          <w:lang w:val="en-US"/>
+        </w:rPr>
+        <w:t>{</w:t>
+      </w:r>
+      <w:r>
+        <w:rPr>
+          <w:rFonts w:hint="default" w:ascii="Times New Roman" w:hAnsi="Times New Roman" w:eastAsia="Times New Roman" w:cs="Times New Roman"/>
+          <w:b w:val="0"/>
+          <w:bCs w:val="0"/>
+          <w:i/>
+          <w:iCs w:val="0"/>
+          <w:color w:val="000000"/>
+          <w:sz w:val="28"/>
+          <w:szCs w:val="28"/>
           <w:highlight w:val="yellow"/>
-        </w:rPr>
-        <w:t>827A/QĐ-TTMN ngày 14/10/2025</w:t>
+          <w:lang w:val="en-US"/>
+        </w:rPr>
+        <w:t>pursuantToDec</w:t>
+      </w:r>
+      <w:r>
+        <w:rPr>
+          <w:rFonts w:hint="default" w:ascii="Times New Roman" w:hAnsi="Times New Roman" w:eastAsia="Times New Roman" w:cs="Times New Roman"/>
+          <w:b w:val="0"/>
+          <w:bCs w:val="0"/>
+          <w:i/>
+          <w:iCs w:val="0"/>
+          <w:color w:val="000000"/>
+          <w:sz w:val="28"/>
+          <w:szCs w:val="28"/>
+          <w:lang w:val="en-US"/>
+        </w:rPr>
+        <w:t>_TT</w:t>
+      </w:r>
+      <w:r>
+        <w:rPr>
+          <w:rFonts w:hint="default" w:ascii="Times New Roman" w:hAnsi="Times New Roman" w:cs="Times New Roman"/>
+          <w:b w:val="0"/>
+          <w:bCs w:val="0"/>
+          <w:i/>
+          <w:iCs w:val="0"/>
+          <w:color w:val="000000"/>
+          <w:sz w:val="28"/>
+          <w:szCs w:val="28"/>
+          <w:lang w:val="en-US"/>
+        </w:rPr>
+        <w:t>MN</w:t>
+      </w:r>
+      <w:r>
+        <w:rPr>
+          <w:rFonts w:hint="default" w:ascii="Times New Roman" w:hAnsi="Times New Roman" w:eastAsia="Times New Roman" w:cs="Times New Roman"/>
+          <w:b w:val="0"/>
+          <w:bCs w:val="0"/>
+          <w:i/>
+          <w:iCs w:val="0"/>
+          <w:color w:val="000000"/>
+          <w:sz w:val="28"/>
+          <w:szCs w:val="28"/>
+          <w:lang w:val="en-US"/>
+        </w:rPr>
+        <w:t>.no}</w:t>
+      </w:r>
+      <w:r>
+        <w:rPr>
+          <w:rFonts w:hint="default" w:ascii="Times New Roman" w:hAnsi="Times New Roman" w:eastAsia="Times New Roman" w:cs="Times New Roman"/>
+          <w:b w:val="0"/>
+          <w:bCs w:val="0"/>
+          <w:i/>
+          <w:iCs w:val="0"/>
+          <w:color w:val="000000"/>
+          <w:sz w:val="28"/>
+          <w:szCs w:val="28"/>
+          <w:highlight w:val="none"/>
+          <w:lang w:val="nl-NL"/>
+        </w:rPr>
+        <w:t xml:space="preserve"> ngày </w:t>
+      </w:r>
+      <w:r>
+        <w:rPr>
+          <w:rFonts w:hint="default" w:ascii="Times New Roman" w:hAnsi="Times New Roman" w:eastAsia="Times New Roman" w:cs="Times New Roman"/>
+          <w:b w:val="0"/>
+          <w:bCs w:val="0"/>
+          <w:i/>
+          <w:iCs w:val="0"/>
+          <w:color w:val="000000"/>
+          <w:sz w:val="28"/>
+          <w:szCs w:val="28"/>
+          <w:highlight w:val="none"/>
+          <w:lang w:val="en-US"/>
+        </w:rPr>
+        <w:t>{</w:t>
+      </w:r>
+      <w:r>
+        <w:rPr>
+          <w:rFonts w:hint="default" w:ascii="Times New Roman" w:hAnsi="Times New Roman" w:eastAsia="Times New Roman" w:cs="Times New Roman"/>
+          <w:b w:val="0"/>
+          <w:bCs w:val="0"/>
+          <w:i/>
+          <w:iCs w:val="0"/>
+          <w:color w:val="000000"/>
+          <w:sz w:val="28"/>
+          <w:szCs w:val="28"/>
+          <w:highlight w:val="yellow"/>
+          <w:lang w:val="en-US"/>
+        </w:rPr>
+        <w:t>pursuantToDec</w:t>
+      </w:r>
+      <w:r>
+        <w:rPr>
+          <w:rFonts w:hint="default" w:ascii="Times New Roman" w:hAnsi="Times New Roman" w:eastAsia="Times New Roman" w:cs="Times New Roman"/>
+          <w:b w:val="0"/>
+          <w:bCs w:val="0"/>
+          <w:i/>
+          <w:iCs w:val="0"/>
+          <w:color w:val="000000"/>
+          <w:sz w:val="28"/>
+          <w:szCs w:val="28"/>
+          <w:lang w:val="en-US"/>
+        </w:rPr>
+        <w:t>_TT</w:t>
+      </w:r>
+      <w:r>
+        <w:rPr>
+          <w:rFonts w:hint="default" w:ascii="Times New Roman" w:hAnsi="Times New Roman" w:cs="Times New Roman"/>
+          <w:b w:val="0"/>
+          <w:bCs w:val="0"/>
+          <w:i/>
+          <w:iCs w:val="0"/>
+          <w:color w:val="000000"/>
+          <w:sz w:val="28"/>
+          <w:szCs w:val="28"/>
+          <w:lang w:val="en-US"/>
+        </w:rPr>
+        <w:t>MN</w:t>
+      </w:r>
+      <w:r>
+        <w:rPr>
+          <w:rFonts w:hint="default" w:ascii="Times New Roman" w:hAnsi="Times New Roman" w:eastAsia="Times New Roman" w:cs="Times New Roman"/>
+          <w:b w:val="0"/>
+          <w:bCs w:val="0"/>
+          <w:i/>
+          <w:iCs w:val="0"/>
+          <w:color w:val="000000"/>
+          <w:sz w:val="28"/>
+          <w:szCs w:val="28"/>
+          <w:highlight w:val="none"/>
+          <w:lang w:val="en-US"/>
+        </w:rPr>
+        <w:t>.date}</w:t>
       </w:r>
       <w:r>
         <w:rPr>
@@ -1041,11 +1328,34 @@
       </w:r>
       <w:r>
         <w:rPr>
+          <w:rFonts w:hint="default"/>
           <w:i/>
+          <w:color w:val="000000"/>
+          <w:spacing w:val="-4"/>
+          <w:lang w:val="en-US"/>
+        </w:rPr>
+        <w:t>{</w:t>
+      </w:r>
+      <w:r>
+        <w:rPr>
+          <w:rFonts w:hint="default"/>
+          <w:i/>
+          <w:color w:val="000000"/>
+          <w:spacing w:val="-4"/>
           <w:highlight w:val="yellow"/>
-          <w:lang w:val="pt-BR"/>
-        </w:rPr>
-        <w:t>Sửa chữa Bó vỉa betong đường vào Kho Xăng dầu</w:t>
+          <w:lang w:val="en-US"/>
+        </w:rPr>
+        <w:t>name</w:t>
+      </w:r>
+      <w:r>
+        <w:rPr>
+          <w:rFonts w:hint="default"/>
+          <w:i/>
+          <w:color w:val="000000"/>
+          <w:spacing w:val="-4"/>
+          <w:lang w:val="en-US"/>
+        </w:rPr>
+        <w:t>}</w:t>
       </w:r>
       <w:r>
         <w:rPr>
@@ -1197,14 +1507,40 @@
       </w:r>
       <w:r>
         <w:rPr>
+          <w:rFonts w:hint="default" w:eastAsia="SimSun"/>
           <w:b w:val="0"/>
           <w:i/>
           <w:iCs/>
           <w:color w:val="auto"/>
+          <w:szCs w:val="22"/>
+          <w:lang w:val="en-US"/>
+        </w:rPr>
+        <w:t>{</w:t>
+      </w:r>
+      <w:r>
+        <w:rPr>
+          <w:rFonts w:hint="default" w:eastAsia="SimSun"/>
+          <w:b w:val="0"/>
+          <w:i/>
+          <w:iCs/>
+          <w:color w:val="auto"/>
+          <w:szCs w:val="22"/>
           <w:highlight w:val="yellow"/>
-          <w:lang w:val="pt-BR"/>
-        </w:rPr>
-        <w:t>Sửa chữa Bó vỉa betong đường vào Kho Xăng dầu</w:t>
+          <w:lang w:val="en-US"/>
+        </w:rPr>
+        <w:t>name</w:t>
+      </w:r>
+      <w:r>
+        <w:rPr>
+          <w:rFonts w:hint="default" w:eastAsia="SimSun"/>
+          <w:b w:val="0"/>
+          <w:i/>
+          <w:iCs/>
+          <w:color w:val="auto"/>
+          <w:szCs w:val="22"/>
+          <w:lang w:val="en-US"/>
+        </w:rPr>
+        <w:t>}</w:t>
       </w:r>
       <w:r>
         <w:rPr>
@@ -1244,11 +1580,30 @@
       </w:r>
       <w:r>
         <w:rPr>
+          <w:rFonts w:hint="default"/>
+          <w:i/>
+          <w:highlight w:val="none"/>
+          <w:lang w:val="en-US"/>
+        </w:rPr>
+        <w:t>{</w:t>
+      </w:r>
+      <w:r>
+        <w:rPr>
+          <w:rFonts w:hint="default"/>
           <w:i/>
           <w:highlight w:val="yellow"/>
-          <w:lang w:val="pt-BR"/>
-        </w:rPr>
-        <w:t>Sửa chữa Bó vỉa betong đường vào Kho Xăng dầu</w:t>
+          <w:lang w:val="en-US"/>
+        </w:rPr>
+        <w:t>name</w:t>
+      </w:r>
+      <w:r>
+        <w:rPr>
+          <w:rFonts w:hint="default"/>
+          <w:i/>
+          <w:highlight w:val="none"/>
+          <w:lang w:val="en-US"/>
+        </w:rPr>
+        <w:t>}</w:t>
       </w:r>
       <w:r>
         <w:rPr>
@@ -1269,7 +1624,14 @@
         <w:rPr>
           <w:lang w:val="nl-NL"/>
         </w:rPr>
-        <w:t>Công ty TNHH Đầu tư Xây dựng HDK</w:t>
+        <w:t xml:space="preserve">Công ty </w:t>
+      </w:r>
+      <w:r>
+        <w:rPr>
+          <w:highlight w:val="yellow"/>
+          <w:lang w:val="nl-NL"/>
+        </w:rPr>
+        <w:t>TNHH Đầu tư Xây dựng HDK</w:t>
       </w:r>
       <w:r>
         <w:rPr>
@@ -1330,11 +1692,31 @@
       </w:r>
       <w:r>
         <w:rPr>
+          <w:rFonts w:hint="default"/>
           <w:i/>
+          <w:spacing w:val="-6"/>
+          <w:lang w:val="en-US"/>
+        </w:rPr>
+        <w:t>{</w:t>
+      </w:r>
+      <w:r>
+        <w:rPr>
+          <w:rFonts w:hint="default"/>
+          <w:i/>
+          <w:spacing w:val="-6"/>
           <w:highlight w:val="yellow"/>
-          <w:lang w:val="pt-BR"/>
-        </w:rPr>
-        <w:t>Sửa chữa Bó vỉa betong đường vào Kho Xăng dầu</w:t>
+          <w:lang w:val="en-US"/>
+        </w:rPr>
+        <w:t>name</w:t>
+      </w:r>
+      <w:r>
+        <w:rPr>
+          <w:rFonts w:hint="default"/>
+          <w:i/>
+          <w:spacing w:val="-6"/>
+          <w:lang w:val="en-US"/>
+        </w:rPr>
+        <w:t>}</w:t>
       </w:r>
       <w:r>
         <w:rPr>
@@ -1426,8 +1808,9 @@
         <w:ind w:firstLine="709"/>
         <w:jc w:val="both"/>
         <w:rPr>
+          <w:rFonts w:hint="default"/>
           <w:spacing w:val="8"/>
-          <w:lang w:val="pt-BR"/>
+          <w:lang w:val="en-US"/>
         </w:rPr>
       </w:pPr>
       <w:r>
@@ -1447,18 +1830,40 @@
       </w:r>
       <w:r>
         <w:rPr>
+          <w:rFonts w:hint="default"/>
           <w:i/>
+          <w:iCs/>
+          <w:spacing w:val="8"/>
+          <w:lang w:val="en-US"/>
+        </w:rPr>
+        <w:t>{</w:t>
+      </w:r>
+      <w:r>
+        <w:rPr>
+          <w:rFonts w:hint="default"/>
+          <w:i/>
+          <w:iCs/>
           <w:spacing w:val="8"/>
           <w:highlight w:val="yellow"/>
-          <w:lang w:val="pt-BR"/>
-        </w:rPr>
-        <w:t>Sửa chữa Bó vỉa betong đường vào Kho Xăng dầu</w:t>
-      </w:r>
-      <w:r>
-        <w:rPr>
+          <w:lang w:val="en-US"/>
+        </w:rPr>
+        <w:t>name</w:t>
+      </w:r>
+      <w:r>
+        <w:rPr>
+          <w:rFonts w:hint="default"/>
+          <w:i/>
+          <w:iCs/>
           <w:spacing w:val="8"/>
-          <w:highlight w:val="yellow"/>
-          <w:lang w:val="pt-BR"/>
+          <w:lang w:val="en-US"/>
+        </w:rPr>
+        <w:t>}</w:t>
+      </w:r>
+      <w:r>
+        <w:rPr>
+          <w:rFonts w:hint="default"/>
+          <w:spacing w:val="8"/>
+          <w:lang w:val="en-US"/>
         </w:rPr>
         <w:t>.</w:t>
       </w:r>
@@ -1521,6 +1926,10 @@
         <w:spacing w:before="120" w:line="360" w:lineRule="exact"/>
         <w:ind w:firstLine="709"/>
         <w:jc w:val="both"/>
+        <w:rPr>
+          <w:rFonts w:hint="default"/>
+          <w:lang w:val="en-US"/>
+        </w:rPr>
       </w:pPr>
       <w:bookmarkStart w:id="2" w:name="_Hlk179223018"/>
       <w:r>
@@ -1528,31 +1937,25 @@
       </w:r>
       <w:r>
         <w:rPr>
-          <w:bCs/>
-          <w:kern w:val="16"/>
+          <w:rFonts w:hint="default"/>
+          <w:lang w:val="en-US"/>
+        </w:rPr>
+        <w:t>{</w:t>
+      </w:r>
+      <w:r>
+        <w:rPr>
+          <w:rFonts w:hint="default"/>
           <w:highlight w:val="yellow"/>
-        </w:rPr>
-        <w:t xml:space="preserve">Bó vỉa betong đường vào Kho xăng dầu </w:t>
-      </w:r>
-      <w:r>
-        <w:rPr>
-          <w:highlight w:val="yellow"/>
-        </w:rPr>
-        <w:t>chất lượng bê tông xuống cấp</w:t>
-      </w:r>
-      <w:r>
-        <w:rPr>
-          <w:bCs/>
-          <w:kern w:val="16"/>
-          <w:highlight w:val="yellow"/>
-        </w:rPr>
-        <w:t xml:space="preserve">, </w:t>
-      </w:r>
-      <w:r>
-        <w:rPr>
-          <w:highlight w:val="yellow"/>
-        </w:rPr>
-        <w:t>nhiều vị trí sụt lún nứt gãy.</w:t>
+          <w:lang w:val="en-US"/>
+        </w:rPr>
+        <w:t>existingConditionOfTheStructure</w:t>
+      </w:r>
+      <w:r>
+        <w:rPr>
+          <w:rFonts w:hint="default"/>
+          <w:lang w:val="en-US"/>
+        </w:rPr>
+        <w:t>}.</w:t>
       </w:r>
     </w:p>
     <w:p>
@@ -1560,15 +1963,37 @@
         <w:spacing w:before="80" w:after="40"/>
         <w:ind w:firstLine="709"/>
         <w:jc w:val="both"/>
+        <w:rPr>
+          <w:rFonts w:hint="default"/>
+          <w:lang w:val="en-US"/>
+        </w:rPr>
       </w:pPr>
       <w:r>
         <w:t xml:space="preserve">+ Nội dung sửa chữa: </w:t>
       </w:r>
       <w:r>
         <w:rPr>
+          <w:rFonts w:hint="default"/>
+          <w:lang w:val="en-US"/>
+        </w:rPr>
+        <w:t>{</w:t>
+      </w:r>
+      <w:bookmarkStart w:id="6" w:name="_GoBack"/>
+      <w:r>
+        <w:rPr>
+          <w:rFonts w:hint="default"/>
           <w:highlight w:val="yellow"/>
-        </w:rPr>
-        <w:t>Phá dỡ bó vỉa cũ, đổ betong Bó vỉa mới theo tiêu chuẩn kỹ thuật và Bản vẽ thiết kế.</w:t>
+          <w:lang w:val="en-US"/>
+        </w:rPr>
+        <w:t>repairScope</w:t>
+      </w:r>
+      <w:bookmarkEnd w:id="6"/>
+      <w:r>
+        <w:rPr>
+          <w:rFonts w:hint="default"/>
+          <w:lang w:val="en-US"/>
+        </w:rPr>
+        <w:t>}.</w:t>
       </w:r>
     </w:p>
     <w:p>
@@ -1913,10 +2338,6 @@
             <w:right w:w="108" w:type="dxa"/>
           </w:tblCellMar>
         </w:tblPrEx>
-        <w:trPr>
-          <w:wBefore w:w="0" w:type="dxa"/>
-          <w:wAfter w:w="0" w:type="dxa"/>
-        </w:trPr>
         <w:tc>
           <w:tcPr>
             <w:tcW w:w="851" w:type="dxa"/>
@@ -2128,8 +2549,6 @@
           </w:tblCellMar>
         </w:tblPrEx>
         <w:trPr>
-          <w:wBefore w:w="0" w:type="dxa"/>
-          <w:wAfter w:w="0" w:type="dxa"/>
           <w:trHeight w:val="735" w:hRule="atLeast"/>
         </w:trPr>
         <w:tc>
@@ -2317,8 +2736,6 @@
           </w:tblCellMar>
         </w:tblPrEx>
         <w:trPr>
-          <w:wBefore w:w="0" w:type="dxa"/>
-          <w:wAfter w:w="0" w:type="dxa"/>
           <w:trHeight w:val="729" w:hRule="atLeast"/>
         </w:trPr>
         <w:tc>
@@ -2492,8 +2909,6 @@
           </w:tblCellMar>
         </w:tblPrEx>
         <w:trPr>
-          <w:wBefore w:w="0" w:type="dxa"/>
-          <w:wAfter w:w="0" w:type="dxa"/>
           <w:trHeight w:val="453" w:hRule="atLeast"/>
         </w:trPr>
         <w:tc>
@@ -2675,10 +3090,6 @@
             <w:right w:w="108" w:type="dxa"/>
           </w:tblCellMar>
         </w:tblPrEx>
-        <w:trPr>
-          <w:wBefore w:w="0" w:type="dxa"/>
-          <w:wAfter w:w="0" w:type="dxa"/>
-        </w:trPr>
         <w:tc>
           <w:tcPr>
             <w:tcW w:w="851" w:type="dxa"/>
@@ -2818,10 +3229,6 @@
             <w:right w:w="108" w:type="dxa"/>
           </w:tblCellMar>
         </w:tblPrEx>
-        <w:trPr>
-          <w:wBefore w:w="0" w:type="dxa"/>
-          <w:wAfter w:w="0" w:type="dxa"/>
-        </w:trPr>
         <w:tc>
           <w:tcPr>
             <w:tcW w:w="851" w:type="dxa"/>
@@ -2916,10 +3323,6 @@
             <w:right w:w="108" w:type="dxa"/>
           </w:tblCellMar>
         </w:tblPrEx>
-        <w:trPr>
-          <w:wBefore w:w="0" w:type="dxa"/>
-          <w:wAfter w:w="0" w:type="dxa"/>
-        </w:trPr>
         <w:tc>
           <w:tcPr>
             <w:tcW w:w="6720" w:type="dxa"/>
@@ -3084,10 +3487,6 @@
             <w:right w:w="0" w:type="dxa"/>
           </w:tblCellMar>
         </w:tblPrEx>
-        <w:trPr>
-          <w:wBefore w:w="0" w:type="dxa"/>
-          <w:wAfter w:w="0" w:type="dxa"/>
-        </w:trPr>
         <w:tc>
           <w:tcPr>
             <w:tcW w:w="240" w:type="pct"/>
@@ -3657,6 +4056,306 @@
                 <w:color w:val="000000"/>
                 <w:sz w:val="18"/>
                 <w:szCs w:val="18"/>
+                <w:vertAlign w:val="superscript"/>
+              </w:rPr>
+            </w:pPr>
+          </w:p>
+        </w:tc>
+      </w:tr>
+      <w:tr>
+        <w:tblPrEx>
+          <w:tblBorders>
+            <w:top w:val="single" w:color="auto" w:sz="4" w:space="0"/>
+            <w:left w:val="single" w:color="auto" w:sz="4" w:space="0"/>
+            <w:bottom w:val="single" w:color="auto" w:sz="4" w:space="0"/>
+            <w:right w:val="single" w:color="auto" w:sz="4" w:space="0"/>
+            <w:insideH w:val="single" w:color="auto" w:sz="4" w:space="0"/>
+            <w:insideV w:val="single" w:color="auto" w:sz="4" w:space="0"/>
+          </w:tblBorders>
+          <w:tblCellMar>
+            <w:top w:w="0" w:type="dxa"/>
+            <w:left w:w="0" w:type="dxa"/>
+            <w:bottom w:w="0" w:type="dxa"/>
+            <w:right w:w="0" w:type="dxa"/>
+          </w:tblCellMar>
+        </w:tblPrEx>
+        <w:tc>
+          <w:tcPr>
+            <w:tcW w:w="240" w:type="pct"/>
+            <w:vMerge w:val="continue"/>
+            <w:tcBorders>
+              <w:top w:val="single" w:color="auto" w:sz="4" w:space="0"/>
+              <w:left w:val="single" w:color="auto" w:sz="4" w:space="0"/>
+              <w:bottom w:val="single" w:color="auto" w:sz="4" w:space="0"/>
+              <w:right w:val="single" w:color="auto" w:sz="4" w:space="0"/>
+            </w:tcBorders>
+            <w:noWrap w:val="0"/>
+            <w:vAlign w:val="center"/>
+          </w:tcPr>
+          <w:p>
+            <w:pPr>
+              <w:spacing w:before="120" w:after="120"/>
+              <w:rPr>
+                <w:b/>
+                <w:bCs/>
+                <w:color w:val="000000"/>
+                <w:sz w:val="24"/>
+              </w:rPr>
+            </w:pPr>
+          </w:p>
+        </w:tc>
+        <w:tc>
+          <w:tcPr>
+            <w:tcW w:w="585" w:type="pct"/>
+            <w:vMerge w:val="continue"/>
+            <w:tcBorders>
+              <w:top w:val="single" w:color="auto" w:sz="4" w:space="0"/>
+              <w:left w:val="single" w:color="auto" w:sz="4" w:space="0"/>
+              <w:bottom w:val="single" w:color="auto" w:sz="4" w:space="0"/>
+              <w:right w:val="single" w:color="auto" w:sz="4" w:space="0"/>
+            </w:tcBorders>
+            <w:noWrap w:val="0"/>
+            <w:vAlign w:val="center"/>
+          </w:tcPr>
+          <w:p>
+            <w:pPr>
+              <w:spacing w:before="120" w:after="120"/>
+              <w:rPr>
+                <w:b/>
+                <w:bCs/>
+                <w:color w:val="000000"/>
+                <w:sz w:val="24"/>
+              </w:rPr>
+            </w:pPr>
+          </w:p>
+        </w:tc>
+        <w:tc>
+          <w:tcPr>
+            <w:tcW w:w="378" w:type="pct"/>
+            <w:tcBorders>
+              <w:top w:val="single" w:color="auto" w:sz="4" w:space="0"/>
+              <w:left w:val="single" w:color="auto" w:sz="4" w:space="0"/>
+              <w:bottom w:val="single" w:color="auto" w:sz="4" w:space="0"/>
+              <w:right w:val="single" w:color="auto" w:sz="4" w:space="0"/>
+            </w:tcBorders>
+            <w:noWrap w:val="0"/>
+            <w:tcMar>
+              <w:top w:w="0" w:type="dxa"/>
+              <w:left w:w="108" w:type="dxa"/>
+              <w:bottom w:w="0" w:type="dxa"/>
+              <w:right w:w="108" w:type="dxa"/>
+            </w:tcMar>
+            <w:vAlign w:val="center"/>
+          </w:tcPr>
+          <w:p>
+            <w:pPr>
+              <w:spacing w:before="120" w:after="120"/>
+              <w:jc w:val="center"/>
+              <w:rPr>
+                <w:b/>
+                <w:iCs/>
+                <w:color w:val="000000"/>
+                <w:sz w:val="20"/>
+                <w:szCs w:val="20"/>
+              </w:rPr>
+            </w:pPr>
+            <w:r>
+              <w:rPr>
+                <w:b/>
+                <w:iCs/>
+                <w:color w:val="000000"/>
+                <w:sz w:val="20"/>
+                <w:szCs w:val="20"/>
+              </w:rPr>
+              <w:t>Tên gói thầu</w:t>
+            </w:r>
+          </w:p>
+        </w:tc>
+        <w:tc>
+          <w:tcPr>
+            <w:tcW w:w="772" w:type="pct"/>
+            <w:tcBorders>
+              <w:top w:val="single" w:color="auto" w:sz="4" w:space="0"/>
+              <w:left w:val="single" w:color="auto" w:sz="4" w:space="0"/>
+              <w:bottom w:val="single" w:color="auto" w:sz="4" w:space="0"/>
+              <w:right w:val="single" w:color="auto" w:sz="4" w:space="0"/>
+            </w:tcBorders>
+            <w:noWrap w:val="0"/>
+            <w:vAlign w:val="center"/>
+          </w:tcPr>
+          <w:p>
+            <w:pPr>
+              <w:spacing w:before="120" w:after="120"/>
+              <w:jc w:val="center"/>
+              <w:rPr>
+                <w:b/>
+                <w:iCs/>
+                <w:color w:val="000000"/>
+                <w:sz w:val="20"/>
+                <w:szCs w:val="20"/>
+              </w:rPr>
+            </w:pPr>
+            <w:r>
+              <w:rPr>
+                <w:b/>
+                <w:iCs/>
+                <w:color w:val="000000"/>
+                <w:sz w:val="20"/>
+                <w:szCs w:val="20"/>
+              </w:rPr>
+              <w:t>Tóm tắt công việc chính của gói thầu</w:t>
+            </w:r>
+          </w:p>
+        </w:tc>
+        <w:tc>
+          <w:tcPr>
+            <w:tcW w:w="774" w:type="pct"/>
+            <w:vMerge w:val="continue"/>
+            <w:tcBorders>
+              <w:top w:val="single" w:color="auto" w:sz="4" w:space="0"/>
+              <w:left w:val="single" w:color="auto" w:sz="4" w:space="0"/>
+              <w:bottom w:val="single" w:color="auto" w:sz="4" w:space="0"/>
+              <w:right w:val="single" w:color="auto" w:sz="4" w:space="0"/>
+            </w:tcBorders>
+            <w:noWrap w:val="0"/>
+            <w:vAlign w:val="center"/>
+          </w:tcPr>
+          <w:p>
+            <w:pPr>
+              <w:spacing w:before="120" w:after="120"/>
+              <w:rPr>
+                <w:b/>
+                <w:bCs/>
+                <w:color w:val="000000"/>
+                <w:sz w:val="24"/>
+                <w:vertAlign w:val="superscript"/>
+              </w:rPr>
+            </w:pPr>
+          </w:p>
+        </w:tc>
+        <w:tc>
+          <w:tcPr>
+            <w:tcW w:w="459" w:type="pct"/>
+            <w:vMerge w:val="continue"/>
+            <w:tcBorders>
+              <w:top w:val="single" w:color="auto" w:sz="4" w:space="0"/>
+              <w:left w:val="single" w:color="auto" w:sz="4" w:space="0"/>
+              <w:bottom w:val="single" w:color="auto" w:sz="4" w:space="0"/>
+              <w:right w:val="single" w:color="auto" w:sz="4" w:space="0"/>
+            </w:tcBorders>
+            <w:noWrap w:val="0"/>
+            <w:vAlign w:val="center"/>
+          </w:tcPr>
+          <w:p>
+            <w:pPr>
+              <w:spacing w:before="120" w:after="120"/>
+              <w:rPr>
+                <w:b/>
+                <w:bCs/>
+                <w:color w:val="000000"/>
+                <w:sz w:val="24"/>
+              </w:rPr>
+            </w:pPr>
+          </w:p>
+        </w:tc>
+        <w:tc>
+          <w:tcPr>
+            <w:tcW w:w="410" w:type="pct"/>
+            <w:vMerge w:val="continue"/>
+            <w:tcBorders>
+              <w:top w:val="single" w:color="auto" w:sz="4" w:space="0"/>
+              <w:left w:val="single" w:color="auto" w:sz="4" w:space="0"/>
+              <w:bottom w:val="single" w:color="auto" w:sz="4" w:space="0"/>
+              <w:right w:val="single" w:color="auto" w:sz="4" w:space="0"/>
+            </w:tcBorders>
+            <w:noWrap w:val="0"/>
+            <w:vAlign w:val="center"/>
+          </w:tcPr>
+          <w:p>
+            <w:pPr>
+              <w:spacing w:before="120" w:after="120"/>
+              <w:rPr>
+                <w:b/>
+                <w:bCs/>
+                <w:color w:val="000000"/>
+                <w:sz w:val="24"/>
+              </w:rPr>
+            </w:pPr>
+          </w:p>
+        </w:tc>
+        <w:tc>
+          <w:tcPr>
+            <w:tcW w:w="410" w:type="pct"/>
+            <w:vMerge w:val="continue"/>
+            <w:tcBorders>
+              <w:top w:val="single" w:color="auto" w:sz="4" w:space="0"/>
+              <w:left w:val="single" w:color="auto" w:sz="4" w:space="0"/>
+              <w:bottom w:val="single" w:color="auto" w:sz="4" w:space="0"/>
+              <w:right w:val="single" w:color="auto" w:sz="4" w:space="0"/>
+            </w:tcBorders>
+            <w:noWrap w:val="0"/>
+            <w:vAlign w:val="center"/>
+          </w:tcPr>
+          <w:p>
+            <w:pPr>
+              <w:spacing w:before="120" w:after="120"/>
+              <w:rPr>
+                <w:b/>
+                <w:bCs/>
+                <w:color w:val="000000"/>
+                <w:sz w:val="24"/>
+                <w:vertAlign w:val="superscript"/>
+              </w:rPr>
+            </w:pPr>
+          </w:p>
+        </w:tc>
+        <w:tc>
+          <w:tcPr>
+            <w:tcW w:w="521" w:type="pct"/>
+            <w:vMerge w:val="continue"/>
+            <w:tcBorders>
+              <w:top w:val="single" w:color="auto" w:sz="4" w:space="0"/>
+              <w:left w:val="single" w:color="auto" w:sz="4" w:space="0"/>
+              <w:bottom w:val="single" w:color="auto" w:sz="4" w:space="0"/>
+              <w:right w:val="single" w:color="auto" w:sz="4" w:space="0"/>
+            </w:tcBorders>
+            <w:noWrap w:val="0"/>
+            <w:vAlign w:val="center"/>
+          </w:tcPr>
+          <w:p>
+            <w:pPr>
+              <w:spacing w:before="120" w:after="120"/>
+              <w:rPr>
+                <w:b/>
+                <w:bCs/>
+                <w:color w:val="000000"/>
+                <w:sz w:val="24"/>
+                <w:vertAlign w:val="superscript"/>
+              </w:rPr>
+            </w:pPr>
+          </w:p>
+        </w:tc>
+        <w:tc>
+          <w:tcPr>
+            <w:tcW w:w="450" w:type="pct"/>
+            <w:vMerge w:val="continue"/>
+            <w:tcBorders>
+              <w:top w:val="single" w:color="auto" w:sz="4" w:space="0"/>
+              <w:left w:val="single" w:color="auto" w:sz="4" w:space="0"/>
+              <w:bottom w:val="single" w:color="auto" w:sz="4" w:space="0"/>
+              <w:right w:val="single" w:color="auto" w:sz="4" w:space="0"/>
+            </w:tcBorders>
+            <w:noWrap w:val="0"/>
+            <w:vAlign w:val="center"/>
+          </w:tcPr>
+          <w:p>
+            <w:pPr>
+              <w:spacing w:before="120" w:after="120"/>
+              <w:rPr>
+                <w:b/>
+                <w:bCs/>
+                <w:color w:val="000000"/>
+                <w:sz w:val="24"/>
                 <w:vertAlign w:val="superscript"/>
               </w:rPr>
             </w:pPr>
@@ -3681,13 +4380,11 @@
           </w:tblCellMar>
         </w:tblPrEx>
         <w:trPr>
-          <w:wBefore w:w="0" w:type="dxa"/>
-          <w:wAfter w:w="0" w:type="dxa"/>
+          <w:trHeight w:val="1225" w:hRule="atLeast"/>
         </w:trPr>
         <w:tc>
           <w:tcPr>
             <w:tcW w:w="240" w:type="pct"/>
-            <w:vMerge w:val="continue"/>
             <w:tcBorders>
               <w:top w:val="single" w:color="auto" w:sz="4" w:space="0"/>
               <w:left w:val="single" w:color="auto" w:sz="4" w:space="0"/>
@@ -3700,19 +4397,24 @@
           <w:p>
             <w:pPr>
               <w:spacing w:before="120" w:after="120"/>
-              <w:rPr>
-                <w:b/>
-                <w:bCs/>
-                <w:color w:val="000000"/>
-                <w:sz w:val="24"/>
-              </w:rPr>
-            </w:pPr>
+              <w:jc w:val="center"/>
+              <w:rPr>
+                <w:sz w:val="22"/>
+                <w:szCs w:val="22"/>
+              </w:rPr>
+            </w:pPr>
+            <w:r>
+              <w:rPr>
+                <w:sz w:val="22"/>
+                <w:szCs w:val="22"/>
+              </w:rPr>
+              <w:t>1</w:t>
+            </w:r>
           </w:p>
         </w:tc>
         <w:tc>
           <w:tcPr>
             <w:tcW w:w="585" w:type="pct"/>
-            <w:vMerge w:val="continue"/>
             <w:tcBorders>
               <w:top w:val="single" w:color="auto" w:sz="4" w:space="0"/>
               <w:left w:val="single" w:color="auto" w:sz="4" w:space="0"/>
@@ -3725,13 +4427,21 @@
           <w:p>
             <w:pPr>
               <w:spacing w:before="120" w:after="120"/>
-              <w:rPr>
-                <w:b/>
-                <w:bCs/>
-                <w:color w:val="000000"/>
-                <w:sz w:val="24"/>
-              </w:rPr>
-            </w:pPr>
+              <w:jc w:val="center"/>
+              <w:rPr>
+                <w:bCs/>
+                <w:sz w:val="22"/>
+                <w:szCs w:val="22"/>
+              </w:rPr>
+            </w:pPr>
+            <w:r>
+              <w:rPr>
+                <w:bCs/>
+                <w:sz w:val="22"/>
+                <w:szCs w:val="22"/>
+              </w:rPr>
+              <w:t>Công ty Trực thăng Miền Nam</w:t>
+            </w:r>
           </w:p>
         </w:tc>
         <w:tc>
@@ -3744,6 +4454,221 @@
               <w:right w:val="single" w:color="auto" w:sz="4" w:space="0"/>
             </w:tcBorders>
             <w:noWrap w:val="0"/>
+            <w:vAlign w:val="center"/>
+          </w:tcPr>
+          <w:p>
+            <w:pPr>
+              <w:spacing w:before="120" w:after="120"/>
+              <w:jc w:val="center"/>
+              <w:rPr>
+                <w:sz w:val="22"/>
+                <w:szCs w:val="22"/>
+              </w:rPr>
+            </w:pPr>
+            <w:r>
+              <w:rPr>
+                <w:bCs/>
+                <w:sz w:val="22"/>
+                <w:szCs w:val="22"/>
+              </w:rPr>
+              <w:t>Thi công sửa chữa</w:t>
+            </w:r>
+          </w:p>
+        </w:tc>
+        <w:tc>
+          <w:tcPr>
+            <w:tcW w:w="772" w:type="pct"/>
+            <w:tcBorders>
+              <w:top w:val="single" w:color="auto" w:sz="4" w:space="0"/>
+              <w:left w:val="single" w:color="auto" w:sz="4" w:space="0"/>
+              <w:bottom w:val="single" w:color="auto" w:sz="4" w:space="0"/>
+              <w:right w:val="single" w:color="auto" w:sz="4" w:space="0"/>
+            </w:tcBorders>
+            <w:noWrap w:val="0"/>
+            <w:vAlign w:val="center"/>
+          </w:tcPr>
+          <w:p>
+            <w:pPr>
+              <w:spacing w:before="120" w:after="120"/>
+              <w:jc w:val="center"/>
+              <w:rPr>
+                <w:sz w:val="22"/>
+                <w:szCs w:val="22"/>
+              </w:rPr>
+            </w:pPr>
+            <w:r>
+              <w:rPr>
+                <w:sz w:val="22"/>
+                <w:szCs w:val="22"/>
+              </w:rPr>
+              <w:t>Thực hiện công tác sửa chữa theo hồ sơ thiết kế, dự toán</w:t>
+            </w:r>
+          </w:p>
+        </w:tc>
+        <w:tc>
+          <w:tcPr>
+            <w:tcW w:w="774" w:type="pct"/>
+            <w:tcBorders>
+              <w:top w:val="single" w:color="auto" w:sz="4" w:space="0"/>
+              <w:left w:val="single" w:color="auto" w:sz="4" w:space="0"/>
+              <w:bottom w:val="single" w:color="auto" w:sz="4" w:space="0"/>
+              <w:right w:val="single" w:color="auto" w:sz="4" w:space="0"/>
+            </w:tcBorders>
+            <w:noWrap w:val="0"/>
+            <w:vAlign w:val="center"/>
+          </w:tcPr>
+          <w:p>
+            <w:pPr>
+              <w:spacing w:before="120" w:after="120"/>
+              <w:jc w:val="center"/>
+              <w:rPr>
+                <w:sz w:val="22"/>
+                <w:szCs w:val="22"/>
+                <w:highlight w:val="yellow"/>
+              </w:rPr>
+            </w:pPr>
+            <w:r>
+              <w:rPr>
+                <w:sz w:val="22"/>
+                <w:szCs w:val="22"/>
+                <w:highlight w:val="yellow"/>
+              </w:rPr>
+              <w:t>743.756.519</w:t>
+            </w:r>
+          </w:p>
+        </w:tc>
+        <w:tc>
+          <w:tcPr>
+            <w:tcW w:w="459" w:type="pct"/>
+            <w:tcBorders>
+              <w:top w:val="single" w:color="auto" w:sz="4" w:space="0"/>
+              <w:left w:val="single" w:color="auto" w:sz="4" w:space="0"/>
+              <w:bottom w:val="single" w:color="auto" w:sz="4" w:space="0"/>
+              <w:right w:val="single" w:color="auto" w:sz="4" w:space="0"/>
+            </w:tcBorders>
+            <w:noWrap w:val="0"/>
+            <w:vAlign w:val="center"/>
+          </w:tcPr>
+          <w:p>
+            <w:pPr>
+              <w:spacing w:before="120" w:after="120"/>
+              <w:jc w:val="center"/>
+              <w:rPr>
+                <w:bCs/>
+                <w:sz w:val="22"/>
+                <w:szCs w:val="22"/>
+              </w:rPr>
+            </w:pPr>
+            <w:r>
+              <w:rPr>
+                <w:sz w:val="22"/>
+                <w:szCs w:val="22"/>
+              </w:rPr>
+              <w:t xml:space="preserve">Chi phí SXKD năm </w:t>
+            </w:r>
+            <w:r>
+              <w:rPr>
+                <w:sz w:val="22"/>
+                <w:szCs w:val="22"/>
+                <w:highlight w:val="yellow"/>
+              </w:rPr>
+              <w:t>2025</w:t>
+            </w:r>
+          </w:p>
+        </w:tc>
+        <w:tc>
+          <w:tcPr>
+            <w:tcW w:w="410" w:type="pct"/>
+            <w:tcBorders>
+              <w:top w:val="single" w:color="auto" w:sz="4" w:space="0"/>
+              <w:left w:val="single" w:color="auto" w:sz="4" w:space="0"/>
+              <w:bottom w:val="single" w:color="auto" w:sz="4" w:space="0"/>
+              <w:right w:val="single" w:color="auto" w:sz="4" w:space="0"/>
+            </w:tcBorders>
+            <w:noWrap w:val="0"/>
+            <w:vAlign w:val="center"/>
+          </w:tcPr>
+          <w:p>
+            <w:pPr>
+              <w:jc w:val="center"/>
+              <w:rPr>
+                <w:bCs/>
+                <w:sz w:val="22"/>
+                <w:szCs w:val="22"/>
+              </w:rPr>
+            </w:pPr>
+            <w:r>
+              <w:rPr>
+                <w:bCs/>
+                <w:sz w:val="22"/>
+                <w:szCs w:val="22"/>
+              </w:rPr>
+              <w:t>Chỉ định thầu</w:t>
+            </w:r>
+          </w:p>
+          <w:p>
+            <w:pPr>
+              <w:spacing w:after="120"/>
+              <w:jc w:val="center"/>
+              <w:rPr>
+                <w:bCs/>
+                <w:sz w:val="22"/>
+                <w:szCs w:val="22"/>
+              </w:rPr>
+            </w:pPr>
+            <w:r>
+              <w:rPr>
+                <w:bCs/>
+                <w:sz w:val="22"/>
+                <w:szCs w:val="22"/>
+              </w:rPr>
+              <w:t>rút gọn</w:t>
+            </w:r>
+          </w:p>
+        </w:tc>
+        <w:tc>
+          <w:tcPr>
+            <w:tcW w:w="410" w:type="pct"/>
+            <w:tcBorders>
+              <w:top w:val="single" w:color="auto" w:sz="4" w:space="0"/>
+              <w:left w:val="single" w:color="auto" w:sz="4" w:space="0"/>
+              <w:bottom w:val="single" w:color="auto" w:sz="4" w:space="0"/>
+              <w:right w:val="single" w:color="auto" w:sz="4" w:space="0"/>
+            </w:tcBorders>
+            <w:noWrap w:val="0"/>
+            <w:vAlign w:val="center"/>
+          </w:tcPr>
+          <w:p>
+            <w:pPr>
+              <w:spacing w:before="120" w:after="120"/>
+              <w:jc w:val="center"/>
+              <w:rPr>
+                <w:bCs/>
+                <w:sz w:val="22"/>
+                <w:szCs w:val="22"/>
+              </w:rPr>
+            </w:pPr>
+            <w:r>
+              <w:rPr>
+                <w:bCs/>
+                <w:sz w:val="22"/>
+                <w:szCs w:val="22"/>
+                <w:highlight w:val="yellow"/>
+              </w:rPr>
+              <w:t>Tháng 10/2025</w:t>
+            </w:r>
+          </w:p>
+        </w:tc>
+        <w:tc>
+          <w:tcPr>
+            <w:tcW w:w="521" w:type="pct"/>
+            <w:tcBorders>
+              <w:top w:val="single" w:color="auto" w:sz="4" w:space="0"/>
+              <w:left w:val="single" w:color="auto" w:sz="4" w:space="0"/>
+              <w:bottom w:val="single" w:color="auto" w:sz="4" w:space="0"/>
+              <w:right w:val="single" w:color="auto" w:sz="4" w:space="0"/>
+            </w:tcBorders>
+            <w:noWrap w:val="0"/>
             <w:tcMar>
               <w:top w:w="0" w:type="dxa"/>
               <w:left w:w="108" w:type="dxa"/>
@@ -3757,28 +4682,24 @@
               <w:spacing w:before="120" w:after="120"/>
               <w:jc w:val="center"/>
               <w:rPr>
-                <w:b/>
-                <w:iCs/>
-                <w:color w:val="000000"/>
-                <w:sz w:val="20"/>
-                <w:szCs w:val="20"/>
-              </w:rPr>
-            </w:pPr>
-            <w:r>
-              <w:rPr>
-                <w:b/>
-                <w:iCs/>
-                <w:color w:val="000000"/>
-                <w:sz w:val="20"/>
-                <w:szCs w:val="20"/>
-              </w:rPr>
-              <w:t>Tên gói thầu</w:t>
-            </w:r>
-          </w:p>
-        </w:tc>
-        <w:tc>
-          <w:tcPr>
-            <w:tcW w:w="772" w:type="pct"/>
+                <w:bCs/>
+                <w:sz w:val="22"/>
+                <w:szCs w:val="22"/>
+              </w:rPr>
+            </w:pPr>
+            <w:r>
+              <w:rPr>
+                <w:bCs/>
+                <w:sz w:val="22"/>
+                <w:szCs w:val="22"/>
+              </w:rPr>
+              <w:t>Trọn gói</w:t>
+            </w:r>
+          </w:p>
+        </w:tc>
+        <w:tc>
+          <w:tcPr>
+            <w:tcW w:w="450" w:type="pct"/>
             <w:tcBorders>
               <w:top w:val="single" w:color="auto" w:sz="4" w:space="0"/>
               <w:left w:val="single" w:color="auto" w:sz="4" w:space="0"/>
@@ -3786,6 +4707,12 @@
               <w:right w:val="single" w:color="auto" w:sz="4" w:space="0"/>
             </w:tcBorders>
             <w:noWrap w:val="0"/>
+            <w:tcMar>
+              <w:top w:w="0" w:type="dxa"/>
+              <w:left w:w="108" w:type="dxa"/>
+              <w:bottom w:w="0" w:type="dxa"/>
+              <w:right w:w="108" w:type="dxa"/>
+            </w:tcMar>
             <w:vAlign w:val="center"/>
           </w:tcPr>
           <w:p>
@@ -3793,177 +4720,20 @@
               <w:spacing w:before="120" w:after="120"/>
               <w:jc w:val="center"/>
               <w:rPr>
-                <w:b/>
-                <w:iCs/>
-                <w:color w:val="000000"/>
-                <w:sz w:val="20"/>
-                <w:szCs w:val="20"/>
-              </w:rPr>
-            </w:pPr>
-            <w:r>
-              <w:rPr>
-                <w:b/>
-                <w:iCs/>
-                <w:color w:val="000000"/>
-                <w:sz w:val="20"/>
-                <w:szCs w:val="20"/>
-              </w:rPr>
-              <w:t>Tóm tắt công việc chính của gói thầu</w:t>
-            </w:r>
-          </w:p>
-        </w:tc>
-        <w:tc>
-          <w:tcPr>
-            <w:tcW w:w="774" w:type="pct"/>
-            <w:vMerge w:val="continue"/>
-            <w:tcBorders>
-              <w:top w:val="single" w:color="auto" w:sz="4" w:space="0"/>
-              <w:left w:val="single" w:color="auto" w:sz="4" w:space="0"/>
-              <w:bottom w:val="single" w:color="auto" w:sz="4" w:space="0"/>
-              <w:right w:val="single" w:color="auto" w:sz="4" w:space="0"/>
-            </w:tcBorders>
-            <w:noWrap w:val="0"/>
-            <w:vAlign w:val="center"/>
-          </w:tcPr>
-          <w:p>
-            <w:pPr>
-              <w:spacing w:before="120" w:after="120"/>
-              <w:rPr>
-                <w:b/>
-                <w:bCs/>
-                <w:color w:val="000000"/>
-                <w:sz w:val="24"/>
-                <w:vertAlign w:val="superscript"/>
-              </w:rPr>
-            </w:pPr>
-          </w:p>
-        </w:tc>
-        <w:tc>
-          <w:tcPr>
-            <w:tcW w:w="459" w:type="pct"/>
-            <w:vMerge w:val="continue"/>
-            <w:tcBorders>
-              <w:top w:val="single" w:color="auto" w:sz="4" w:space="0"/>
-              <w:left w:val="single" w:color="auto" w:sz="4" w:space="0"/>
-              <w:bottom w:val="single" w:color="auto" w:sz="4" w:space="0"/>
-              <w:right w:val="single" w:color="auto" w:sz="4" w:space="0"/>
-            </w:tcBorders>
-            <w:noWrap w:val="0"/>
-            <w:vAlign w:val="center"/>
-          </w:tcPr>
-          <w:p>
-            <w:pPr>
-              <w:spacing w:before="120" w:after="120"/>
-              <w:rPr>
-                <w:b/>
-                <w:bCs/>
-                <w:color w:val="000000"/>
-                <w:sz w:val="24"/>
-              </w:rPr>
-            </w:pPr>
-          </w:p>
-        </w:tc>
-        <w:tc>
-          <w:tcPr>
-            <w:tcW w:w="410" w:type="pct"/>
-            <w:vMerge w:val="continue"/>
-            <w:tcBorders>
-              <w:top w:val="single" w:color="auto" w:sz="4" w:space="0"/>
-              <w:left w:val="single" w:color="auto" w:sz="4" w:space="0"/>
-              <w:bottom w:val="single" w:color="auto" w:sz="4" w:space="0"/>
-              <w:right w:val="single" w:color="auto" w:sz="4" w:space="0"/>
-            </w:tcBorders>
-            <w:noWrap w:val="0"/>
-            <w:vAlign w:val="center"/>
-          </w:tcPr>
-          <w:p>
-            <w:pPr>
-              <w:spacing w:before="120" w:after="120"/>
-              <w:rPr>
-                <w:b/>
-                <w:bCs/>
-                <w:color w:val="000000"/>
-                <w:sz w:val="24"/>
-              </w:rPr>
-            </w:pPr>
-          </w:p>
-        </w:tc>
-        <w:tc>
-          <w:tcPr>
-            <w:tcW w:w="410" w:type="pct"/>
-            <w:vMerge w:val="continue"/>
-            <w:tcBorders>
-              <w:top w:val="single" w:color="auto" w:sz="4" w:space="0"/>
-              <w:left w:val="single" w:color="auto" w:sz="4" w:space="0"/>
-              <w:bottom w:val="single" w:color="auto" w:sz="4" w:space="0"/>
-              <w:right w:val="single" w:color="auto" w:sz="4" w:space="0"/>
-            </w:tcBorders>
-            <w:noWrap w:val="0"/>
-            <w:vAlign w:val="center"/>
-          </w:tcPr>
-          <w:p>
-            <w:pPr>
-              <w:spacing w:before="120" w:after="120"/>
-              <w:rPr>
-                <w:b/>
-                <w:bCs/>
-                <w:color w:val="000000"/>
-                <w:sz w:val="24"/>
-                <w:vertAlign w:val="superscript"/>
-              </w:rPr>
-            </w:pPr>
-          </w:p>
-        </w:tc>
-        <w:tc>
-          <w:tcPr>
-            <w:tcW w:w="521" w:type="pct"/>
-            <w:vMerge w:val="continue"/>
-            <w:tcBorders>
-              <w:top w:val="single" w:color="auto" w:sz="4" w:space="0"/>
-              <w:left w:val="single" w:color="auto" w:sz="4" w:space="0"/>
-              <w:bottom w:val="single" w:color="auto" w:sz="4" w:space="0"/>
-              <w:right w:val="single" w:color="auto" w:sz="4" w:space="0"/>
-            </w:tcBorders>
-            <w:noWrap w:val="0"/>
-            <w:vAlign w:val="center"/>
-          </w:tcPr>
-          <w:p>
-            <w:pPr>
-              <w:spacing w:before="120" w:after="120"/>
-              <w:rPr>
-                <w:b/>
-                <w:bCs/>
-                <w:color w:val="000000"/>
-                <w:sz w:val="24"/>
-                <w:vertAlign w:val="superscript"/>
-              </w:rPr>
-            </w:pPr>
-          </w:p>
-        </w:tc>
-        <w:tc>
-          <w:tcPr>
-            <w:tcW w:w="450" w:type="pct"/>
-            <w:vMerge w:val="continue"/>
-            <w:tcBorders>
-              <w:top w:val="single" w:color="auto" w:sz="4" w:space="0"/>
-              <w:left w:val="single" w:color="auto" w:sz="4" w:space="0"/>
-              <w:bottom w:val="single" w:color="auto" w:sz="4" w:space="0"/>
-              <w:right w:val="single" w:color="auto" w:sz="4" w:space="0"/>
-            </w:tcBorders>
-            <w:noWrap w:val="0"/>
-            <w:vAlign w:val="center"/>
-          </w:tcPr>
-          <w:p>
-            <w:pPr>
-              <w:spacing w:before="120" w:after="120"/>
-              <w:rPr>
-                <w:b/>
-                <w:bCs/>
-                <w:color w:val="000000"/>
-                <w:sz w:val="24"/>
-                <w:vertAlign w:val="superscript"/>
-              </w:rPr>
-            </w:pPr>
+                <w:bCs/>
+                <w:sz w:val="22"/>
+                <w:szCs w:val="22"/>
+              </w:rPr>
+            </w:pPr>
+            <w:r>
+              <w:rPr>
+                <w:bCs/>
+                <w:sz w:val="22"/>
+                <w:szCs w:val="22"/>
+                <w:highlight w:val="yellow"/>
+              </w:rPr>
+              <w:t>30 ngày</w:t>
+            </w:r>
           </w:p>
         </w:tc>
       </w:tr>
@@ -3985,385 +4755,6 @@
           </w:tblCellMar>
         </w:tblPrEx>
         <w:trPr>
-          <w:wBefore w:w="0" w:type="dxa"/>
-          <w:wAfter w:w="0" w:type="dxa"/>
-          <w:trHeight w:val="1225" w:hRule="atLeast"/>
-        </w:trPr>
-        <w:tc>
-          <w:tcPr>
-            <w:tcW w:w="240" w:type="pct"/>
-            <w:tcBorders>
-              <w:top w:val="single" w:color="auto" w:sz="4" w:space="0"/>
-              <w:left w:val="single" w:color="auto" w:sz="4" w:space="0"/>
-              <w:bottom w:val="single" w:color="auto" w:sz="4" w:space="0"/>
-              <w:right w:val="single" w:color="auto" w:sz="4" w:space="0"/>
-            </w:tcBorders>
-            <w:noWrap w:val="0"/>
-            <w:vAlign w:val="center"/>
-          </w:tcPr>
-          <w:p>
-            <w:pPr>
-              <w:spacing w:before="120" w:after="120"/>
-              <w:jc w:val="center"/>
-              <w:rPr>
-                <w:sz w:val="22"/>
-                <w:szCs w:val="22"/>
-              </w:rPr>
-            </w:pPr>
-            <w:r>
-              <w:rPr>
-                <w:sz w:val="22"/>
-                <w:szCs w:val="22"/>
-              </w:rPr>
-              <w:t>1</w:t>
-            </w:r>
-          </w:p>
-        </w:tc>
-        <w:tc>
-          <w:tcPr>
-            <w:tcW w:w="585" w:type="pct"/>
-            <w:tcBorders>
-              <w:top w:val="single" w:color="auto" w:sz="4" w:space="0"/>
-              <w:left w:val="single" w:color="auto" w:sz="4" w:space="0"/>
-              <w:bottom w:val="single" w:color="auto" w:sz="4" w:space="0"/>
-              <w:right w:val="single" w:color="auto" w:sz="4" w:space="0"/>
-            </w:tcBorders>
-            <w:noWrap w:val="0"/>
-            <w:vAlign w:val="center"/>
-          </w:tcPr>
-          <w:p>
-            <w:pPr>
-              <w:spacing w:before="120" w:after="120"/>
-              <w:jc w:val="center"/>
-              <w:rPr>
-                <w:bCs/>
-                <w:sz w:val="22"/>
-                <w:szCs w:val="22"/>
-              </w:rPr>
-            </w:pPr>
-            <w:r>
-              <w:rPr>
-                <w:bCs/>
-                <w:sz w:val="22"/>
-                <w:szCs w:val="22"/>
-              </w:rPr>
-              <w:t>Công ty Trực thăng Miền Nam</w:t>
-            </w:r>
-          </w:p>
-        </w:tc>
-        <w:tc>
-          <w:tcPr>
-            <w:tcW w:w="378" w:type="pct"/>
-            <w:tcBorders>
-              <w:top w:val="single" w:color="auto" w:sz="4" w:space="0"/>
-              <w:left w:val="single" w:color="auto" w:sz="4" w:space="0"/>
-              <w:bottom w:val="single" w:color="auto" w:sz="4" w:space="0"/>
-              <w:right w:val="single" w:color="auto" w:sz="4" w:space="0"/>
-            </w:tcBorders>
-            <w:noWrap w:val="0"/>
-            <w:vAlign w:val="center"/>
-          </w:tcPr>
-          <w:p>
-            <w:pPr>
-              <w:spacing w:before="120" w:after="120"/>
-              <w:jc w:val="center"/>
-              <w:rPr>
-                <w:sz w:val="22"/>
-                <w:szCs w:val="22"/>
-              </w:rPr>
-            </w:pPr>
-            <w:r>
-              <w:rPr>
-                <w:bCs/>
-                <w:sz w:val="22"/>
-                <w:szCs w:val="22"/>
-              </w:rPr>
-              <w:t>Thi công sửa chữa</w:t>
-            </w:r>
-          </w:p>
-        </w:tc>
-        <w:tc>
-          <w:tcPr>
-            <w:tcW w:w="772" w:type="pct"/>
-            <w:tcBorders>
-              <w:top w:val="single" w:color="auto" w:sz="4" w:space="0"/>
-              <w:left w:val="single" w:color="auto" w:sz="4" w:space="0"/>
-              <w:bottom w:val="single" w:color="auto" w:sz="4" w:space="0"/>
-              <w:right w:val="single" w:color="auto" w:sz="4" w:space="0"/>
-            </w:tcBorders>
-            <w:noWrap w:val="0"/>
-            <w:vAlign w:val="center"/>
-          </w:tcPr>
-          <w:p>
-            <w:pPr>
-              <w:spacing w:before="120" w:after="120"/>
-              <w:jc w:val="center"/>
-              <w:rPr>
-                <w:sz w:val="22"/>
-                <w:szCs w:val="22"/>
-              </w:rPr>
-            </w:pPr>
-            <w:r>
-              <w:rPr>
-                <w:sz w:val="22"/>
-                <w:szCs w:val="22"/>
-              </w:rPr>
-              <w:t>Thực hiện công tác sửa chữa theo hồ sơ thiết kế, dự toán</w:t>
-            </w:r>
-          </w:p>
-        </w:tc>
-        <w:tc>
-          <w:tcPr>
-            <w:tcW w:w="774" w:type="pct"/>
-            <w:tcBorders>
-              <w:top w:val="single" w:color="auto" w:sz="4" w:space="0"/>
-              <w:left w:val="single" w:color="auto" w:sz="4" w:space="0"/>
-              <w:bottom w:val="single" w:color="auto" w:sz="4" w:space="0"/>
-              <w:right w:val="single" w:color="auto" w:sz="4" w:space="0"/>
-            </w:tcBorders>
-            <w:noWrap w:val="0"/>
-            <w:vAlign w:val="center"/>
-          </w:tcPr>
-          <w:p>
-            <w:pPr>
-              <w:spacing w:before="120" w:after="120"/>
-              <w:jc w:val="center"/>
-              <w:rPr>
-                <w:sz w:val="22"/>
-                <w:szCs w:val="22"/>
-                <w:highlight w:val="yellow"/>
-              </w:rPr>
-            </w:pPr>
-            <w:r>
-              <w:rPr>
-                <w:sz w:val="22"/>
-                <w:szCs w:val="22"/>
-                <w:highlight w:val="yellow"/>
-              </w:rPr>
-              <w:t>743.756.519</w:t>
-            </w:r>
-          </w:p>
-        </w:tc>
-        <w:tc>
-          <w:tcPr>
-            <w:tcW w:w="459" w:type="pct"/>
-            <w:tcBorders>
-              <w:top w:val="single" w:color="auto" w:sz="4" w:space="0"/>
-              <w:left w:val="single" w:color="auto" w:sz="4" w:space="0"/>
-              <w:bottom w:val="single" w:color="auto" w:sz="4" w:space="0"/>
-              <w:right w:val="single" w:color="auto" w:sz="4" w:space="0"/>
-            </w:tcBorders>
-            <w:noWrap w:val="0"/>
-            <w:vAlign w:val="center"/>
-          </w:tcPr>
-          <w:p>
-            <w:pPr>
-              <w:spacing w:before="120" w:after="120"/>
-              <w:jc w:val="center"/>
-              <w:rPr>
-                <w:bCs/>
-                <w:sz w:val="22"/>
-                <w:szCs w:val="22"/>
-              </w:rPr>
-            </w:pPr>
-            <w:r>
-              <w:rPr>
-                <w:sz w:val="22"/>
-                <w:szCs w:val="22"/>
-              </w:rPr>
-              <w:t xml:space="preserve">Chi phí SXKD năm </w:t>
-            </w:r>
-            <w:r>
-              <w:rPr>
-                <w:sz w:val="22"/>
-                <w:szCs w:val="22"/>
-                <w:highlight w:val="yellow"/>
-              </w:rPr>
-              <w:t>2025</w:t>
-            </w:r>
-          </w:p>
-        </w:tc>
-        <w:tc>
-          <w:tcPr>
-            <w:tcW w:w="410" w:type="pct"/>
-            <w:tcBorders>
-              <w:top w:val="single" w:color="auto" w:sz="4" w:space="0"/>
-              <w:left w:val="single" w:color="auto" w:sz="4" w:space="0"/>
-              <w:bottom w:val="single" w:color="auto" w:sz="4" w:space="0"/>
-              <w:right w:val="single" w:color="auto" w:sz="4" w:space="0"/>
-            </w:tcBorders>
-            <w:noWrap w:val="0"/>
-            <w:vAlign w:val="center"/>
-          </w:tcPr>
-          <w:p>
-            <w:pPr>
-              <w:jc w:val="center"/>
-              <w:rPr>
-                <w:bCs/>
-                <w:sz w:val="22"/>
-                <w:szCs w:val="22"/>
-              </w:rPr>
-            </w:pPr>
-            <w:r>
-              <w:rPr>
-                <w:bCs/>
-                <w:sz w:val="22"/>
-                <w:szCs w:val="22"/>
-              </w:rPr>
-              <w:t>Chỉ định thầu</w:t>
-            </w:r>
-          </w:p>
-          <w:p>
-            <w:pPr>
-              <w:spacing w:after="120"/>
-              <w:jc w:val="center"/>
-              <w:rPr>
-                <w:bCs/>
-                <w:sz w:val="22"/>
-                <w:szCs w:val="22"/>
-              </w:rPr>
-            </w:pPr>
-            <w:r>
-              <w:rPr>
-                <w:bCs/>
-                <w:sz w:val="22"/>
-                <w:szCs w:val="22"/>
-              </w:rPr>
-              <w:t>rút gọn</w:t>
-            </w:r>
-          </w:p>
-        </w:tc>
-        <w:tc>
-          <w:tcPr>
-            <w:tcW w:w="410" w:type="pct"/>
-            <w:tcBorders>
-              <w:top w:val="single" w:color="auto" w:sz="4" w:space="0"/>
-              <w:left w:val="single" w:color="auto" w:sz="4" w:space="0"/>
-              <w:bottom w:val="single" w:color="auto" w:sz="4" w:space="0"/>
-              <w:right w:val="single" w:color="auto" w:sz="4" w:space="0"/>
-            </w:tcBorders>
-            <w:noWrap w:val="0"/>
-            <w:vAlign w:val="center"/>
-          </w:tcPr>
-          <w:p>
-            <w:pPr>
-              <w:spacing w:before="120" w:after="120"/>
-              <w:jc w:val="center"/>
-              <w:rPr>
-                <w:bCs/>
-                <w:sz w:val="22"/>
-                <w:szCs w:val="22"/>
-              </w:rPr>
-            </w:pPr>
-            <w:r>
-              <w:rPr>
-                <w:bCs/>
-                <w:sz w:val="22"/>
-                <w:szCs w:val="22"/>
-                <w:highlight w:val="yellow"/>
-              </w:rPr>
-              <w:t>Tháng 10/2025</w:t>
-            </w:r>
-          </w:p>
-        </w:tc>
-        <w:tc>
-          <w:tcPr>
-            <w:tcW w:w="521" w:type="pct"/>
-            <w:tcBorders>
-              <w:top w:val="single" w:color="auto" w:sz="4" w:space="0"/>
-              <w:left w:val="single" w:color="auto" w:sz="4" w:space="0"/>
-              <w:bottom w:val="single" w:color="auto" w:sz="4" w:space="0"/>
-              <w:right w:val="single" w:color="auto" w:sz="4" w:space="0"/>
-            </w:tcBorders>
-            <w:noWrap w:val="0"/>
-            <w:tcMar>
-              <w:top w:w="0" w:type="dxa"/>
-              <w:left w:w="108" w:type="dxa"/>
-              <w:bottom w:w="0" w:type="dxa"/>
-              <w:right w:w="108" w:type="dxa"/>
-            </w:tcMar>
-            <w:vAlign w:val="center"/>
-          </w:tcPr>
-          <w:p>
-            <w:pPr>
-              <w:spacing w:before="120" w:after="120"/>
-              <w:jc w:val="center"/>
-              <w:rPr>
-                <w:bCs/>
-                <w:sz w:val="22"/>
-                <w:szCs w:val="22"/>
-              </w:rPr>
-            </w:pPr>
-            <w:r>
-              <w:rPr>
-                <w:bCs/>
-                <w:sz w:val="22"/>
-                <w:szCs w:val="22"/>
-              </w:rPr>
-              <w:t>Trọn gói</w:t>
-            </w:r>
-          </w:p>
-        </w:tc>
-        <w:tc>
-          <w:tcPr>
-            <w:tcW w:w="450" w:type="pct"/>
-            <w:tcBorders>
-              <w:top w:val="single" w:color="auto" w:sz="4" w:space="0"/>
-              <w:left w:val="single" w:color="auto" w:sz="4" w:space="0"/>
-              <w:bottom w:val="single" w:color="auto" w:sz="4" w:space="0"/>
-              <w:right w:val="single" w:color="auto" w:sz="4" w:space="0"/>
-            </w:tcBorders>
-            <w:noWrap w:val="0"/>
-            <w:tcMar>
-              <w:top w:w="0" w:type="dxa"/>
-              <w:left w:w="108" w:type="dxa"/>
-              <w:bottom w:w="0" w:type="dxa"/>
-              <w:right w:w="108" w:type="dxa"/>
-            </w:tcMar>
-            <w:vAlign w:val="center"/>
-          </w:tcPr>
-          <w:p>
-            <w:pPr>
-              <w:spacing w:before="120" w:after="120"/>
-              <w:jc w:val="center"/>
-              <w:rPr>
-                <w:bCs/>
-                <w:sz w:val="22"/>
-                <w:szCs w:val="22"/>
-              </w:rPr>
-            </w:pPr>
-            <w:r>
-              <w:rPr>
-                <w:bCs/>
-                <w:sz w:val="22"/>
-                <w:szCs w:val="22"/>
-                <w:highlight w:val="yellow"/>
-              </w:rPr>
-              <w:t>30 ngày</w:t>
-            </w:r>
-          </w:p>
-        </w:tc>
-      </w:tr>
-      <w:tr>
-        <w:tblPrEx>
-          <w:tblBorders>
-            <w:top w:val="single" w:color="auto" w:sz="4" w:space="0"/>
-            <w:left w:val="single" w:color="auto" w:sz="4" w:space="0"/>
-            <w:bottom w:val="single" w:color="auto" w:sz="4" w:space="0"/>
-            <w:right w:val="single" w:color="auto" w:sz="4" w:space="0"/>
-            <w:insideH w:val="single" w:color="auto" w:sz="4" w:space="0"/>
-            <w:insideV w:val="single" w:color="auto" w:sz="4" w:space="0"/>
-          </w:tblBorders>
-          <w:tblCellMar>
-            <w:top w:w="0" w:type="dxa"/>
-            <w:left w:w="0" w:type="dxa"/>
-            <w:bottom w:w="0" w:type="dxa"/>
-            <w:right w:w="0" w:type="dxa"/>
-          </w:tblCellMar>
-        </w:tblPrEx>
-        <w:trPr>
-          <w:wBefore w:w="0" w:type="dxa"/>
-          <w:wAfter w:w="0" w:type="dxa"/>
           <w:trHeight w:val="344" w:hRule="atLeast"/>
         </w:trPr>
         <w:tc>
@@ -4862,10 +5253,6 @@
             <w:right w:w="108" w:type="dxa"/>
           </w:tblCellMar>
         </w:tblPrEx>
-        <w:trPr>
-          <w:wBefore w:w="0" w:type="dxa"/>
-          <w:wAfter w:w="0" w:type="dxa"/>
-        </w:trPr>
         <w:tc>
           <w:tcPr>
             <w:tcW w:w="815" w:type="dxa"/>
@@ -4964,10 +5351,6 @@
             <w:right w:w="108" w:type="dxa"/>
           </w:tblCellMar>
         </w:tblPrEx>
-        <w:trPr>
-          <w:wBefore w:w="0" w:type="dxa"/>
-          <w:wAfter w:w="0" w:type="dxa"/>
-        </w:trPr>
         <w:tc>
           <w:tcPr>
             <w:tcW w:w="815" w:type="dxa"/>
@@ -5048,10 +5431,6 @@
             <w:right w:w="108" w:type="dxa"/>
           </w:tblCellMar>
         </w:tblPrEx>
-        <w:trPr>
-          <w:wBefore w:w="0" w:type="dxa"/>
-          <w:wAfter w:w="0" w:type="dxa"/>
-        </w:trPr>
         <w:tc>
           <w:tcPr>
             <w:tcW w:w="7197" w:type="dxa"/>
@@ -5185,9 +5564,6 @@
             <w:right w:w="108" w:type="dxa"/>
           </w:tblCellMar>
         </w:tblPrEx>
-        <w:trPr>
-          <w:wBefore w:w="0" w:type="dxa"/>
-        </w:trPr>
         <w:tc>
           <w:tcPr>
             <w:tcW w:w="817" w:type="dxa"/>
@@ -5287,9 +5663,6 @@
             <w:right w:w="108" w:type="dxa"/>
           </w:tblCellMar>
         </w:tblPrEx>
-        <w:trPr>
-          <w:wBefore w:w="0" w:type="dxa"/>
-        </w:trPr>
         <w:tc>
           <w:tcPr>
             <w:tcW w:w="817" w:type="dxa"/>
@@ -5380,9 +5753,6 @@
             <w:right w:w="108" w:type="dxa"/>
           </w:tblCellMar>
         </w:tblPrEx>
-        <w:trPr>
-          <w:wBefore w:w="0" w:type="dxa"/>
-        </w:trPr>
         <w:tc>
           <w:tcPr>
             <w:tcW w:w="817" w:type="dxa"/>
@@ -5467,9 +5837,6 @@
             <w:insideV w:val="single" w:color="000000" w:sz="4" w:space="0"/>
           </w:tblBorders>
         </w:tblPrEx>
-        <w:trPr>
-          <w:wBefore w:w="0" w:type="dxa"/>
-        </w:trPr>
         <w:tc>
           <w:tcPr>
             <w:tcW w:w="817" w:type="dxa"/>
@@ -5555,9 +5922,6 @@
             <w:right w:w="108" w:type="dxa"/>
           </w:tblCellMar>
         </w:tblPrEx>
-        <w:trPr>
-          <w:wBefore w:w="0" w:type="dxa"/>
-        </w:trPr>
         <w:tc>
           <w:tcPr>
             <w:tcW w:w="817" w:type="dxa"/>
@@ -5648,9 +6012,6 @@
             <w:right w:w="108" w:type="dxa"/>
           </w:tblCellMar>
         </w:tblPrEx>
-        <w:trPr>
-          <w:wBefore w:w="0" w:type="dxa"/>
-        </w:trPr>
         <w:tc>
           <w:tcPr>
             <w:tcW w:w="7338" w:type="dxa"/>
@@ -5723,9 +6084,6 @@
             <w:right w:w="108" w:type="dxa"/>
           </w:tblCellMar>
         </w:tblPrEx>
-        <w:trPr>
-          <w:wBefore w:w="0" w:type="dxa"/>
-        </w:trPr>
         <w:tc>
           <w:tcPr>
             <w:tcW w:w="7338" w:type="dxa"/>
@@ -5853,10 +6211,6 @@
             <w:right w:w="108" w:type="dxa"/>
           </w:tblCellMar>
         </w:tblPrEx>
-        <w:trPr>
-          <w:wBefore w:w="0" w:type="dxa"/>
-          <w:wAfter w:w="0" w:type="dxa"/>
-        </w:trPr>
         <w:tc>
           <w:tcPr>
             <w:tcW w:w="1951" w:type="dxa"/>
@@ -6234,7 +6588,6 @@
     <w:r>
       <w:rPr>
         <w:rStyle w:val="11"/>
-        <w:lang/>
       </w:rPr>
       <w:t>4</w:t>
     </w:r>
@@ -6341,8 +6694,8 @@
     <w:lsdException w:unhideWhenUsed="0" w:uiPriority="0" w:semiHidden="0" w:name="Normal Indent"/>
     <w:lsdException w:unhideWhenUsed="0" w:uiPriority="0" w:semiHidden="0" w:name="footnote text"/>
     <w:lsdException w:unhideWhenUsed="0" w:uiPriority="0" w:semiHidden="0" w:name="annotation text"/>
-    <w:lsdException w:unhideWhenUsed="0" w:uiPriority="0" w:semiHidden="0" w:name="header"/>
-    <w:lsdException w:unhideWhenUsed="0" w:uiPriority="0" w:semiHidden="0" w:name="footer"/>
+    <w:lsdException w:qFormat="1" w:unhideWhenUsed="0" w:uiPriority="0" w:semiHidden="0" w:name="header"/>
+    <w:lsdException w:qFormat="1" w:unhideWhenUsed="0" w:uiPriority="0" w:semiHidden="0" w:name="footer"/>
     <w:lsdException w:unhideWhenUsed="0" w:uiPriority="0" w:semiHidden="0" w:name="index heading"/>
     <w:lsdException w:qFormat="1" w:uiPriority="0" w:name="caption"/>
     <w:lsdException w:unhideWhenUsed="0" w:uiPriority="0" w:semiHidden="0" w:name="table of figures"/>
@@ -6364,7 +6717,7 @@
     <w:lsdException w:unhideWhenUsed="0" w:uiPriority="0" w:semiHidden="0" w:name="List 3"/>
     <w:lsdException w:unhideWhenUsed="0" w:uiPriority="0" w:semiHidden="0" w:name="List 4"/>
     <w:lsdException w:unhideWhenUsed="0" w:uiPriority="0" w:semiHidden="0" w:name="List 5"/>
-    <w:lsdException w:unhideWhenUsed="0" w:uiPriority="0" w:semiHidden="0" w:name="List Bullet 2"/>
+    <w:lsdException w:qFormat="1" w:unhideWhenUsed="0" w:uiPriority="0" w:semiHidden="0" w:name="List Bullet 2"/>
     <w:lsdException w:unhideWhenUsed="0" w:uiPriority="0" w:semiHidden="0" w:name="List Bullet 3"/>
     <w:lsdException w:unhideWhenUsed="0" w:uiPriority="0" w:semiHidden="0" w:name="List Bullet 4"/>
     <w:lsdException w:unhideWhenUsed="0" w:uiPriority="0" w:semiHidden="0" w:name="List Bullet 5"/>
@@ -6375,8 +6728,8 @@
     <w:lsdException w:qFormat="1" w:unhideWhenUsed="0" w:uiPriority="0" w:semiHidden="0" w:name="Title"/>
     <w:lsdException w:unhideWhenUsed="0" w:uiPriority="0" w:semiHidden="0" w:name="Closing"/>
     <w:lsdException w:unhideWhenUsed="0" w:uiPriority="0" w:semiHidden="0" w:name="Signature"/>
-    <w:lsdException w:unhideWhenUsed="0" w:uiPriority="0" w:name="Default Paragraph Font"/>
-    <w:lsdException w:unhideWhenUsed="0" w:uiPriority="0" w:semiHidden="0" w:name="Body Text"/>
+    <w:lsdException w:qFormat="1" w:unhideWhenUsed="0" w:uiPriority="0" w:name="Default Paragraph Font"/>
+    <w:lsdException w:qFormat="1" w:unhideWhenUsed="0" w:uiPriority="0" w:semiHidden="0" w:name="Body Text"/>
     <w:lsdException w:unhideWhenUsed="0" w:uiPriority="0" w:semiHidden="0" w:name="Body Text Indent"/>
     <w:lsdException w:unhideWhenUsed="0" w:uiPriority="0" w:semiHidden="0" w:name="List Continue"/>
     <w:lsdException w:unhideWhenUsed="0" w:uiPriority="0" w:semiHidden="0" w:name="List Continue 2"/>
@@ -6413,7 +6766,7 @@
     <w:lsdException w:unhideWhenUsed="0" w:uiPriority="0" w:semiHidden="0" w:name="HTML Sample"/>
     <w:lsdException w:unhideWhenUsed="0" w:uiPriority="0" w:semiHidden="0" w:name="HTML Typewriter"/>
     <w:lsdException w:unhideWhenUsed="0" w:uiPriority="0" w:semiHidden="0" w:name="HTML Variable"/>
-    <w:lsdException w:unhideWhenUsed="0" w:uiPriority="0" w:name="Normal Table"/>
+    <w:lsdException w:qFormat="1" w:unhideWhenUsed="0" w:uiPriority="0" w:name="Normal Table"/>
     <w:lsdException w:unhideWhenUsed="0" w:uiPriority="0" w:semiHidden="0" w:name="annotation subject"/>
     <w:lsdException w:unhideWhenUsed="0" w:uiPriority="0" w:semiHidden="0" w:name="Table Simple 1"/>
     <w:lsdException w:unhideWhenUsed="0" w:uiPriority="0" w:semiHidden="0" w:name="Table Simple 2"/>
@@ -6457,113 +6810,114 @@
     <w:lsdException w:unhideWhenUsed="0" w:uiPriority="0" w:semiHidden="0" w:name="Table Web 1"/>
     <w:lsdException w:unhideWhenUsed="0" w:uiPriority="0" w:semiHidden="0" w:name="Table Web 2"/>
     <w:lsdException w:unhideWhenUsed="0" w:uiPriority="0" w:semiHidden="0" w:name="Table Web 3"/>
-    <w:lsdException w:unhideWhenUsed="0" w:uiPriority="0" w:semiHidden="0" w:name="Balloon Text"/>
+    <w:lsdException w:qFormat="1" w:unhideWhenUsed="0" w:uiPriority="0" w:semiHidden="0" w:name="Balloon Text"/>
     <w:lsdException w:unhideWhenUsed="0" w:uiPriority="0" w:semiHidden="0" w:name="Table Grid"/>
     <w:lsdException w:unhideWhenUsed="0" w:uiPriority="0" w:semiHidden="0" w:name="Table Theme"/>
-    <w:lsdException w:uiPriority="60" w:name="Light Shading"/>
-    <w:lsdException w:uiPriority="61" w:name="Light List"/>
-    <w:lsdException w:uiPriority="62" w:name="Light Grid"/>
-    <w:lsdException w:uiPriority="63" w:name="Medium Shading 1"/>
-    <w:lsdException w:uiPriority="64" w:name="Medium Shading 2"/>
-    <w:lsdException w:uiPriority="65" w:name="Medium List 1"/>
-    <w:lsdException w:uiPriority="66" w:name="Medium List 2"/>
-    <w:lsdException w:uiPriority="67" w:name="Medium Grid 1"/>
-    <w:lsdException w:uiPriority="68" w:name="Medium Grid 2"/>
-    <w:lsdException w:uiPriority="69" w:name="Medium Grid 3"/>
-    <w:lsdException w:uiPriority="70" w:name="Dark List"/>
-    <w:lsdException w:uiPriority="71" w:name="Colorful Shading"/>
-    <w:lsdException w:uiPriority="72" w:name="Colorful List"/>
-    <w:lsdException w:uiPriority="73" w:name="Colorful Grid"/>
-    <w:lsdException w:uiPriority="60" w:name="Light Shading Accent 1"/>
-    <w:lsdException w:uiPriority="61" w:name="Light List Accent 1"/>
-    <w:lsdException w:uiPriority="62" w:name="Light Grid Accent 1"/>
-    <w:lsdException w:uiPriority="63" w:name="Medium Shading 1 Accent 1"/>
-    <w:lsdException w:uiPriority="64" w:name="Medium Shading 2 Accent 1"/>
-    <w:lsdException w:uiPriority="65" w:name="Medium List 1 Accent 1"/>
-    <w:lsdException w:uiPriority="66" w:name="Medium List 2 Accent 1"/>
-    <w:lsdException w:uiPriority="67" w:name="Medium Grid 1 Accent 1"/>
-    <w:lsdException w:uiPriority="68" w:name="Medium Grid 2 Accent 1"/>
-    <w:lsdException w:uiPriority="69" w:name="Medium Grid 3 Accent 1"/>
-    <w:lsdException w:uiPriority="70" w:name="Dark List Accent 1"/>
-    <w:lsdException w:uiPriority="71" w:name="Colorful Shading Accent 1"/>
-    <w:lsdException w:uiPriority="72" w:name="Colorful List Accent 1"/>
-    <w:lsdException w:uiPriority="73" w:name="Colorful Grid Accent 1"/>
-    <w:lsdException w:uiPriority="60" w:name="Light Shading Accent 2"/>
-    <w:lsdException w:uiPriority="61" w:name="Light List Accent 2"/>
-    <w:lsdException w:uiPriority="62" w:name="Light Grid Accent 2"/>
-    <w:lsdException w:uiPriority="63" w:name="Medium Shading 1 Accent 2"/>
-    <w:lsdException w:uiPriority="64" w:name="Medium Shading 2 Accent 2"/>
-    <w:lsdException w:uiPriority="65" w:name="Medium List 1 Accent 2"/>
-    <w:lsdException w:uiPriority="66" w:name="Medium List 2 Accent 2"/>
-    <w:lsdException w:uiPriority="67" w:name="Medium Grid 1 Accent 2"/>
-    <w:lsdException w:uiPriority="68" w:name="Medium Grid 2 Accent 2"/>
-    <w:lsdException w:uiPriority="69" w:name="Medium Grid 3 Accent 2"/>
-    <w:lsdException w:uiPriority="70" w:name="Dark List Accent 2"/>
-    <w:lsdException w:uiPriority="71" w:name="Colorful Shading Accent 2"/>
-    <w:lsdException w:uiPriority="72" w:name="Colorful List Accent 2"/>
-    <w:lsdException w:uiPriority="73" w:name="Colorful Grid Accent 2"/>
-    <w:lsdException w:uiPriority="60" w:name="Light Shading Accent 3"/>
-    <w:lsdException w:uiPriority="61" w:name="Light List Accent 3"/>
-    <w:lsdException w:uiPriority="62" w:name="Light Grid Accent 3"/>
-    <w:lsdException w:uiPriority="63" w:name="Medium Shading 1 Accent 3"/>
-    <w:lsdException w:uiPriority="64" w:name="Medium Shading 2 Accent 3"/>
-    <w:lsdException w:uiPriority="65" w:name="Medium List 1 Accent 3"/>
-    <w:lsdException w:uiPriority="66" w:name="Medium List 2 Accent 3"/>
-    <w:lsdException w:uiPriority="67" w:name="Medium Grid 1 Accent 3"/>
-    <w:lsdException w:uiPriority="68" w:name="Medium Grid 2 Accent 3"/>
-    <w:lsdException w:uiPriority="69" w:name="Medium Grid 3 Accent 3"/>
-    <w:lsdException w:uiPriority="70" w:name="Dark List Accent 3"/>
-    <w:lsdException w:uiPriority="71" w:name="Colorful Shading Accent 3"/>
-    <w:lsdException w:uiPriority="72" w:name="Colorful List Accent 3"/>
-    <w:lsdException w:uiPriority="73" w:name="Colorful Grid Accent 3"/>
-    <w:lsdException w:uiPriority="60" w:name="Light Shading Accent 4"/>
-    <w:lsdException w:uiPriority="61" w:name="Light List Accent 4"/>
-    <w:lsdException w:uiPriority="62" w:name="Light Grid Accent 4"/>
-    <w:lsdException w:uiPriority="63" w:name="Medium Shading 1 Accent 4"/>
-    <w:lsdException w:uiPriority="64" w:name="Medium Shading 2 Accent 4"/>
-    <w:lsdException w:uiPriority="65" w:name="Medium List 1 Accent 4"/>
-    <w:lsdException w:uiPriority="66" w:name="Medium List 2 Accent 4"/>
-    <w:lsdException w:uiPriority="67" w:name="Medium Grid 1 Accent 4"/>
-    <w:lsdException w:uiPriority="68" w:name="Medium Grid 2 Accent 4"/>
-    <w:lsdException w:uiPriority="69" w:name="Medium Grid 3 Accent 4"/>
-    <w:lsdException w:uiPriority="70" w:name="Dark List Accent 4"/>
-    <w:lsdException w:uiPriority="71" w:name="Colorful Shading Accent 4"/>
-    <w:lsdException w:uiPriority="72" w:name="Colorful List Accent 4"/>
-    <w:lsdException w:uiPriority="73" w:name="Colorful Grid Accent 4"/>
-    <w:lsdException w:uiPriority="60" w:name="Light Shading Accent 5"/>
-    <w:lsdException w:uiPriority="61" w:name="Light List Accent 5"/>
-    <w:lsdException w:uiPriority="62" w:name="Light Grid Accent 5"/>
-    <w:lsdException w:uiPriority="63" w:name="Medium Shading 1 Accent 5"/>
-    <w:lsdException w:uiPriority="64" w:name="Medium Shading 2 Accent 5"/>
-    <w:lsdException w:uiPriority="65" w:name="Medium List 1 Accent 5"/>
-    <w:lsdException w:uiPriority="66" w:name="Medium List 2 Accent 5"/>
-    <w:lsdException w:uiPriority="67" w:name="Medium Grid 1 Accent 5"/>
-    <w:lsdException w:uiPriority="68" w:name="Medium Grid 2 Accent 5"/>
-    <w:lsdException w:uiPriority="69" w:name="Medium Grid 3 Accent 5"/>
-    <w:lsdException w:uiPriority="70" w:name="Dark List Accent 5"/>
-    <w:lsdException w:uiPriority="71" w:name="Colorful Shading Accent 5"/>
-    <w:lsdException w:uiPriority="72" w:name="Colorful List Accent 5"/>
-    <w:lsdException w:uiPriority="73" w:name="Colorful Grid Accent 5"/>
-    <w:lsdException w:uiPriority="60" w:name="Light Shading Accent 6"/>
-    <w:lsdException w:uiPriority="61" w:name="Light List Accent 6"/>
-    <w:lsdException w:uiPriority="62" w:name="Light Grid Accent 6"/>
-    <w:lsdException w:uiPriority="63" w:name="Medium Shading 1 Accent 6"/>
-    <w:lsdException w:uiPriority="64" w:name="Medium Shading 2 Accent 6"/>
-    <w:lsdException w:uiPriority="65" w:name="Medium List 1 Accent 6"/>
-    <w:lsdException w:uiPriority="66" w:name="Medium List 2 Accent 6"/>
-    <w:lsdException w:uiPriority="67" w:name="Medium Grid 1 Accent 6"/>
-    <w:lsdException w:uiPriority="68" w:name="Medium Grid 2 Accent 6"/>
-    <w:lsdException w:uiPriority="69" w:name="Medium Grid 3 Accent 6"/>
-    <w:lsdException w:uiPriority="70" w:name="Dark List Accent 6"/>
-    <w:lsdException w:uiPriority="71" w:name="Colorful Shading Accent 6"/>
-    <w:lsdException w:uiPriority="72" w:name="Colorful List Accent 6"/>
-    <w:lsdException w:uiPriority="73" w:name="Colorful Grid Accent 6"/>
+    <w:lsdException w:unhideWhenUsed="0" w:uiPriority="60" w:semiHidden="0" w:name="Light Shading"/>
+    <w:lsdException w:unhideWhenUsed="0" w:uiPriority="61" w:semiHidden="0" w:name="Light List"/>
+    <w:lsdException w:unhideWhenUsed="0" w:uiPriority="62" w:semiHidden="0" w:name="Light Grid"/>
+    <w:lsdException w:unhideWhenUsed="0" w:uiPriority="63" w:semiHidden="0" w:name="Medium Shading 1"/>
+    <w:lsdException w:unhideWhenUsed="0" w:uiPriority="64" w:semiHidden="0" w:name="Medium Shading 2"/>
+    <w:lsdException w:unhideWhenUsed="0" w:uiPriority="65" w:semiHidden="0" w:name="Medium List 1"/>
+    <w:lsdException w:unhideWhenUsed="0" w:uiPriority="66" w:semiHidden="0" w:name="Medium List 2"/>
+    <w:lsdException w:unhideWhenUsed="0" w:uiPriority="67" w:semiHidden="0" w:name="Medium Grid 1"/>
+    <w:lsdException w:unhideWhenUsed="0" w:uiPriority="68" w:semiHidden="0" w:name="Medium Grid 2"/>
+    <w:lsdException w:unhideWhenUsed="0" w:uiPriority="69" w:semiHidden="0" w:name="Medium Grid 3"/>
+    <w:lsdException w:unhideWhenUsed="0" w:uiPriority="70" w:semiHidden="0" w:name="Dark List"/>
+    <w:lsdException w:unhideWhenUsed="0" w:uiPriority="71" w:semiHidden="0" w:name="Colorful Shading"/>
+    <w:lsdException w:unhideWhenUsed="0" w:uiPriority="72" w:semiHidden="0" w:name="Colorful List"/>
+    <w:lsdException w:unhideWhenUsed="0" w:uiPriority="73" w:semiHidden="0" w:name="Colorful Grid"/>
+    <w:lsdException w:unhideWhenUsed="0" w:uiPriority="60" w:semiHidden="0" w:name="Light Shading Accent 1"/>
+    <w:lsdException w:unhideWhenUsed="0" w:uiPriority="61" w:semiHidden="0" w:name="Light List Accent 1"/>
+    <w:lsdException w:unhideWhenUsed="0" w:uiPriority="62" w:semiHidden="0" w:name="Light Grid Accent 1"/>
+    <w:lsdException w:unhideWhenUsed="0" w:uiPriority="63" w:semiHidden="0" w:name="Medium Shading 1 Accent 1"/>
+    <w:lsdException w:unhideWhenUsed="0" w:uiPriority="64" w:semiHidden="0" w:name="Medium Shading 2 Accent 1"/>
+    <w:lsdException w:unhideWhenUsed="0" w:uiPriority="65" w:semiHidden="0" w:name="Medium List 1 Accent 1"/>
+    <w:lsdException w:unhideWhenUsed="0" w:uiPriority="66" w:semiHidden="0" w:name="Medium List 2 Accent 1"/>
+    <w:lsdException w:unhideWhenUsed="0" w:uiPriority="67" w:semiHidden="0" w:name="Medium Grid 1 Accent 1"/>
+    <w:lsdException w:unhideWhenUsed="0" w:uiPriority="68" w:semiHidden="0" w:name="Medium Grid 2 Accent 1"/>
+    <w:lsdException w:unhideWhenUsed="0" w:uiPriority="69" w:semiHidden="0" w:name="Medium Grid 3 Accent 1"/>
+    <w:lsdException w:unhideWhenUsed="0" w:uiPriority="70" w:semiHidden="0" w:name="Dark List Accent 1"/>
+    <w:lsdException w:unhideWhenUsed="0" w:uiPriority="71" w:semiHidden="0" w:name="Colorful Shading Accent 1"/>
+    <w:lsdException w:unhideWhenUsed="0" w:uiPriority="72" w:semiHidden="0" w:name="Colorful List Accent 1"/>
+    <w:lsdException w:unhideWhenUsed="0" w:uiPriority="73" w:semiHidden="0" w:name="Colorful Grid Accent 1"/>
+    <w:lsdException w:unhideWhenUsed="0" w:uiPriority="60" w:semiHidden="0" w:name="Light Shading Accent 2"/>
+    <w:lsdException w:unhideWhenUsed="0" w:uiPriority="61" w:semiHidden="0" w:name="Light List Accent 2"/>
+    <w:lsdException w:unhideWhenUsed="0" w:uiPriority="62" w:semiHidden="0" w:name="Light Grid Accent 2"/>
+    <w:lsdException w:unhideWhenUsed="0" w:uiPriority="63" w:semiHidden="0" w:name="Medium Shading 1 Accent 2"/>
+    <w:lsdException w:unhideWhenUsed="0" w:uiPriority="64" w:semiHidden="0" w:name="Medium Shading 2 Accent 2"/>
+    <w:lsdException w:unhideWhenUsed="0" w:uiPriority="65" w:semiHidden="0" w:name="Medium List 1 Accent 2"/>
+    <w:lsdException w:unhideWhenUsed="0" w:uiPriority="66" w:semiHidden="0" w:name="Medium List 2 Accent 2"/>
+    <w:lsdException w:unhideWhenUsed="0" w:uiPriority="67" w:semiHidden="0" w:name="Medium Grid 1 Accent 2"/>
+    <w:lsdException w:unhideWhenUsed="0" w:uiPriority="68" w:semiHidden="0" w:name="Medium Grid 2 Accent 2"/>
+    <w:lsdException w:unhideWhenUsed="0" w:uiPriority="69" w:semiHidden="0" w:name="Medium Grid 3 Accent 2"/>
+    <w:lsdException w:unhideWhenUsed="0" w:uiPriority="70" w:semiHidden="0" w:name="Dark List Accent 2"/>
+    <w:lsdException w:unhideWhenUsed="0" w:uiPriority="71" w:semiHidden="0" w:name="Colorful Shading Accent 2"/>
+    <w:lsdException w:unhideWhenUsed="0" w:uiPriority="72" w:semiHidden="0" w:name="Colorful List Accent 2"/>
+    <w:lsdException w:unhideWhenUsed="0" w:uiPriority="73" w:semiHidden="0" w:name="Colorful Grid Accent 2"/>
+    <w:lsdException w:unhideWhenUsed="0" w:uiPriority="60" w:semiHidden="0" w:name="Light Shading Accent 3"/>
+    <w:lsdException w:unhideWhenUsed="0" w:uiPriority="61" w:semiHidden="0" w:name="Light List Accent 3"/>
+    <w:lsdException w:unhideWhenUsed="0" w:uiPriority="62" w:semiHidden="0" w:name="Light Grid Accent 3"/>
+    <w:lsdException w:unhideWhenUsed="0" w:uiPriority="63" w:semiHidden="0" w:name="Medium Shading 1 Accent 3"/>
+    <w:lsdException w:unhideWhenUsed="0" w:uiPriority="64" w:semiHidden="0" w:name="Medium Shading 2 Accent 3"/>
+    <w:lsdException w:unhideWhenUsed="0" w:uiPriority="65" w:semiHidden="0" w:name="Medium List 1 Accent 3"/>
+    <w:lsdException w:unhideWhenUsed="0" w:uiPriority="66" w:semiHidden="0" w:name="Medium List 2 Accent 3"/>
+    <w:lsdException w:unhideWhenUsed="0" w:uiPriority="67" w:semiHidden="0" w:name="Medium Grid 1 Accent 3"/>
+    <w:lsdException w:unhideWhenUsed="0" w:uiPriority="68" w:semiHidden="0" w:name="Medium Grid 2 Accent 3"/>
+    <w:lsdException w:unhideWhenUsed="0" w:uiPriority="69" w:semiHidden="0" w:name="Medium Grid 3 Accent 3"/>
+    <w:lsdException w:unhideWhenUsed="0" w:uiPriority="70" w:semiHidden="0" w:name="Dark List Accent 3"/>
+    <w:lsdException w:unhideWhenUsed="0" w:uiPriority="71" w:semiHidden="0" w:name="Colorful Shading Accent 3"/>
+    <w:lsdException w:unhideWhenUsed="0" w:uiPriority="72" w:semiHidden="0" w:name="Colorful List Accent 3"/>
+    <w:lsdException w:unhideWhenUsed="0" w:uiPriority="73" w:semiHidden="0" w:name="Colorful Grid Accent 3"/>
+    <w:lsdException w:unhideWhenUsed="0" w:uiPriority="60" w:semiHidden="0" w:name="Light Shading Accent 4"/>
+    <w:lsdException w:unhideWhenUsed="0" w:uiPriority="61" w:semiHidden="0" w:name="Light List Accent 4"/>
+    <w:lsdException w:unhideWhenUsed="0" w:uiPriority="62" w:semiHidden="0" w:name="Light Grid Accent 4"/>
+    <w:lsdException w:unhideWhenUsed="0" w:uiPriority="63" w:semiHidden="0" w:name="Medium Shading 1 Accent 4"/>
+    <w:lsdException w:unhideWhenUsed="0" w:uiPriority="64" w:semiHidden="0" w:name="Medium Shading 2 Accent 4"/>
+    <w:lsdException w:unhideWhenUsed="0" w:uiPriority="65" w:semiHidden="0" w:name="Medium List 1 Accent 4"/>
+    <w:lsdException w:unhideWhenUsed="0" w:uiPriority="66" w:semiHidden="0" w:name="Medium List 2 Accent 4"/>
+    <w:lsdException w:unhideWhenUsed="0" w:uiPriority="67" w:semiHidden="0" w:name="Medium Grid 1 Accent 4"/>
+    <w:lsdException w:unhideWhenUsed="0" w:uiPriority="68" w:semiHidden="0" w:name="Medium Grid 2 Accent 4"/>
+    <w:lsdException w:unhideWhenUsed="0" w:uiPriority="69" w:semiHidden="0" w:name="Medium Grid 3 Accent 4"/>
+    <w:lsdException w:unhideWhenUsed="0" w:uiPriority="70" w:semiHidden="0" w:name="Dark List Accent 4"/>
+    <w:lsdException w:unhideWhenUsed="0" w:uiPriority="71" w:semiHidden="0" w:name="Colorful Shading Accent 4"/>
+    <w:lsdException w:unhideWhenUsed="0" w:uiPriority="72" w:semiHidden="0" w:name="Colorful List Accent 4"/>
+    <w:lsdException w:unhideWhenUsed="0" w:uiPriority="73" w:semiHidden="0" w:name="Colorful Grid Accent 4"/>
+    <w:lsdException w:unhideWhenUsed="0" w:uiPriority="60" w:semiHidden="0" w:name="Light Shading Accent 5"/>
+    <w:lsdException w:unhideWhenUsed="0" w:uiPriority="61" w:semiHidden="0" w:name="Light List Accent 5"/>
+    <w:lsdException w:unhideWhenUsed="0" w:uiPriority="62" w:semiHidden="0" w:name="Light Grid Accent 5"/>
+    <w:lsdException w:unhideWhenUsed="0" w:uiPriority="63" w:semiHidden="0" w:name="Medium Shading 1 Accent 5"/>
+    <w:lsdException w:unhideWhenUsed="0" w:uiPriority="64" w:semiHidden="0" w:name="Medium Shading 2 Accent 5"/>
+    <w:lsdException w:unhideWhenUsed="0" w:uiPriority="65" w:semiHidden="0" w:name="Medium List 1 Accent 5"/>
+    <w:lsdException w:unhideWhenUsed="0" w:uiPriority="66" w:semiHidden="0" w:name="Medium List 2 Accent 5"/>
+    <w:lsdException w:unhideWhenUsed="0" w:uiPriority="67" w:semiHidden="0" w:name="Medium Grid 1 Accent 5"/>
+    <w:lsdException w:unhideWhenUsed="0" w:uiPriority="68" w:semiHidden="0" w:name="Medium Grid 2 Accent 5"/>
+    <w:lsdException w:unhideWhenUsed="0" w:uiPriority="69" w:semiHidden="0" w:name="Medium Grid 3 Accent 5"/>
+    <w:lsdException w:unhideWhenUsed="0" w:uiPriority="70" w:semiHidden="0" w:name="Dark List Accent 5"/>
+    <w:lsdException w:unhideWhenUsed="0" w:uiPriority="71" w:semiHidden="0" w:name="Colorful Shading Accent 5"/>
+    <w:lsdException w:unhideWhenUsed="0" w:uiPriority="72" w:semiHidden="0" w:name="Colorful List Accent 5"/>
+    <w:lsdException w:unhideWhenUsed="0" w:uiPriority="73" w:semiHidden="0" w:name="Colorful Grid Accent 5"/>
+    <w:lsdException w:unhideWhenUsed="0" w:uiPriority="60" w:semiHidden="0" w:name="Light Shading Accent 6"/>
+    <w:lsdException w:unhideWhenUsed="0" w:uiPriority="61" w:semiHidden="0" w:name="Light List Accent 6"/>
+    <w:lsdException w:unhideWhenUsed="0" w:uiPriority="62" w:semiHidden="0" w:name="Light Grid Accent 6"/>
+    <w:lsdException w:unhideWhenUsed="0" w:uiPriority="63" w:semiHidden="0" w:name="Medium Shading 1 Accent 6"/>
+    <w:lsdException w:unhideWhenUsed="0" w:uiPriority="64" w:semiHidden="0" w:name="Medium Shading 2 Accent 6"/>
+    <w:lsdException w:unhideWhenUsed="0" w:uiPriority="65" w:semiHidden="0" w:name="Medium List 1 Accent 6"/>
+    <w:lsdException w:unhideWhenUsed="0" w:uiPriority="66" w:semiHidden="0" w:name="Medium List 2 Accent 6"/>
+    <w:lsdException w:unhideWhenUsed="0" w:uiPriority="67" w:semiHidden="0" w:name="Medium Grid 1 Accent 6"/>
+    <w:lsdException w:unhideWhenUsed="0" w:uiPriority="68" w:semiHidden="0" w:name="Medium Grid 2 Accent 6"/>
+    <w:lsdException w:unhideWhenUsed="0" w:uiPriority="69" w:semiHidden="0" w:name="Medium Grid 3 Accent 6"/>
+    <w:lsdException w:unhideWhenUsed="0" w:uiPriority="70" w:semiHidden="0" w:name="Dark List Accent 6"/>
+    <w:lsdException w:unhideWhenUsed="0" w:uiPriority="71" w:semiHidden="0" w:name="Colorful Shading Accent 6"/>
+    <w:lsdException w:unhideWhenUsed="0" w:uiPriority="72" w:semiHidden="0" w:name="Colorful List Accent 6"/>
+    <w:lsdException w:unhideWhenUsed="0" w:uiPriority="73" w:semiHidden="0" w:name="Colorful Grid Accent 6"/>
   </w:latentStyles>
   <w:style w:type="paragraph" w:default="1" w:styleId="1">
     <w:name w:val="Normal"/>
     <w:qFormat/>
     <w:uiPriority w:val="0"/>
     <w:rPr>
+      <w:rFonts w:ascii="Times New Roman" w:hAnsi="Times New Roman" w:eastAsia="Times New Roman" w:cs="Times New Roman"/>
       <w:sz w:val="28"/>
       <w:szCs w:val="28"/>
       <w:lang w:val="en-US" w:eastAsia="en-US" w:bidi="ar-SA"/>
@@ -6592,14 +6946,15 @@
     <w:name w:val="Default Paragraph Font"/>
     <w:link w:val="4"/>
     <w:semiHidden/>
+    <w:qFormat/>
     <w:uiPriority w:val="0"/>
   </w:style>
   <w:style w:type="table" w:default="1" w:styleId="5">
     <w:name w:val="Normal Table"/>
     <w:semiHidden/>
+    <w:qFormat/>
     <w:uiPriority w:val="0"/>
     <w:tblPr>
-      <w:tblStyle w:val="5"/>
       <w:tblCellMar>
         <w:top w:w="0" w:type="dxa"/>
         <w:left w:w="108" w:type="dxa"/>
@@ -6607,9 +6962,6 @@
         <w:right w:w="108" w:type="dxa"/>
       </w:tblCellMar>
     </w:tblPr>
-    <w:trPr>
-      <w:wBefore w:w="0" w:type="dxa"/>
-    </w:trPr>
   </w:style>
   <w:style w:type="paragraph" w:customStyle="1" w:styleId="4">
     <w:name w:val=" Char Char6"/>
@@ -6617,6 +6969,7 @@
     <w:next w:val="1"/>
     <w:link w:val="3"/>
     <w:semiHidden/>
+    <w:qFormat/>
     <w:uiPriority w:val="0"/>
     <w:pPr>
       <w:spacing w:before="120" w:after="120" w:line="312" w:lineRule="auto"/>
@@ -6626,6 +6979,7 @@
     <w:name w:val="Balloon Text"/>
     <w:basedOn w:val="1"/>
     <w:link w:val="17"/>
+    <w:qFormat/>
     <w:uiPriority w:val="0"/>
     <w:rPr>
       <w:rFonts w:ascii="Segoe UI" w:hAnsi="Segoe UI" w:cs="Segoe UI"/>
@@ -6636,6 +6990,7 @@
   <w:style w:type="paragraph" w:styleId="7">
     <w:name w:val="Body Text"/>
     <w:basedOn w:val="1"/>
+    <w:qFormat/>
     <w:uiPriority w:val="0"/>
     <w:pPr>
       <w:spacing w:line="380" w:lineRule="exact"/>
@@ -6650,6 +7005,7 @@
   <w:style w:type="paragraph" w:styleId="8">
     <w:name w:val="footer"/>
     <w:basedOn w:val="1"/>
+    <w:qFormat/>
     <w:uiPriority w:val="0"/>
     <w:pPr>
       <w:tabs>
@@ -6661,6 +7017,7 @@
   <w:style w:type="paragraph" w:styleId="9">
     <w:name w:val="header"/>
     <w:basedOn w:val="1"/>
+    <w:qFormat/>
     <w:uiPriority w:val="0"/>
     <w:pPr>
       <w:tabs>
@@ -6672,6 +7029,7 @@
   <w:style w:type="paragraph" w:styleId="10">
     <w:name w:val="List Bullet 2"/>
     <w:basedOn w:val="1"/>
+    <w:qFormat/>
     <w:uiPriority w:val="0"/>
     <w:pPr>
       <w:numPr>
@@ -6700,7 +7058,6 @@
       <w:lang w:bidi="ar-SA"/>
     </w:rPr>
     <w:tblPr>
-      <w:tblStyle w:val="5"/>
       <w:tblBorders>
         <w:top w:val="single" w:color="auto" w:sz="4" w:space="0"/>
         <w:left w:val="single" w:color="auto" w:sz="4" w:space="0"/>
@@ -6716,6 +7073,7 @@
     <w:basedOn w:val="1"/>
     <w:next w:val="1"/>
     <w:semiHidden/>
+    <w:qFormat/>
     <w:uiPriority w:val="0"/>
     <w:pPr>
       <w:spacing w:before="120" w:after="120" w:line="312" w:lineRule="auto"/>
@@ -6723,6 +7081,7 @@
   </w:style>
   <w:style w:type="paragraph" w:customStyle="1" w:styleId="14">
     <w:name w:val=" Char"/>
+    <w:qFormat/>
     <w:uiPriority w:val="0"/>
     <w:pPr>
       <w:tabs>
@@ -6731,7 +7090,7 @@
       <w:spacing w:before="120" w:after="120" w:line="312" w:lineRule="auto"/>
     </w:pPr>
     <w:rPr>
-      <w:rFonts w:ascii="Arial" w:hAnsi="Arial" w:cs="Arial"/>
+      <w:rFonts w:ascii="Arial" w:hAnsi="Arial" w:eastAsia="Times New Roman" w:cs="Arial"/>
       <w:sz w:val="26"/>
       <w:szCs w:val="26"/>
       <w:lang w:val="en-US" w:eastAsia="en-US" w:bidi="ar-SA"/>
@@ -6740,6 +7099,7 @@
   <w:style w:type="paragraph" w:customStyle="1" w:styleId="15">
     <w:name w:val="Char Char1 Char"/>
     <w:basedOn w:val="1"/>
+    <w:qFormat/>
     <w:uiPriority w:val="0"/>
     <w:pPr>
       <w:widowControl w:val="0"/>
@@ -6755,6 +7115,7 @@
   <w:style w:type="paragraph" w:customStyle="1" w:styleId="16">
     <w:name w:val=" Char Char4"/>
     <w:basedOn w:val="1"/>
+    <w:qFormat/>
     <w:uiPriority w:val="0"/>
     <w:pPr>
       <w:spacing w:after="160" w:line="240" w:lineRule="exact"/>
@@ -6780,6 +7141,7 @@
     <w:basedOn w:val="1"/>
     <w:next w:val="1"/>
     <w:semiHidden/>
+    <w:qFormat/>
     <w:uiPriority w:val="0"/>
     <w:pPr>
       <w:spacing w:before="120" w:after="120" w:line="312" w:lineRule="auto"/>
@@ -6806,6 +7168,7 @@
   <w:style w:type="character" w:customStyle="1" w:styleId="20">
     <w:name w:val="1.Tiêu đề Char Char"/>
     <w:link w:val="19"/>
+    <w:qFormat/>
     <w:uiPriority w:val="0"/>
     <w:rPr>
       <w:b/>

--- a/public/template/8. Tờ trinh PD BCKT-KT & KHLC NT.docx
+++ b/public/template/8. Tờ trinh PD BCKT-KT & KHLC NT.docx
@@ -1062,43 +1062,42 @@
           <w:highlight w:val="yellow"/>
           <w:lang w:val="en-US"/>
         </w:rPr>
-        <w:t>{bid_package</w:t>
-      </w:r>
-      <w:r>
-        <w:rPr>
-          <w:rFonts w:hint="default" w:ascii="Times New Roman" w:eastAsia="SimSun"/>
+        <w:t>{TV_bid_package.contract_no}</w:t>
+      </w:r>
+      <w:r>
+        <w:rPr>
+          <w:rFonts w:eastAsia="SimSun"/>
           <w:b w:val="0"/>
           <w:color w:val="000000"/>
           <w:spacing w:val="-4"/>
           <w:szCs w:val="22"/>
-          <w:highlight w:val="yellow"/>
-          <w:lang w:val="vi-VN"/>
-        </w:rPr>
-        <w:t>s</w:t>
+          <w:lang w:val="nl-NL"/>
+        </w:rPr>
+        <w:t xml:space="preserve"> giữa </w:t>
+      </w:r>
+      <w:r>
+        <w:rPr>
+          <w:rFonts w:eastAsia="SimSun"/>
+          <w:b w:val="0"/>
+          <w:color w:val="000000"/>
+          <w:spacing w:val="-4"/>
+          <w:szCs w:val="22"/>
+          <w:lang w:val="en-GB"/>
+        </w:rPr>
+        <w:t xml:space="preserve">Chi nhánh TCT Trực thăng Việt Nam - Công ty TNHH - Công ty Trực thăng Miền Nam và </w:t>
       </w:r>
       <w:r>
         <w:rPr>
           <w:rFonts w:hint="default" w:eastAsia="SimSun"/>
           <w:b w:val="0"/>
+          <w:bCs/>
           <w:color w:val="000000"/>
           <w:spacing w:val="-4"/>
           <w:szCs w:val="22"/>
           <w:highlight w:val="yellow"/>
           <w:lang w:val="en-US"/>
         </w:rPr>
-        <w:t>[</w:t>
-      </w:r>
-      <w:r>
-        <w:rPr>
-          <w:rFonts w:hint="default" w:ascii="Times New Roman" w:eastAsia="SimSun"/>
-          <w:b w:val="0"/>
-          <w:color w:val="000000"/>
-          <w:spacing w:val="-4"/>
-          <w:szCs w:val="22"/>
-          <w:highlight w:val="yellow"/>
-          <w:lang w:val="vi-VN"/>
-        </w:rPr>
-        <w:t>2</w:t>
+        <w:t>{</w:t>
       </w:r>
       <w:r>
         <w:rPr>
@@ -1110,29 +1109,7 @@
           <w:highlight w:val="yellow"/>
           <w:lang w:val="en-US"/>
         </w:rPr>
-        <w:t>].contract_no}</w:t>
-      </w:r>
-      <w:r>
-        <w:rPr>
-          <w:rFonts w:eastAsia="SimSun"/>
-          <w:b w:val="0"/>
-          <w:color w:val="000000"/>
-          <w:spacing w:val="-4"/>
-          <w:szCs w:val="22"/>
-          <w:lang w:val="nl-NL"/>
-        </w:rPr>
-        <w:t xml:space="preserve"> giữa </w:t>
-      </w:r>
-      <w:r>
-        <w:rPr>
-          <w:rFonts w:eastAsia="SimSun"/>
-          <w:b w:val="0"/>
-          <w:color w:val="000000"/>
-          <w:spacing w:val="-4"/>
-          <w:szCs w:val="22"/>
-          <w:lang w:val="en-GB"/>
-        </w:rPr>
-        <w:t xml:space="preserve">Chi nhánh TCT Trực thăng Việt Nam - Công ty TNHH - Công ty Trực thăng Miền Nam và </w:t>
+        <w:t>TV_bid_package</w:t>
       </w:r>
       <w:r>
         <w:rPr>
@@ -1145,22 +1122,7 @@
           <w:highlight w:val="yellow"/>
           <w:lang w:val="en-US"/>
         </w:rPr>
-        <w:t>{bid_packages[2].successful_bidder</w:t>
-      </w:r>
-      <w:bookmarkStart w:id="6" w:name="_GoBack"/>
-      <w:bookmarkEnd w:id="6"/>
-      <w:r>
-        <w:rPr>
-          <w:rFonts w:hint="default" w:eastAsia="SimSun"/>
-          <w:b w:val="0"/>
-          <w:bCs/>
-          <w:color w:val="000000"/>
-          <w:spacing w:val="-4"/>
-          <w:szCs w:val="22"/>
-          <w:highlight w:val="yellow"/>
-          <w:lang w:val="en-US"/>
-        </w:rPr>
-        <w:t>.name}</w:t>
+        <w:t>.successful_bidder.name}</w:t>
       </w:r>
       <w:r>
         <w:rPr>
@@ -1270,11 +1232,23 @@
       </w:r>
       <w:r>
         <w:rPr>
+          <w:rFonts w:hint="default"/>
           <w:i/>
           <w:highlight w:val="yellow"/>
-          <w:lang w:val="pt-BR"/>
-        </w:rPr>
-        <w:t>Sửa chữa Bó vỉa betong đường vào Kho Xăng dầu</w:t>
+          <w:lang w:val="en-US"/>
+        </w:rPr>
+        <w:t>{n</w:t>
+      </w:r>
+      <w:bookmarkStart w:id="6" w:name="_GoBack"/>
+      <w:bookmarkEnd w:id="6"/>
+      <w:r>
+        <w:rPr>
+          <w:rFonts w:hint="default"/>
+          <w:i/>
+          <w:highlight w:val="yellow"/>
+          <w:lang w:val="en-US"/>
+        </w:rPr>
+        <w:t>ame}</w:t>
       </w:r>
       <w:r>
         <w:rPr>
@@ -1293,14 +1267,46 @@
       </w:r>
       <w:r>
         <w:rPr>
-          <w:lang w:val="nl-NL"/>
-        </w:rPr>
-        <w:t>Công ty TNHH Đầu tư Xây dựng HDK</w:t>
-      </w:r>
-      <w:r>
-        <w:rPr>
-          <w:b/>
+          <w:rFonts w:hint="default" w:eastAsia="SimSun"/>
+          <w:b w:val="0"/>
           <w:bCs/>
+          <w:color w:val="000000"/>
+          <w:spacing w:val="-4"/>
+          <w:szCs w:val="22"/>
+          <w:highlight w:val="yellow"/>
+          <w:lang w:val="en-US"/>
+        </w:rPr>
+        <w:t>{</w:t>
+      </w:r>
+      <w:r>
+        <w:rPr>
+          <w:rFonts w:hint="default" w:eastAsia="SimSun"/>
+          <w:b w:val="0"/>
+          <w:color w:val="000000"/>
+          <w:spacing w:val="-4"/>
+          <w:szCs w:val="22"/>
+          <w:highlight w:val="yellow"/>
+          <w:lang w:val="en-US"/>
+        </w:rPr>
+        <w:t>TV_bid_package</w:t>
+      </w:r>
+      <w:r>
+        <w:rPr>
+          <w:rFonts w:hint="default" w:eastAsia="SimSun"/>
+          <w:b w:val="0"/>
+          <w:bCs/>
+          <w:color w:val="000000"/>
+          <w:spacing w:val="-4"/>
+          <w:szCs w:val="22"/>
+          <w:highlight w:val="yellow"/>
+          <w:lang w:val="en-US"/>
+        </w:rPr>
+        <w:t>.successful_bidder.name}</w:t>
+      </w:r>
+      <w:r>
+        <w:rPr>
+          <w:rFonts w:hint="default"/>
+          <w:lang w:val="en-US"/>
         </w:rPr>
         <w:t xml:space="preserve"> </w:t>
       </w:r>
@@ -1356,11 +1362,12 @@
       </w:r>
       <w:r>
         <w:rPr>
+          <w:rFonts w:hint="default"/>
           <w:i/>
           <w:highlight w:val="yellow"/>
-          <w:lang w:val="pt-BR"/>
-        </w:rPr>
-        <w:t>Sửa chữa Bó vỉa betong đường vào Kho Xăng dầu</w:t>
+          <w:lang w:val="en-US"/>
+        </w:rPr>
+        <w:t>{name}</w:t>
       </w:r>
       <w:r>
         <w:rPr>
@@ -1473,12 +1480,13 @@
       </w:r>
       <w:r>
         <w:rPr>
+          <w:rFonts w:hint="default"/>
           <w:i/>
           <w:spacing w:val="8"/>
           <w:highlight w:val="yellow"/>
-          <w:lang w:val="pt-BR"/>
-        </w:rPr>
-        <w:t>Sửa chữa Bó vỉa betong đường vào Kho Xăng dầu</w:t>
+          <w:lang w:val="en-US"/>
+        </w:rPr>
+        <w:t>{name}</w:t>
       </w:r>
       <w:r>
         <w:rPr>
@@ -1512,7 +1520,45 @@
           <w:spacing w:val="8"/>
           <w:lang w:val="nl-NL"/>
         </w:rPr>
-        <w:t xml:space="preserve"> Công ty TNHH Đầu tư Xây dựng HDK</w:t>
+        <w:t xml:space="preserve"> </w:t>
+      </w:r>
+      <w:r>
+        <w:rPr>
+          <w:rFonts w:hint="default" w:eastAsia="SimSun"/>
+          <w:b w:val="0"/>
+          <w:bCs/>
+          <w:color w:val="000000"/>
+          <w:spacing w:val="-4"/>
+          <w:szCs w:val="22"/>
+          <w:highlight w:val="yellow"/>
+          <w:lang w:val="en-US"/>
+        </w:rPr>
+        <w:t>{</w:t>
+      </w:r>
+      <w:r>
+        <w:rPr>
+          <w:rFonts w:hint="default" w:eastAsia="SimSun"/>
+          <w:b w:val="0"/>
+          <w:color w:val="000000"/>
+          <w:spacing w:val="-4"/>
+          <w:szCs w:val="22"/>
+          <w:highlight w:val="yellow"/>
+          <w:lang w:val="en-US"/>
+        </w:rPr>
+        <w:t>TV_bid_package</w:t>
+      </w:r>
+      <w:r>
+        <w:rPr>
+          <w:rFonts w:hint="default" w:eastAsia="SimSun"/>
+          <w:b w:val="0"/>
+          <w:bCs/>
+          <w:color w:val="000000"/>
+          <w:spacing w:val="-4"/>
+          <w:szCs w:val="22"/>
+          <w:highlight w:val="yellow"/>
+          <w:lang w:val="en-US"/>
+        </w:rPr>
+        <w:t>.successful_bidder.name}</w:t>
       </w:r>
       <w:r>
         <w:rPr>
@@ -1554,31 +1600,19 @@
       </w:r>
       <w:r>
         <w:rPr>
+          <w:rFonts w:hint="default"/>
           <w:bCs/>
           <w:kern w:val="16"/>
           <w:highlight w:val="yellow"/>
-        </w:rPr>
-        <w:t xml:space="preserve">Bó vỉa betong đường vào Kho xăng dầu </w:t>
+          <w:lang w:val="en-US"/>
+        </w:rPr>
+        <w:t>{existing_condition_of_the_structure}</w:t>
       </w:r>
       <w:r>
         <w:rPr>
           <w:highlight w:val="yellow"/>
         </w:rPr>
-        <w:t>chất lượng bê tông xuống cấp</w:t>
-      </w:r>
-      <w:r>
-        <w:rPr>
-          <w:bCs/>
-          <w:kern w:val="16"/>
-          <w:highlight w:val="yellow"/>
-        </w:rPr>
-        <w:t xml:space="preserve">, </w:t>
-      </w:r>
-      <w:r>
-        <w:rPr>
-          <w:highlight w:val="yellow"/>
-        </w:rPr>
-        <w:t>nhiều vị trí sụt lún nứt gãy.</w:t>
+        <w:t>.</w:t>
       </w:r>
     </w:p>
     <w:p>
@@ -1592,9 +1626,17 @@
       </w:r>
       <w:r>
         <w:rPr>
+          <w:rFonts w:hint="default"/>
           <w:highlight w:val="yellow"/>
-        </w:rPr>
-        <w:t>Phá dỡ bó vỉa cũ, đổ betong Bó vỉa mới theo tiêu chuẩn kỹ thuật và Bản vẽ thiết kế.</w:t>
+          <w:lang w:val="en-US"/>
+        </w:rPr>
+        <w:t>{repair_scope}</w:t>
+      </w:r>
+      <w:r>
+        <w:rPr>
+          <w:highlight w:val="yellow"/>
+        </w:rPr>
+        <w:t>.</w:t>
       </w:r>
     </w:p>
     <w:p>
@@ -1619,6 +1661,7 @@
         <w:jc w:val="both"/>
         <w:rPr>
           <w:spacing w:val="-8"/>
+          <w:highlight w:val="yellow"/>
           <w:lang w:val="nl-NL"/>
         </w:rPr>
       </w:pPr>
@@ -1631,18 +1674,28 @@
       </w:r>
       <w:r>
         <w:rPr>
+          <w:rFonts w:hint="default"/>
           <w:b/>
           <w:bCs/>
           <w:highlight w:val="yellow"/>
-        </w:rPr>
-        <w:t xml:space="preserve">792.078.397 </w:t>
+          <w:lang w:val="en-US"/>
+        </w:rPr>
+        <w:t>{est_cost}</w:t>
+      </w:r>
+      <w:r>
+        <w:rPr>
+          <w:b/>
+          <w:bCs/>
+          <w:highlight w:val="none"/>
+        </w:rPr>
+        <w:t xml:space="preserve"> </w:t>
       </w:r>
       <w:r>
         <w:rPr>
           <w:b/>
           <w:bCs/>
           <w:spacing w:val="-8"/>
-          <w:highlight w:val="yellow"/>
+          <w:highlight w:val="none"/>
           <w:lang w:val="nl-NL"/>
         </w:rPr>
         <w:t>đồng</w:t>
@@ -1650,7 +1703,7 @@
       <w:r>
         <w:rPr>
           <w:spacing w:val="-8"/>
-          <w:highlight w:val="yellow"/>
+          <w:highlight w:val="none"/>
           <w:lang w:val="nl-NL"/>
         </w:rPr>
         <w:t xml:space="preserve">  </w:t>
@@ -1659,24 +1712,25 @@
         <w:rPr>
           <w:i/>
           <w:spacing w:val="-8"/>
-          <w:highlight w:val="yellow"/>
+          <w:highlight w:val="none"/>
           <w:lang w:val="nl-NL"/>
         </w:rPr>
         <w:t xml:space="preserve">(Bằng chữ: </w:t>
       </w:r>
       <w:r>
         <w:rPr>
+          <w:rFonts w:hint="default"/>
           <w:i/>
           <w:highlight w:val="yellow"/>
-          <w:lang w:val="nl-NL"/>
-        </w:rPr>
-        <w:t>Bảy trăm chín mươi hai triệu, không trăm bảy mươi tám nghìn, ba trăm chín mươi bảy đồng</w:t>
+          <w:lang w:val="en-US"/>
+        </w:rPr>
+        <w:t>{est_cost_str}</w:t>
       </w:r>
       <w:r>
         <w:rPr>
           <w:i/>
           <w:spacing w:val="-8"/>
-          <w:highlight w:val="yellow"/>
+          <w:highlight w:val="none"/>
           <w:lang w:val="nl-NL"/>
         </w:rPr>
         <w:t>./.)</w:t>
@@ -1716,18 +1770,26 @@
         <w:spacing w:before="120"/>
         <w:ind w:firstLine="720"/>
         <w:jc w:val="both"/>
+        <w:rPr>
+          <w:highlight w:val="none"/>
+        </w:rPr>
       </w:pPr>
       <w:r>
         <w:t xml:space="preserve">+ Chi phí thi công sửa chữa: </w:t>
       </w:r>
       <w:r>
         <w:rPr>
+          <w:rFonts w:hint="default"/>
           <w:highlight w:val="yellow"/>
-        </w:rPr>
-        <w:t>743.756.519 đồng;</w:t>
-      </w:r>
-      <w:r>
-        <w:t xml:space="preserve"> </w:t>
+          <w:lang w:val="en-US"/>
+        </w:rPr>
+        <w:t>{TC_bid_package.est_cost}</w:t>
+      </w:r>
+      <w:r>
+        <w:rPr>
+          <w:highlight w:val="none"/>
+        </w:rPr>
+        <w:t xml:space="preserve"> đồng; </w:t>
       </w:r>
     </w:p>
     <w:p>
@@ -1735,18 +1797,26 @@
         <w:spacing w:before="120"/>
         <w:ind w:firstLine="720"/>
         <w:jc w:val="both"/>
+        <w:rPr>
+          <w:highlight w:val="none"/>
+        </w:rPr>
       </w:pPr>
       <w:r>
         <w:t xml:space="preserve">+ Chi phí tư vấn lập BCKTKT: </w:t>
       </w:r>
       <w:r>
         <w:rPr>
+          <w:rFonts w:hint="default"/>
           <w:highlight w:val="yellow"/>
-        </w:rPr>
-        <w:t>43.137.878 đồng;</w:t>
-      </w:r>
-      <w:r>
-        <w:t xml:space="preserve"> </w:t>
+          <w:lang w:val="en-US"/>
+        </w:rPr>
+        <w:t>{TV_bid_package.est_cost}</w:t>
+      </w:r>
+      <w:r>
+        <w:rPr>
+          <w:highlight w:val="none"/>
+        </w:rPr>
+        <w:t xml:space="preserve"> đồng; </w:t>
       </w:r>
     </w:p>
     <w:p>
@@ -1754,15 +1824,26 @@
         <w:spacing w:before="120"/>
         <w:ind w:firstLine="720"/>
         <w:jc w:val="both"/>
+        <w:rPr>
+          <w:highlight w:val="none"/>
+        </w:rPr>
       </w:pPr>
       <w:r>
         <w:t xml:space="preserve">+ Chi phí thẩm tra BCKTKT: </w:t>
       </w:r>
       <w:r>
         <w:rPr>
+          <w:rFonts w:hint="default"/>
           <w:highlight w:val="yellow"/>
-        </w:rPr>
-        <w:t>5.184.000 đồng.</w:t>
+          <w:lang w:val="en-US"/>
+        </w:rPr>
+        <w:t>{TT_bid_package.est_cost}</w:t>
+      </w:r>
+      <w:r>
+        <w:rPr>
+          <w:highlight w:val="none"/>
+        </w:rPr>
+        <w:t xml:space="preserve"> đồng.</w:t>
       </w:r>
       <w:bookmarkEnd w:id="2"/>
     </w:p>
@@ -1793,11 +1874,20 @@
       </w:r>
       <w:r>
         <w:rPr>
+          <w:rFonts w:hint="default"/>
+          <w:color w:val="000000"/>
+          <w:highlight w:val="yellow"/>
+          <w:lang w:val="en-US"/>
+        </w:rPr>
+        <w:t>{source_of_funds}</w:t>
+      </w:r>
+      <w:r>
+        <w:rPr>
           <w:color w:val="000000"/>
           <w:highlight w:val="yellow"/>
           <w:lang w:val="nl-NL"/>
         </w:rPr>
-        <w:t>2025.</w:t>
+        <w:t>.</w:t>
       </w:r>
     </w:p>
     <w:p>
@@ -1822,36 +1912,46 @@
       <w:r>
         <w:rPr>
           <w:color w:val="000000"/>
+          <w:highlight w:val="none"/>
+          <w:lang w:val="nl-NL"/>
+        </w:rPr>
+        <w:t>Từ</w:t>
+      </w:r>
+      <w:r>
+        <w:rPr>
+          <w:rFonts w:hint="default"/>
+          <w:color w:val="000000"/>
+          <w:highlight w:val="none"/>
+          <w:lang w:val="en-US"/>
+        </w:rPr>
+        <w:t xml:space="preserve"> </w:t>
+      </w:r>
+      <w:r>
+        <w:rPr>
+          <w:rFonts w:hint="default"/>
+          <w:color w:val="000000"/>
+          <w:highlight w:val="yellow"/>
+          <w:lang w:val="en-US"/>
+        </w:rPr>
+        <w:t>{impl_duration</w:t>
+      </w:r>
+      <w:bookmarkEnd w:id="3"/>
+      <w:r>
+        <w:rPr>
+          <w:rFonts w:hint="default"/>
+          <w:color w:val="000000"/>
+          <w:highlight w:val="yellow"/>
+          <w:lang w:val="en-US"/>
+        </w:rPr>
+        <w:t>}</w:t>
+      </w:r>
+      <w:r>
+        <w:rPr>
+          <w:color w:val="000000"/>
           <w:highlight w:val="yellow"/>
           <w:lang w:val="nl-NL"/>
         </w:rPr>
-        <w:t>Từ</w:t>
-      </w:r>
-      <w:r>
-        <w:rPr>
-          <w:b/>
-          <w:color w:val="000000"/>
-          <w:highlight w:val="yellow"/>
-          <w:lang w:val="nl-NL"/>
-        </w:rPr>
-        <w:t xml:space="preserve"> </w:t>
-      </w:r>
-      <w:r>
-        <w:rPr>
-          <w:color w:val="000000"/>
-          <w:highlight w:val="yellow"/>
-          <w:lang w:val="nl-NL"/>
-        </w:rPr>
-        <w:t>tháng 10 - tháng 12/202</w:t>
-      </w:r>
-      <w:bookmarkEnd w:id="3"/>
-      <w:r>
-        <w:rPr>
-          <w:color w:val="000000"/>
-          <w:highlight w:val="yellow"/>
-          <w:lang w:val="nl-NL"/>
-        </w:rPr>
-        <w:t>5.</w:t>
+        <w:t>.</w:t>
       </w:r>
     </w:p>
     <w:p>
@@ -2142,12 +2242,6 @@
             <w:insideH w:val="single" w:color="auto" w:sz="4" w:space="0"/>
             <w:insideV w:val="single" w:color="auto" w:sz="4" w:space="0"/>
           </w:tblBorders>
-          <w:tblCellMar>
-            <w:top w:w="0" w:type="dxa"/>
-            <w:left w:w="108" w:type="dxa"/>
-            <w:bottom w:w="0" w:type="dxa"/>
-            <w:right w:w="108" w:type="dxa"/>
-          </w:tblCellMar>
         </w:tblPrEx>
         <w:trPr>
           <w:trHeight w:val="735" w:hRule="atLeast"/>
@@ -2169,14 +2263,14 @@
             <w:pPr>
               <w:jc w:val="center"/>
               <w:rPr>
-                <w:sz w:val="24"/>
-                <w:szCs w:val="24"/>
-              </w:rPr>
-            </w:pPr>
-            <w:r>
-              <w:rPr>
-                <w:sz w:val="24"/>
-                <w:szCs w:val="24"/>
+                <w:sz w:val="22"/>
+                <w:szCs w:val="22"/>
+              </w:rPr>
+            </w:pPr>
+            <w:r>
+              <w:rPr>
+                <w:sz w:val="22"/>
+                <w:szCs w:val="22"/>
               </w:rPr>
               <w:t>1</w:t>
             </w:r>
@@ -2199,14 +2293,14 @@
             <w:pPr>
               <w:jc w:val="both"/>
               <w:rPr>
-                <w:sz w:val="24"/>
-                <w:szCs w:val="24"/>
-              </w:rPr>
-            </w:pPr>
-            <w:r>
-              <w:rPr>
-                <w:sz w:val="24"/>
-                <w:szCs w:val="24"/>
+                <w:sz w:val="22"/>
+                <w:szCs w:val="22"/>
+              </w:rPr>
+            </w:pPr>
+            <w:r>
+              <w:rPr>
+                <w:sz w:val="22"/>
+                <w:szCs w:val="22"/>
               </w:rPr>
               <w:t>Tư vấn lập BCKTKT</w:t>
             </w:r>
@@ -2240,18 +2334,52 @@
               </w:tabs>
               <w:jc w:val="both"/>
               <w:rPr>
-                <w:sz w:val="24"/>
-                <w:szCs w:val="24"/>
-                <w:lang w:val="pt-BR"/>
-              </w:rPr>
-            </w:pPr>
-            <w:r>
-              <w:rPr>
-                <w:bCs/>
-                <w:sz w:val="24"/>
-                <w:szCs w:val="24"/>
-              </w:rPr>
-              <w:t>Công ty TNHH Đầu tư Xây dựng HDK</w:t>
+                <w:rFonts w:hint="default"/>
+                <w:sz w:val="22"/>
+                <w:szCs w:val="22"/>
+                <w:lang w:val="en-US"/>
+              </w:rPr>
+            </w:pPr>
+            <w:r>
+              <w:rPr>
+                <w:rFonts w:hint="default" w:eastAsia="SimSun"/>
+                <w:b w:val="0"/>
+                <w:bCs/>
+                <w:color w:val="000000"/>
+                <w:spacing w:val="-4"/>
+                <w:sz w:val="22"/>
+                <w:szCs w:val="22"/>
+                <w:highlight w:val="yellow"/>
+                <w:lang w:val="en-US"/>
+              </w:rPr>
+              <w:t>{</w:t>
+            </w:r>
+            <w:r>
+              <w:rPr>
+                <w:rFonts w:hint="default" w:eastAsia="SimSun"/>
+                <w:b w:val="0"/>
+                <w:color w:val="000000"/>
+                <w:spacing w:val="-4"/>
+                <w:sz w:val="22"/>
+                <w:szCs w:val="22"/>
+                <w:highlight w:val="yellow"/>
+                <w:lang w:val="en-US"/>
+              </w:rPr>
+              <w:t>TV_bid_package</w:t>
+            </w:r>
+            <w:r>
+              <w:rPr>
+                <w:rFonts w:hint="default" w:eastAsia="SimSun"/>
+                <w:b w:val="0"/>
+                <w:bCs/>
+                <w:color w:val="000000"/>
+                <w:spacing w:val="-4"/>
+                <w:sz w:val="22"/>
+                <w:szCs w:val="22"/>
+                <w:highlight w:val="yellow"/>
+                <w:lang w:val="en-US"/>
+              </w:rPr>
+              <w:t>.successful_bidder.name}</w:t>
             </w:r>
           </w:p>
         </w:tc>
@@ -2272,18 +2400,51 @@
             <w:pPr>
               <w:jc w:val="right"/>
               <w:rPr>
-                <w:sz w:val="24"/>
-                <w:szCs w:val="24"/>
+                <w:sz w:val="22"/>
+                <w:szCs w:val="22"/>
                 <w:highlight w:val="yellow"/>
               </w:rPr>
             </w:pPr>
             <w:r>
               <w:rPr>
-                <w:sz w:val="24"/>
-                <w:szCs w:val="24"/>
+                <w:rFonts w:hint="default" w:eastAsia="SimSun"/>
+                <w:b w:val="0"/>
+                <w:bCs/>
+                <w:color w:val="000000"/>
+                <w:spacing w:val="-4"/>
+                <w:sz w:val="22"/>
+                <w:szCs w:val="22"/>
                 <w:highlight w:val="yellow"/>
-              </w:rPr>
-              <w:t>43.137.878</w:t>
+                <w:lang w:val="en-US"/>
+              </w:rPr>
+              <w:t>{</w:t>
+            </w:r>
+            <w:r>
+              <w:rPr>
+                <w:rFonts w:hint="default" w:eastAsia="SimSun"/>
+                <w:b w:val="0"/>
+                <w:color w:val="000000"/>
+                <w:spacing w:val="-4"/>
+                <w:sz w:val="22"/>
+                <w:szCs w:val="22"/>
+                <w:highlight w:val="yellow"/>
+                <w:lang w:val="en-US"/>
+              </w:rPr>
+              <w:t>TV_bid_package</w:t>
+            </w:r>
+            <w:r>
+              <w:rPr>
+                <w:rFonts w:hint="default" w:eastAsia="SimSun"/>
+                <w:b w:val="0"/>
+                <w:bCs/>
+                <w:color w:val="000000"/>
+                <w:spacing w:val="-4"/>
+                <w:sz w:val="22"/>
+                <w:szCs w:val="22"/>
+                <w:highlight w:val="yellow"/>
+                <w:lang w:val="en-US"/>
+              </w:rPr>
+              <w:t>.est_cost}</w:t>
             </w:r>
           </w:p>
         </w:tc>
@@ -2301,20 +2462,72 @@
           </w:tcPr>
           <w:p>
             <w:pPr>
-              <w:jc w:val="center"/>
-              <w:rPr>
-                <w:sz w:val="24"/>
-                <w:szCs w:val="24"/>
+              <w:spacing w:line="240" w:lineRule="auto"/>
+              <w:jc w:val="center"/>
+              <w:rPr>
+                <w:rFonts w:hint="default"/>
+                <w:sz w:val="22"/>
+                <w:szCs w:val="22"/>
                 <w:highlight w:val="yellow"/>
-              </w:rPr>
-            </w:pPr>
-            <w:r>
-              <w:rPr>
-                <w:sz w:val="24"/>
-                <w:szCs w:val="24"/>
+                <w:lang w:val="en-US"/>
+              </w:rPr>
+            </w:pPr>
+            <w:r>
+              <w:rPr>
+                <w:rFonts w:hint="default"/>
+                <w:sz w:val="22"/>
+                <w:szCs w:val="22"/>
                 <w:highlight w:val="yellow"/>
-              </w:rPr>
-              <w:t>QĐ số 834A/QĐ-TTMN ngày 15/10/2025</w:t>
+                <w:lang w:val="en-US"/>
+              </w:rPr>
+              <w:t>Q</w:t>
+            </w:r>
+            <w:r>
+              <w:rPr>
+                <w:rFonts w:hint="default" w:ascii="Times New Roman"/>
+                <w:sz w:val="22"/>
+                <w:szCs w:val="22"/>
+                <w:highlight w:val="yellow"/>
+                <w:lang w:val="vi-VN"/>
+              </w:rPr>
+              <w:t xml:space="preserve">Đ số </w:t>
+            </w:r>
+            <w:r>
+              <w:rPr>
+                <w:rFonts w:hint="default"/>
+                <w:sz w:val="22"/>
+                <w:szCs w:val="22"/>
+                <w:highlight w:val="yellow"/>
+                <w:lang w:val="en-US"/>
+              </w:rPr>
+              <w:t>{</w:t>
+            </w:r>
+            <w:r>
+              <w:rPr>
+                <w:rFonts w:hint="default" w:eastAsia="SimSun"/>
+                <w:b w:val="0"/>
+                <w:color w:val="000000"/>
+                <w:spacing w:val="-4"/>
+                <w:sz w:val="22"/>
+                <w:szCs w:val="22"/>
+                <w:highlight w:val="yellow"/>
+                <w:lang w:val="en-US"/>
+              </w:rPr>
+              <w:t>TV_bid_package</w:t>
+            </w:r>
+            <w:r>
+              <w:rPr>
+                <w:rFonts w:hint="default" w:eastAsia="SimSun"/>
+                <w:b w:val="0"/>
+                <w:bCs/>
+                <w:color w:val="000000"/>
+                <w:spacing w:val="-4"/>
+                <w:sz w:val="22"/>
+                <w:szCs w:val="22"/>
+                <w:highlight w:val="yellow"/>
+                <w:lang w:val="en-US"/>
+              </w:rPr>
+              <w:t>.approval_no}</w:t>
             </w:r>
           </w:p>
         </w:tc>
@@ -2329,12 +2542,6 @@
             <w:insideH w:val="single" w:color="auto" w:sz="4" w:space="0"/>
             <w:insideV w:val="single" w:color="auto" w:sz="4" w:space="0"/>
           </w:tblBorders>
-          <w:tblCellMar>
-            <w:top w:w="0" w:type="dxa"/>
-            <w:left w:w="108" w:type="dxa"/>
-            <w:bottom w:w="0" w:type="dxa"/>
-            <w:right w:w="108" w:type="dxa"/>
-          </w:tblCellMar>
         </w:tblPrEx>
         <w:trPr>
           <w:trHeight w:val="729" w:hRule="atLeast"/>
@@ -2356,14 +2563,14 @@
             <w:pPr>
               <w:jc w:val="center"/>
               <w:rPr>
-                <w:sz w:val="24"/>
-                <w:szCs w:val="24"/>
-              </w:rPr>
-            </w:pPr>
-            <w:r>
-              <w:rPr>
-                <w:sz w:val="24"/>
-                <w:szCs w:val="24"/>
+                <w:sz w:val="22"/>
+                <w:szCs w:val="22"/>
+              </w:rPr>
+            </w:pPr>
+            <w:r>
+              <w:rPr>
+                <w:sz w:val="22"/>
+                <w:szCs w:val="22"/>
               </w:rPr>
               <w:t>2</w:t>
             </w:r>
@@ -2386,14 +2593,14 @@
             <w:pPr>
               <w:jc w:val="both"/>
               <w:rPr>
-                <w:sz w:val="24"/>
-                <w:szCs w:val="24"/>
-              </w:rPr>
-            </w:pPr>
-            <w:r>
-              <w:rPr>
-                <w:sz w:val="24"/>
-                <w:szCs w:val="24"/>
+                <w:sz w:val="22"/>
+                <w:szCs w:val="22"/>
+              </w:rPr>
+            </w:pPr>
+            <w:r>
+              <w:rPr>
+                <w:sz w:val="22"/>
+                <w:szCs w:val="22"/>
               </w:rPr>
               <w:t>Thẩm tra BCKTKT</w:t>
             </w:r>
@@ -2415,16 +2622,76 @@
           <w:p>
             <w:pPr>
               <w:rPr>
-                <w:sz w:val="24"/>
-                <w:szCs w:val="24"/>
-              </w:rPr>
-            </w:pPr>
-            <w:r>
-              <w:rPr>
-                <w:sz w:val="24"/>
-                <w:szCs w:val="24"/>
-              </w:rPr>
-              <w:t>Công ty TNHH Xây dựng Tổng hợp Toàn Thịnh</w:t>
+                <w:sz w:val="22"/>
+                <w:szCs w:val="22"/>
+              </w:rPr>
+            </w:pPr>
+            <w:r>
+              <w:rPr>
+                <w:rFonts w:hint="default" w:eastAsia="SimSun"/>
+                <w:b w:val="0"/>
+                <w:bCs/>
+                <w:color w:val="000000"/>
+                <w:spacing w:val="-4"/>
+                <w:sz w:val="22"/>
+                <w:szCs w:val="22"/>
+                <w:highlight w:val="yellow"/>
+                <w:lang w:val="en-US"/>
+              </w:rPr>
+              <w:t>{</w:t>
+            </w:r>
+            <w:r>
+              <w:rPr>
+                <w:rFonts w:hint="default" w:eastAsia="SimSun"/>
+                <w:b w:val="0"/>
+                <w:color w:val="000000"/>
+                <w:spacing w:val="-4"/>
+                <w:sz w:val="22"/>
+                <w:szCs w:val="22"/>
+                <w:highlight w:val="yellow"/>
+                <w:lang w:val="en-US"/>
+              </w:rPr>
+              <w:t>T</w:t>
+            </w:r>
+            <w:r>
+              <w:rPr>
+                <w:rFonts w:hint="default" w:ascii="Times New Roman" w:eastAsia="SimSun"/>
+                <w:b w:val="0"/>
+                <w:color w:val="000000"/>
+                <w:spacing w:val="-4"/>
+                <w:sz w:val="22"/>
+                <w:szCs w:val="22"/>
+                <w:highlight w:val="yellow"/>
+                <w:lang w:val="vi-VN"/>
+              </w:rPr>
+              <w:t>T</w:t>
+            </w:r>
+            <w:r>
+              <w:rPr>
+                <w:rFonts w:hint="default" w:eastAsia="SimSun"/>
+                <w:b w:val="0"/>
+                <w:color w:val="000000"/>
+                <w:spacing w:val="-4"/>
+                <w:sz w:val="22"/>
+                <w:szCs w:val="22"/>
+                <w:highlight w:val="yellow"/>
+                <w:lang w:val="en-US"/>
+              </w:rPr>
+              <w:t>_bid_package</w:t>
+            </w:r>
+            <w:r>
+              <w:rPr>
+                <w:rFonts w:hint="default" w:eastAsia="SimSun"/>
+                <w:b w:val="0"/>
+                <w:bCs/>
+                <w:color w:val="000000"/>
+                <w:spacing w:val="-4"/>
+                <w:sz w:val="22"/>
+                <w:szCs w:val="22"/>
+                <w:highlight w:val="yellow"/>
+                <w:lang w:val="en-US"/>
+              </w:rPr>
+              <w:t>.successful_bidder.name}</w:t>
             </w:r>
           </w:p>
         </w:tc>
@@ -2445,18 +2712,63 @@
             <w:pPr>
               <w:jc w:val="right"/>
               <w:rPr>
-                <w:sz w:val="24"/>
-                <w:szCs w:val="24"/>
+                <w:rFonts w:hint="default"/>
+                <w:sz w:val="22"/>
+                <w:szCs w:val="22"/>
                 <w:highlight w:val="yellow"/>
-              </w:rPr>
-            </w:pPr>
-            <w:r>
-              <w:rPr>
-                <w:sz w:val="24"/>
-                <w:szCs w:val="24"/>
+                <w:lang w:val="vi-VN"/>
+              </w:rPr>
+            </w:pPr>
+            <w:r>
+              <w:rPr>
+                <w:rFonts w:hint="default" w:ascii="Times New Roman"/>
+                <w:sz w:val="22"/>
+                <w:szCs w:val="22"/>
                 <w:highlight w:val="yellow"/>
-              </w:rPr>
-              <w:t>5.184.000</w:t>
+                <w:lang w:val="vi-VN"/>
+              </w:rPr>
+              <w:t>{TT_</w:t>
+            </w:r>
+            <w:r>
+              <w:rPr>
+                <w:rFonts w:hint="default" w:eastAsia="SimSun"/>
+                <w:b w:val="0"/>
+                <w:color w:val="000000"/>
+                <w:spacing w:val="-4"/>
+                <w:sz w:val="22"/>
+                <w:szCs w:val="22"/>
+                <w:highlight w:val="yellow"/>
+                <w:lang w:val="en-US"/>
+              </w:rPr>
+              <w:t>bid_package</w:t>
+            </w:r>
+            <w:r>
+              <w:rPr>
+                <w:rFonts w:hint="default" w:eastAsia="SimSun"/>
+                <w:b w:val="0"/>
+                <w:bCs/>
+                <w:color w:val="000000"/>
+                <w:spacing w:val="-4"/>
+                <w:sz w:val="22"/>
+                <w:szCs w:val="22"/>
+                <w:highlight w:val="yellow"/>
+                <w:lang w:val="en-US"/>
+              </w:rPr>
+              <w:t>.est_cost</w:t>
+            </w:r>
+            <w:r>
+              <w:rPr>
+                <w:rFonts w:hint="default" w:ascii="Times New Roman" w:eastAsia="SimSun"/>
+                <w:b w:val="0"/>
+                <w:bCs/>
+                <w:color w:val="000000"/>
+                <w:spacing w:val="-4"/>
+                <w:sz w:val="22"/>
+                <w:szCs w:val="22"/>
+                <w:highlight w:val="yellow"/>
+                <w:lang w:val="vi-VN"/>
+              </w:rPr>
+              <w:t>}</w:t>
             </w:r>
           </w:p>
         </w:tc>
@@ -2476,18 +2788,81 @@
             <w:pPr>
               <w:jc w:val="center"/>
               <w:rPr>
-                <w:sz w:val="24"/>
-                <w:szCs w:val="24"/>
+                <w:sz w:val="22"/>
+                <w:szCs w:val="22"/>
                 <w:highlight w:val="yellow"/>
               </w:rPr>
             </w:pPr>
             <w:r>
               <w:rPr>
-                <w:sz w:val="24"/>
-                <w:szCs w:val="24"/>
+                <w:sz w:val="22"/>
+                <w:szCs w:val="22"/>
                 <w:highlight w:val="yellow"/>
               </w:rPr>
-              <w:t>QĐ số 843A/QĐ- TTMN ngày 20/10/2025</w:t>
+              <w:t xml:space="preserve">QĐ số </w:t>
+            </w:r>
+            <w:r>
+              <w:rPr>
+                <w:rFonts w:hint="default"/>
+                <w:sz w:val="22"/>
+                <w:szCs w:val="22"/>
+                <w:highlight w:val="yellow"/>
+                <w:lang w:val="en-US"/>
+              </w:rPr>
+              <w:t>{</w:t>
+            </w:r>
+            <w:r>
+              <w:rPr>
+                <w:rFonts w:hint="default" w:eastAsia="SimSun"/>
+                <w:b w:val="0"/>
+                <w:color w:val="000000"/>
+                <w:spacing w:val="-4"/>
+                <w:sz w:val="22"/>
+                <w:szCs w:val="22"/>
+                <w:highlight w:val="yellow"/>
+                <w:lang w:val="en-US"/>
+              </w:rPr>
+              <w:t>T</w:t>
+            </w:r>
+            <w:r>
+              <w:rPr>
+                <w:rFonts w:hint="default" w:ascii="Times New Roman" w:eastAsia="SimSun"/>
+                <w:b w:val="0"/>
+                <w:color w:val="000000"/>
+                <w:spacing w:val="-4"/>
+                <w:sz w:val="22"/>
+                <w:szCs w:val="22"/>
+                <w:highlight w:val="yellow"/>
+                <w:lang w:val="vi-VN"/>
+              </w:rPr>
+              <w:t>T</w:t>
+            </w:r>
+            <w:r>
+              <w:rPr>
+                <w:rFonts w:hint="default" w:eastAsia="SimSun"/>
+                <w:b w:val="0"/>
+                <w:color w:val="000000"/>
+                <w:spacing w:val="-4"/>
+                <w:sz w:val="22"/>
+                <w:szCs w:val="22"/>
+                <w:highlight w:val="yellow"/>
+                <w:lang w:val="en-US"/>
+              </w:rPr>
+              <w:t>_bid_package</w:t>
+            </w:r>
+            <w:r>
+              <w:rPr>
+                <w:rFonts w:hint="default" w:eastAsia="SimSun"/>
+                <w:b w:val="0"/>
+                <w:bCs/>
+                <w:color w:val="000000"/>
+                <w:spacing w:val="-4"/>
+                <w:sz w:val="22"/>
+                <w:szCs w:val="22"/>
+                <w:highlight w:val="yellow"/>
+                <w:lang w:val="en-US"/>
+              </w:rPr>
+              <w:t>.approval_no}</w:t>
             </w:r>
           </w:p>
         </w:tc>
@@ -2531,15 +2906,15 @@
               <w:jc w:val="center"/>
               <w:rPr>
                 <w:b/>
-                <w:sz w:val="24"/>
-                <w:szCs w:val="24"/>
-              </w:rPr>
-            </w:pPr>
-            <w:r>
-              <w:rPr>
-                <w:b/>
-                <w:sz w:val="24"/>
-                <w:szCs w:val="24"/>
+                <w:sz w:val="22"/>
+                <w:szCs w:val="22"/>
+              </w:rPr>
+            </w:pPr>
+            <w:r>
+              <w:rPr>
+                <w:b/>
+                <w:sz w:val="22"/>
+                <w:szCs w:val="22"/>
               </w:rPr>
               <w:t>Tổng cộng</w:t>
             </w:r>
@@ -2564,20 +2939,32 @@
               <w:rPr>
                 <w:b/>
                 <w:bCs/>
-                <w:sz w:val="24"/>
-                <w:szCs w:val="24"/>
+                <w:sz w:val="22"/>
+                <w:szCs w:val="22"/>
                 <w:highlight w:val="yellow"/>
               </w:rPr>
             </w:pPr>
             <w:r>
               <w:rPr>
-                <w:b/>
-                <w:bCs/>
-                <w:sz w:val="24"/>
-                <w:szCs w:val="24"/>
+                <w:rFonts w:hint="default"/>
+                <w:b/>
+                <w:bCs/>
+                <w:sz w:val="22"/>
+                <w:szCs w:val="22"/>
                 <w:highlight w:val="yellow"/>
-              </w:rPr>
-              <w:t xml:space="preserve">48.321.878 </w:t>
+                <w:lang w:val="en-US"/>
+              </w:rPr>
+              <w:t>{completed_works_total}</w:t>
+            </w:r>
+            <w:r>
+              <w:rPr>
+                <w:b/>
+                <w:bCs/>
+                <w:sz w:val="22"/>
+                <w:szCs w:val="22"/>
+                <w:highlight w:val="yellow"/>
+              </w:rPr>
+              <w:t xml:space="preserve"> </w:t>
             </w:r>
           </w:p>
         </w:tc>
@@ -2598,8 +2985,8 @@
               <w:jc w:val="right"/>
               <w:rPr>
                 <w:bCs/>
-                <w:sz w:val="24"/>
-                <w:szCs w:val="24"/>
+                <w:sz w:val="22"/>
+                <w:szCs w:val="22"/>
               </w:rPr>
             </w:pPr>
           </w:p>
@@ -3041,7 +3428,7 @@
       <w:tblPr>
         <w:tblStyle w:val="5"/>
         <w:tblpPr w:leftFromText="180" w:rightFromText="180" w:vertAnchor="text" w:horzAnchor="margin" w:tblpXSpec="center" w:tblpY="256"/>
-        <w:tblW w:w="5000" w:type="pct"/>
+        <w:tblW w:w="5062" w:type="pct"/>
         <w:tblInd w:w="-5" w:type="dxa"/>
         <w:tblBorders>
           <w:top w:val="single" w:color="auto" w:sz="4" w:space="0"/>
@@ -3051,7 +3438,7 @@
           <w:insideH w:val="single" w:color="auto" w:sz="4" w:space="0"/>
           <w:insideV w:val="single" w:color="auto" w:sz="4" w:space="0"/>
         </w:tblBorders>
-        <w:tblLayout w:type="autofit"/>
+        <w:tblLayout w:type="fixed"/>
         <w:tblCellMar>
           <w:top w:w="0" w:type="dxa"/>
           <w:left w:w="0" w:type="dxa"/>
@@ -3060,16 +3447,16 @@
         </w:tblCellMar>
       </w:tblPr>
       <w:tblGrid>
-        <w:gridCol w:w="441"/>
-        <w:gridCol w:w="1075"/>
-        <w:gridCol w:w="694"/>
-        <w:gridCol w:w="1418"/>
-        <w:gridCol w:w="1422"/>
-        <w:gridCol w:w="843"/>
-        <w:gridCol w:w="753"/>
-        <w:gridCol w:w="753"/>
-        <w:gridCol w:w="957"/>
-        <w:gridCol w:w="828"/>
+        <w:gridCol w:w="92"/>
+        <w:gridCol w:w="195"/>
+        <w:gridCol w:w="994"/>
+        <w:gridCol w:w="1038"/>
+        <w:gridCol w:w="1334"/>
+        <w:gridCol w:w="646"/>
+        <w:gridCol w:w="1526"/>
+        <w:gridCol w:w="1424"/>
+        <w:gridCol w:w="415"/>
+        <w:gridCol w:w="1634"/>
       </w:tblGrid>
       <w:tr>
         <w:tblPrEx>
@@ -3090,7 +3477,7 @@
         </w:tblPrEx>
         <w:tc>
           <w:tcPr>
-            <w:tcW w:w="240" w:type="pct"/>
+            <w:tcW w:w="50" w:type="pct"/>
             <w:vMerge w:val="restart"/>
             <w:tcBorders>
               <w:top w:val="single" w:color="auto" w:sz="4" w:space="0"/>
@@ -3129,7 +3516,7 @@
         </w:tc>
         <w:tc>
           <w:tcPr>
-            <w:tcW w:w="585" w:type="pct"/>
+            <w:tcW w:w="105" w:type="pct"/>
             <w:vMerge w:val="restart"/>
             <w:tcBorders>
               <w:top w:val="single" w:color="auto" w:sz="4" w:space="0"/>
@@ -3216,7 +3603,7 @@
         </w:tc>
         <w:tc>
           <w:tcPr>
-            <w:tcW w:w="1150" w:type="pct"/>
+            <w:tcW w:w="1092" w:type="pct"/>
             <w:gridSpan w:val="2"/>
             <w:tcBorders>
               <w:top w:val="single" w:color="auto" w:sz="4" w:space="0"/>
@@ -3265,7 +3652,7 @@
         </w:tc>
         <w:tc>
           <w:tcPr>
-            <w:tcW w:w="774" w:type="pct"/>
+            <w:tcW w:w="717" w:type="pct"/>
             <w:vMerge w:val="restart"/>
             <w:tcBorders>
               <w:top w:val="single" w:color="auto" w:sz="4" w:space="0"/>
@@ -3330,7 +3717,7 @@
         </w:tc>
         <w:tc>
           <w:tcPr>
-            <w:tcW w:w="459" w:type="pct"/>
+            <w:tcW w:w="347" w:type="pct"/>
             <w:vMerge w:val="restart"/>
             <w:tcBorders>
               <w:top w:val="single" w:color="auto" w:sz="4" w:space="0"/>
@@ -3394,7 +3781,7 @@
         </w:tc>
         <w:tc>
           <w:tcPr>
-            <w:tcW w:w="410" w:type="pct"/>
+            <w:tcW w:w="820" w:type="pct"/>
             <w:vMerge w:val="restart"/>
             <w:tcBorders>
               <w:top w:val="single" w:color="auto" w:sz="4" w:space="0"/>
@@ -3458,7 +3845,7 @@
         </w:tc>
         <w:tc>
           <w:tcPr>
-            <w:tcW w:w="410" w:type="pct"/>
+            <w:tcW w:w="765" w:type="pct"/>
             <w:vMerge w:val="restart"/>
             <w:tcBorders>
               <w:top w:val="single" w:color="auto" w:sz="4" w:space="0"/>
@@ -3522,7 +3909,7 @@
         </w:tc>
         <w:tc>
           <w:tcPr>
-            <w:tcW w:w="521" w:type="pct"/>
+            <w:tcW w:w="223" w:type="pct"/>
             <w:vMerge w:val="restart"/>
             <w:tcBorders>
               <w:top w:val="single" w:color="auto" w:sz="4" w:space="0"/>
@@ -3593,7 +3980,7 @@
         </w:tc>
         <w:tc>
           <w:tcPr>
-            <w:tcW w:w="450" w:type="pct"/>
+            <w:tcW w:w="878" w:type="pct"/>
             <w:vMerge w:val="restart"/>
             <w:tcBorders>
               <w:top w:val="single" w:color="auto" w:sz="4" w:space="0"/>
@@ -3682,7 +4069,7 @@
         </w:tblPrEx>
         <w:tc>
           <w:tcPr>
-            <w:tcW w:w="240" w:type="pct"/>
+            <w:tcW w:w="50" w:type="pct"/>
             <w:vMerge w:val="continue"/>
             <w:tcBorders>
               <w:top w:val="single" w:color="auto" w:sz="4" w:space="0"/>
@@ -3707,7 +4094,7 @@
         </w:tc>
         <w:tc>
           <w:tcPr>
-            <w:tcW w:w="585" w:type="pct"/>
+            <w:tcW w:w="105" w:type="pct"/>
             <w:vMerge w:val="continue"/>
             <w:tcBorders>
               <w:top w:val="single" w:color="auto" w:sz="4" w:space="0"/>
@@ -3732,7 +4119,7 @@
         </w:tc>
         <w:tc>
           <w:tcPr>
-            <w:tcW w:w="378" w:type="pct"/>
+            <w:tcW w:w="534" w:type="pct"/>
             <w:tcBorders>
               <w:top w:val="single" w:color="auto" w:sz="4" w:space="0"/>
               <w:left w:val="single" w:color="auto" w:sz="4" w:space="0"/>
@@ -3774,7 +4161,7 @@
         </w:tc>
         <w:tc>
           <w:tcPr>
-            <w:tcW w:w="772" w:type="pct"/>
+            <w:tcW w:w="558" w:type="pct"/>
             <w:tcBorders>
               <w:top w:val="single" w:color="auto" w:sz="4" w:space="0"/>
               <w:left w:val="single" w:color="auto" w:sz="4" w:space="0"/>
@@ -3810,7 +4197,7 @@
         </w:tc>
         <w:tc>
           <w:tcPr>
-            <w:tcW w:w="774" w:type="pct"/>
+            <w:tcW w:w="717" w:type="pct"/>
             <w:vMerge w:val="continue"/>
             <w:tcBorders>
               <w:top w:val="single" w:color="auto" w:sz="4" w:space="0"/>
@@ -3836,7 +4223,7 @@
         </w:tc>
         <w:tc>
           <w:tcPr>
-            <w:tcW w:w="459" w:type="pct"/>
+            <w:tcW w:w="347" w:type="pct"/>
             <w:vMerge w:val="continue"/>
             <w:tcBorders>
               <w:top w:val="single" w:color="auto" w:sz="4" w:space="0"/>
@@ -3861,7 +4248,7 @@
         </w:tc>
         <w:tc>
           <w:tcPr>
-            <w:tcW w:w="410" w:type="pct"/>
+            <w:tcW w:w="820" w:type="pct"/>
             <w:vMerge w:val="continue"/>
             <w:tcBorders>
               <w:top w:val="single" w:color="auto" w:sz="4" w:space="0"/>
@@ -3886,7 +4273,7 @@
         </w:tc>
         <w:tc>
           <w:tcPr>
-            <w:tcW w:w="410" w:type="pct"/>
+            <w:tcW w:w="765" w:type="pct"/>
             <w:vMerge w:val="continue"/>
             <w:tcBorders>
               <w:top w:val="single" w:color="auto" w:sz="4" w:space="0"/>
@@ -3912,7 +4299,7 @@
         </w:tc>
         <w:tc>
           <w:tcPr>
-            <w:tcW w:w="521" w:type="pct"/>
+            <w:tcW w:w="223" w:type="pct"/>
             <w:vMerge w:val="continue"/>
             <w:tcBorders>
               <w:top w:val="single" w:color="auto" w:sz="4" w:space="0"/>
@@ -3938,7 +4325,7 @@
         </w:tc>
         <w:tc>
           <w:tcPr>
-            <w:tcW w:w="450" w:type="pct"/>
+            <w:tcW w:w="878" w:type="pct"/>
             <w:vMerge w:val="continue"/>
             <w:tcBorders>
               <w:top w:val="single" w:color="auto" w:sz="4" w:space="0"/>
@@ -3985,7 +4372,7 @@
         </w:trPr>
         <w:tc>
           <w:tcPr>
-            <w:tcW w:w="240" w:type="pct"/>
+            <w:tcW w:w="50" w:type="pct"/>
             <w:tcBorders>
               <w:top w:val="single" w:color="auto" w:sz="4" w:space="0"/>
               <w:left w:val="single" w:color="auto" w:sz="4" w:space="0"/>
@@ -4015,7 +4402,7 @@
         </w:tc>
         <w:tc>
           <w:tcPr>
-            <w:tcW w:w="585" w:type="pct"/>
+            <w:tcW w:w="105" w:type="pct"/>
             <w:tcBorders>
               <w:top w:val="single" w:color="auto" w:sz="4" w:space="0"/>
               <w:left w:val="single" w:color="auto" w:sz="4" w:space="0"/>
@@ -4047,7 +4434,7 @@
         </w:tc>
         <w:tc>
           <w:tcPr>
-            <w:tcW w:w="378" w:type="pct"/>
+            <w:tcW w:w="534" w:type="pct"/>
             <w:tcBorders>
               <w:top w:val="single" w:color="auto" w:sz="4" w:space="0"/>
               <w:left w:val="single" w:color="auto" w:sz="4" w:space="0"/>
@@ -4068,17 +4455,41 @@
             </w:pPr>
             <w:r>
               <w:rPr>
-                <w:bCs/>
-                <w:sz w:val="22"/>
-                <w:szCs w:val="22"/>
-              </w:rPr>
-              <w:t>Thi công sửa chữa</w:t>
-            </w:r>
-          </w:p>
-        </w:tc>
-        <w:tc>
-          <w:tcPr>
-            <w:tcW w:w="772" w:type="pct"/>
+                <w:rFonts w:hint="default"/>
+                <w:bCs/>
+                <w:sz w:val="22"/>
+                <w:szCs w:val="22"/>
+                <w:highlight w:val="yellow"/>
+                <w:lang w:val="en-US"/>
+              </w:rPr>
+              <w:t>{</w:t>
+            </w:r>
+            <w:r>
+              <w:rPr>
+                <w:rFonts w:hint="default"/>
+                <w:sz w:val="22"/>
+                <w:szCs w:val="22"/>
+                <w:highlight w:val="yellow"/>
+                <w:lang w:val="en-US"/>
+              </w:rPr>
+              <w:t>TC_bid_package.name</w:t>
+            </w:r>
+            <w:r>
+              <w:rPr>
+                <w:rFonts w:hint="default"/>
+                <w:bCs/>
+                <w:sz w:val="22"/>
+                <w:szCs w:val="22"/>
+                <w:highlight w:val="yellow"/>
+                <w:lang w:val="en-US"/>
+              </w:rPr>
+              <w:t>}</w:t>
+            </w:r>
+          </w:p>
+        </w:tc>
+        <w:tc>
+          <w:tcPr>
+            <w:tcW w:w="558" w:type="pct"/>
             <w:tcBorders>
               <w:top w:val="single" w:color="auto" w:sz="4" w:space="0"/>
               <w:left w:val="single" w:color="auto" w:sz="4" w:space="0"/>
@@ -4099,16 +4510,41 @@
             </w:pPr>
             <w:r>
               <w:rPr>
-                <w:sz w:val="22"/>
-                <w:szCs w:val="22"/>
-              </w:rPr>
-              <w:t>Thực hiện công tác sửa chữa theo hồ sơ thiết kế, dự toán</w:t>
-            </w:r>
-          </w:p>
-        </w:tc>
-        <w:tc>
-          <w:tcPr>
-            <w:tcW w:w="774" w:type="pct"/>
+                <w:rFonts w:hint="default"/>
+                <w:bCs/>
+                <w:sz w:val="22"/>
+                <w:szCs w:val="22"/>
+                <w:highlight w:val="yellow"/>
+                <w:lang w:val="en-US"/>
+              </w:rPr>
+              <w:t>{</w:t>
+            </w:r>
+            <w:r>
+              <w:rPr>
+                <w:rFonts w:hint="default"/>
+                <w:sz w:val="22"/>
+                <w:szCs w:val="22"/>
+                <w:highlight w:val="yellow"/>
+                <w:lang w:val="en-US"/>
+              </w:rPr>
+              <w:t>TC_bid_package.</w:t>
+            </w:r>
+            <w:r>
+              <w:rPr>
+                <w:rFonts w:hint="default"/>
+                <w:bCs/>
+                <w:sz w:val="22"/>
+                <w:szCs w:val="22"/>
+                <w:highlight w:val="yellow"/>
+                <w:lang w:val="en-US"/>
+              </w:rPr>
+              <w:t>short_desc}</w:t>
+            </w:r>
+          </w:p>
+        </w:tc>
+        <w:tc>
+          <w:tcPr>
+            <w:tcW w:w="717" w:type="pct"/>
             <w:tcBorders>
               <w:top w:val="single" w:color="auto" w:sz="4" w:space="0"/>
               <w:left w:val="single" w:color="auto" w:sz="4" w:space="0"/>
@@ -4123,24 +4559,28 @@
               <w:spacing w:before="120" w:after="120"/>
               <w:jc w:val="center"/>
               <w:rPr>
+                <w:rFonts w:hint="default"/>
                 <w:sz w:val="22"/>
                 <w:szCs w:val="22"/>
                 <w:highlight w:val="yellow"/>
-              </w:rPr>
-            </w:pPr>
-            <w:r>
-              <w:rPr>
+                <w:lang w:val="en-US"/>
+              </w:rPr>
+            </w:pPr>
+            <w:r>
+              <w:rPr>
+                <w:rFonts w:hint="default"/>
                 <w:sz w:val="22"/>
                 <w:szCs w:val="22"/>
                 <w:highlight w:val="yellow"/>
-              </w:rPr>
-              <w:t>743.756.519</w:t>
-            </w:r>
-          </w:p>
-        </w:tc>
-        <w:tc>
-          <w:tcPr>
-            <w:tcW w:w="459" w:type="pct"/>
+                <w:lang w:val="en-US"/>
+              </w:rPr>
+              <w:t>{TC_bid_package.est_cost}</w:t>
+            </w:r>
+          </w:p>
+        </w:tc>
+        <w:tc>
+          <w:tcPr>
+            <w:tcW w:w="347" w:type="pct"/>
             <w:tcBorders>
               <w:top w:val="single" w:color="auto" w:sz="4" w:space="0"/>
               <w:left w:val="single" w:color="auto" w:sz="4" w:space="0"/>
@@ -4155,9 +4595,11 @@
               <w:spacing w:before="120" w:after="120"/>
               <w:jc w:val="center"/>
               <w:rPr>
-                <w:bCs/>
-                <w:sz w:val="22"/>
-                <w:szCs w:val="22"/>
+                <w:rFonts w:hint="default"/>
+                <w:bCs/>
+                <w:sz w:val="22"/>
+                <w:szCs w:val="22"/>
+                <w:lang w:val="en-US"/>
               </w:rPr>
             </w:pPr>
             <w:r>
@@ -4169,17 +4611,19 @@
             </w:r>
             <w:r>
               <w:rPr>
+                <w:rFonts w:hint="default"/>
                 <w:sz w:val="22"/>
                 <w:szCs w:val="22"/>
                 <w:highlight w:val="yellow"/>
-              </w:rPr>
-              <w:t>2025</w:t>
-            </w:r>
-          </w:p>
-        </w:tc>
-        <w:tc>
-          <w:tcPr>
-            <w:tcW w:w="410" w:type="pct"/>
+                <w:lang w:val="en-US"/>
+              </w:rPr>
+              <w:t>{source_of_funds}</w:t>
+            </w:r>
+          </w:p>
+        </w:tc>
+        <w:tc>
+          <w:tcPr>
+            <w:tcW w:w="820" w:type="pct"/>
             <w:tcBorders>
               <w:top w:val="single" w:color="auto" w:sz="4" w:space="0"/>
               <w:left w:val="single" w:color="auto" w:sz="4" w:space="0"/>
@@ -4191,24 +4635,6 @@
           </w:tcPr>
           <w:p>
             <w:pPr>
-              <w:jc w:val="center"/>
-              <w:rPr>
-                <w:bCs/>
-                <w:sz w:val="22"/>
-                <w:szCs w:val="22"/>
-              </w:rPr>
-            </w:pPr>
-            <w:r>
-              <w:rPr>
-                <w:bCs/>
-                <w:sz w:val="22"/>
-                <w:szCs w:val="22"/>
-              </w:rPr>
-              <w:t>Chỉ định thầu</w:t>
-            </w:r>
-          </w:p>
-          <w:p>
-            <w:pPr>
               <w:spacing w:after="120"/>
               <w:jc w:val="center"/>
               <w:rPr>
@@ -4219,17 +4645,41 @@
             </w:pPr>
             <w:r>
               <w:rPr>
-                <w:bCs/>
-                <w:sz w:val="22"/>
-                <w:szCs w:val="22"/>
-              </w:rPr>
-              <w:t>rút gọn</w:t>
-            </w:r>
-          </w:p>
-        </w:tc>
-        <w:tc>
-          <w:tcPr>
-            <w:tcW w:w="410" w:type="pct"/>
+                <w:rFonts w:hint="default"/>
+                <w:bCs/>
+                <w:sz w:val="22"/>
+                <w:szCs w:val="22"/>
+                <w:highlight w:val="yellow"/>
+                <w:lang w:val="en-US"/>
+              </w:rPr>
+              <w:t>{</w:t>
+            </w:r>
+            <w:r>
+              <w:rPr>
+                <w:rFonts w:hint="default"/>
+                <w:sz w:val="22"/>
+                <w:szCs w:val="22"/>
+                <w:highlight w:val="yellow"/>
+                <w:lang w:val="en-US"/>
+              </w:rPr>
+              <w:t>TC_bid_package.</w:t>
+            </w:r>
+            <w:r>
+              <w:rPr>
+                <w:rFonts w:hint="default"/>
+                <w:bCs/>
+                <w:sz w:val="22"/>
+                <w:szCs w:val="22"/>
+                <w:highlight w:val="yellow"/>
+                <w:lang w:val="en-US"/>
+              </w:rPr>
+              <w:t>bidder_selection_method}</w:t>
+            </w:r>
+          </w:p>
+        </w:tc>
+        <w:tc>
+          <w:tcPr>
+            <w:tcW w:w="765" w:type="pct"/>
             <w:tcBorders>
               <w:top w:val="single" w:color="auto" w:sz="4" w:space="0"/>
               <w:left w:val="single" w:color="auto" w:sz="4" w:space="0"/>
@@ -4244,25 +4694,50 @@
               <w:spacing w:before="120" w:after="120"/>
               <w:jc w:val="center"/>
               <w:rPr>
-                <w:bCs/>
-                <w:sz w:val="22"/>
-                <w:szCs w:val="22"/>
-              </w:rPr>
-            </w:pPr>
-            <w:r>
-              <w:rPr>
+                <w:rFonts w:hint="default"/>
+                <w:bCs/>
+                <w:sz w:val="22"/>
+                <w:szCs w:val="22"/>
+                <w:lang w:val="en-US"/>
+              </w:rPr>
+            </w:pPr>
+            <w:r>
+              <w:rPr>
+                <w:rFonts w:hint="default"/>
                 <w:bCs/>
                 <w:sz w:val="22"/>
                 <w:szCs w:val="22"/>
                 <w:highlight w:val="yellow"/>
-              </w:rPr>
-              <w:t>Tháng 10/2025</w:t>
-            </w:r>
-          </w:p>
-        </w:tc>
-        <w:tc>
-          <w:tcPr>
-            <w:tcW w:w="521" w:type="pct"/>
+                <w:lang w:val="en-US"/>
+              </w:rPr>
+              <w:t>{</w:t>
+            </w:r>
+            <w:r>
+              <w:rPr>
+                <w:rFonts w:hint="default"/>
+                <w:sz w:val="22"/>
+                <w:szCs w:val="22"/>
+                <w:highlight w:val="yellow"/>
+                <w:lang w:val="en-US"/>
+              </w:rPr>
+              <w:t>TC_bid_package.</w:t>
+            </w:r>
+            <w:r>
+              <w:rPr>
+                <w:rFonts w:hint="default"/>
+                <w:bCs/>
+                <w:sz w:val="22"/>
+                <w:szCs w:val="22"/>
+                <w:highlight w:val="yellow"/>
+                <w:lang w:val="en-US"/>
+              </w:rPr>
+              <w:t>bidder_selection_time}</w:t>
+            </w:r>
+          </w:p>
+        </w:tc>
+        <w:tc>
+          <w:tcPr>
+            <w:tcW w:w="223" w:type="pct"/>
             <w:tcBorders>
               <w:top w:val="single" w:color="auto" w:sz="4" w:space="0"/>
               <w:left w:val="single" w:color="auto" w:sz="4" w:space="0"/>
@@ -4300,7 +4775,7 @@
         </w:tc>
         <w:tc>
           <w:tcPr>
-            <w:tcW w:w="450" w:type="pct"/>
+            <w:tcW w:w="878" w:type="pct"/>
             <w:tcBorders>
               <w:top w:val="single" w:color="auto" w:sz="4" w:space="0"/>
               <w:left w:val="single" w:color="auto" w:sz="4" w:space="0"/>
@@ -4321,19 +4796,33 @@
               <w:spacing w:before="120" w:after="120"/>
               <w:jc w:val="center"/>
               <w:rPr>
-                <w:bCs/>
-                <w:sz w:val="22"/>
-                <w:szCs w:val="22"/>
-              </w:rPr>
-            </w:pPr>
-            <w:r>
-              <w:rPr>
+                <w:rFonts w:hint="default"/>
+                <w:bCs/>
+                <w:sz w:val="22"/>
+                <w:szCs w:val="22"/>
+                <w:lang w:val="en-US"/>
+              </w:rPr>
+            </w:pPr>
+            <w:r>
+              <w:rPr>
+                <w:rFonts w:hint="default"/>
                 <w:bCs/>
                 <w:sz w:val="22"/>
                 <w:szCs w:val="22"/>
                 <w:highlight w:val="yellow"/>
-              </w:rPr>
-              <w:t>30 ngày</w:t>
+                <w:lang w:val="en-US"/>
+              </w:rPr>
+              <w:t>{</w:t>
+            </w:r>
+            <w:r>
+              <w:rPr>
+                <w:rFonts w:hint="default"/>
+                <w:sz w:val="22"/>
+                <w:szCs w:val="22"/>
+                <w:highlight w:val="yellow"/>
+                <w:lang w:val="en-US"/>
+              </w:rPr>
+              <w:t>TC_bid_package.bidder_selection_time}</w:t>
             </w:r>
           </w:p>
         </w:tc>
@@ -4360,7 +4849,7 @@
         </w:trPr>
         <w:tc>
           <w:tcPr>
-            <w:tcW w:w="1975" w:type="pct"/>
+            <w:tcW w:w="1247" w:type="pct"/>
             <w:gridSpan w:val="4"/>
             <w:tcBorders>
               <w:top w:val="single" w:color="auto" w:sz="4" w:space="0"/>
@@ -4395,7 +4884,7 @@
         </w:tc>
         <w:tc>
           <w:tcPr>
-            <w:tcW w:w="774" w:type="pct"/>
+            <w:tcW w:w="717" w:type="pct"/>
             <w:tcBorders>
               <w:top w:val="single" w:color="auto" w:sz="4" w:space="0"/>
               <w:left w:val="single" w:color="auto" w:sz="4" w:space="0"/>
@@ -4416,27 +4905,31 @@
               <w:spacing w:before="120" w:after="120"/>
               <w:jc w:val="center"/>
               <w:rPr>
+                <w:rFonts w:hint="default"/>
                 <w:b/>
                 <w:bCs/>
                 <w:sz w:val="22"/>
                 <w:szCs w:val="22"/>
                 <w:highlight w:val="yellow"/>
-              </w:rPr>
-            </w:pPr>
-            <w:r>
-              <w:rPr>
+                <w:lang w:val="en-US"/>
+              </w:rPr>
+            </w:pPr>
+            <w:r>
+              <w:rPr>
+                <w:rFonts w:hint="default"/>
                 <w:b/>
                 <w:sz w:val="22"/>
                 <w:szCs w:val="22"/>
                 <w:highlight w:val="yellow"/>
-              </w:rPr>
-              <w:t>743.756.519</w:t>
-            </w:r>
-          </w:p>
-        </w:tc>
-        <w:tc>
-          <w:tcPr>
-            <w:tcW w:w="459" w:type="pct"/>
+                <w:lang w:val="en-US"/>
+              </w:rPr>
+              <w:t>{bidder_selection_works_total}</w:t>
+            </w:r>
+          </w:p>
+        </w:tc>
+        <w:tc>
+          <w:tcPr>
+            <w:tcW w:w="347" w:type="pct"/>
             <w:tcBorders>
               <w:top w:val="single" w:color="auto" w:sz="4" w:space="0"/>
               <w:left w:val="single" w:color="auto" w:sz="4" w:space="0"/>
@@ -4466,7 +4959,7 @@
         </w:tc>
         <w:tc>
           <w:tcPr>
-            <w:tcW w:w="410" w:type="pct"/>
+            <w:tcW w:w="820" w:type="pct"/>
             <w:tcBorders>
               <w:top w:val="single" w:color="auto" w:sz="4" w:space="0"/>
               <w:left w:val="single" w:color="auto" w:sz="4" w:space="0"/>
@@ -4496,7 +4989,7 @@
         </w:tc>
         <w:tc>
           <w:tcPr>
-            <w:tcW w:w="410" w:type="pct"/>
+            <w:tcW w:w="765" w:type="pct"/>
             <w:tcBorders>
               <w:top w:val="single" w:color="auto" w:sz="4" w:space="0"/>
               <w:left w:val="single" w:color="auto" w:sz="4" w:space="0"/>
@@ -4519,7 +5012,7 @@
         </w:tc>
         <w:tc>
           <w:tcPr>
-            <w:tcW w:w="521" w:type="pct"/>
+            <w:tcW w:w="223" w:type="pct"/>
             <w:tcBorders>
               <w:top w:val="single" w:color="auto" w:sz="4" w:space="0"/>
               <w:left w:val="single" w:color="auto" w:sz="4" w:space="0"/>
@@ -4549,7 +5042,7 @@
         </w:tc>
         <w:tc>
           <w:tcPr>
-            <w:tcW w:w="450" w:type="pct"/>
+            <w:tcW w:w="878" w:type="pct"/>
             <w:tcBorders>
               <w:top w:val="single" w:color="auto" w:sz="4" w:space="0"/>
               <w:left w:val="single" w:color="auto" w:sz="4" w:space="0"/>
@@ -4650,9 +5143,23 @@
       </w:r>
       <w:r>
         <w:rPr>
+          <w:rFonts w:hint="default"/>
+          <w:sz w:val="28"/>
+          <w:szCs w:val="28"/>
           <w:highlight w:val="yellow"/>
-        </w:rPr>
-        <w:t>2025</w:t>
+          <w:lang w:val="en-US"/>
+        </w:rPr>
+        <w:t>{source_of_funds</w:t>
+      </w:r>
+      <w:r>
+        <w:rPr>
+          <w:rFonts w:hint="default"/>
+          <w:sz w:val="32"/>
+          <w:szCs w:val="32"/>
+          <w:highlight w:val="yellow"/>
+          <w:lang w:val="en-US"/>
+        </w:rPr>
+        <w:t>}</w:t>
       </w:r>
       <w:r>
         <w:rPr>
@@ -4718,12 +5225,23 @@
       </w:r>
       <w:r>
         <w:rPr>
+          <w:rFonts w:hint="default"/>
+          <w:sz w:val="28"/>
+          <w:szCs w:val="28"/>
           <w:highlight w:val="yellow"/>
-        </w:rPr>
-        <w:t>Tháng 10/2025</w:t>
-      </w:r>
-      <w:r>
-        <w:t xml:space="preserve">. </w:t>
+          <w:lang w:val="en-US"/>
+        </w:rPr>
+        <w:t>{TC_bid_package.bidder_selection_time}</w:t>
+      </w:r>
+      <w:r>
+        <w:rPr>
+          <w:sz w:val="28"/>
+          <w:szCs w:val="28"/>
+        </w:rPr>
+        <w:t>.</w:t>
+      </w:r>
+      <w:r>
+        <w:t xml:space="preserve"> </w:t>
       </w:r>
     </w:p>
     <w:p>
@@ -5144,9 +5662,9 @@
         </w:tblCellMar>
       </w:tblPr>
       <w:tblGrid>
-        <w:gridCol w:w="815"/>
-        <w:gridCol w:w="6361"/>
-        <w:gridCol w:w="2111"/>
+        <w:gridCol w:w="794"/>
+        <w:gridCol w:w="4695"/>
+        <w:gridCol w:w="3798"/>
       </w:tblGrid>
       <w:tr>
         <w:tblPrEx>
@@ -5323,16 +5841,19 @@
               <w:widowControl w:val="0"/>
               <w:jc w:val="right"/>
               <w:rPr>
-                <w:bCs/>
-                <w:lang w:val="nb-NO"/>
-              </w:rPr>
-            </w:pPr>
-            <w:r>
-              <w:rPr>
+                <w:rFonts w:hint="default"/>
+                <w:bCs/>
+                <w:lang w:val="en-US"/>
+              </w:rPr>
+            </w:pPr>
+            <w:r>
+              <w:rPr>
+                <w:rFonts w:hint="default"/>
                 <w:bCs/>
                 <w:highlight w:val="yellow"/>
-              </w:rPr>
-              <w:t>48.321.878</w:t>
+                <w:lang w:val="en-US"/>
+              </w:rPr>
+              <w:t>{completed_works_total}</w:t>
             </w:r>
           </w:p>
         </w:tc>
@@ -5496,12 +6017,18 @@
             <w:pPr>
               <w:widowControl w:val="0"/>
               <w:jc w:val="right"/>
-            </w:pPr>
-            <w:r>
-              <w:rPr>
+              <w:rPr>
+                <w:rFonts w:hint="default"/>
+                <w:lang w:val="en-US"/>
+              </w:rPr>
+            </w:pPr>
+            <w:r>
+              <w:rPr>
+                <w:rFonts w:hint="default"/>
                 <w:highlight w:val="yellow"/>
-              </w:rPr>
-              <w:t>743.756.519</w:t>
+                <w:lang w:val="en-US"/>
+              </w:rPr>
+              <w:t>{bidder_selection_works_total}</w:t>
             </w:r>
           </w:p>
         </w:tc>
@@ -5651,19 +6178,22 @@
               <w:widowControl w:val="0"/>
               <w:jc w:val="right"/>
               <w:rPr>
+                <w:rFonts w:hint="default"/>
                 <w:b/>
                 <w:bCs/>
                 <w:highlight w:val="yellow"/>
-                <w:lang w:val="nb-NO"/>
-              </w:rPr>
-            </w:pPr>
-            <w:r>
-              <w:rPr>
+                <w:lang w:val="en-US"/>
+              </w:rPr>
+            </w:pPr>
+            <w:r>
+              <w:rPr>
+                <w:rFonts w:hint="default"/>
                 <w:b/>
                 <w:bCs/>
                 <w:highlight w:val="yellow"/>
-              </w:rPr>
-              <w:t>792.078.397</w:t>
+                <w:lang w:val="en-US"/>
+              </w:rPr>
+              <w:t>{est_cost}</w:t>
             </w:r>
           </w:p>
         </w:tc>
@@ -5722,19 +6252,22 @@
               <w:widowControl w:val="0"/>
               <w:jc w:val="right"/>
               <w:rPr>
+                <w:rFonts w:hint="default"/>
                 <w:b/>
                 <w:bCs/>
                 <w:highlight w:val="yellow"/>
-                <w:lang w:val="nb-NO"/>
-              </w:rPr>
-            </w:pPr>
-            <w:r>
-              <w:rPr>
+                <w:lang w:val="en-US"/>
+              </w:rPr>
+            </w:pPr>
+            <w:r>
+              <w:rPr>
+                <w:rFonts w:hint="default"/>
                 <w:b/>
                 <w:bCs/>
                 <w:highlight w:val="yellow"/>
-              </w:rPr>
-              <w:t>792.078.397</w:t>
+                <w:lang w:val="en-US"/>
+              </w:rPr>
+              <w:t>{est_cost}</w:t>
             </w:r>
           </w:p>
         </w:tc>
@@ -6296,7 +6829,7 @@
     <w:lsdException w:unhideWhenUsed="0" w:uiPriority="0" w:semiHidden="0" w:name="footnote text"/>
     <w:lsdException w:unhideWhenUsed="0" w:uiPriority="0" w:semiHidden="0" w:name="annotation text"/>
     <w:lsdException w:qFormat="1" w:unhideWhenUsed="0" w:uiPriority="0" w:semiHidden="0" w:name="header"/>
-    <w:lsdException w:unhideWhenUsed="0" w:uiPriority="0" w:semiHidden="0" w:name="footer"/>
+    <w:lsdException w:qFormat="1" w:unhideWhenUsed="0" w:uiPriority="0" w:semiHidden="0" w:name="footer"/>
     <w:lsdException w:unhideWhenUsed="0" w:uiPriority="0" w:semiHidden="0" w:name="index heading"/>
     <w:lsdException w:qFormat="1" w:uiPriority="0" w:name="caption"/>
     <w:lsdException w:unhideWhenUsed="0" w:uiPriority="0" w:semiHidden="0" w:name="table of figures"/>
@@ -6411,7 +6944,7 @@
     <w:lsdException w:unhideWhenUsed="0" w:uiPriority="0" w:semiHidden="0" w:name="Table Web 1"/>
     <w:lsdException w:unhideWhenUsed="0" w:uiPriority="0" w:semiHidden="0" w:name="Table Web 2"/>
     <w:lsdException w:unhideWhenUsed="0" w:uiPriority="0" w:semiHidden="0" w:name="Table Web 3"/>
-    <w:lsdException w:unhideWhenUsed="0" w:uiPriority="0" w:semiHidden="0" w:name="Balloon Text"/>
+    <w:lsdException w:qFormat="1" w:unhideWhenUsed="0" w:uiPriority="0" w:semiHidden="0" w:name="Balloon Text"/>
     <w:lsdException w:qFormat="1" w:unhideWhenUsed="0" w:uiPriority="0" w:semiHidden="0" w:name="Table Grid"/>
     <w:lsdException w:unhideWhenUsed="0" w:uiPriority="0" w:semiHidden="0" w:name="Table Theme"/>
     <w:lsdException w:unhideWhenUsed="0" w:uiPriority="60" w:semiHidden="0" w:name="Light Shading"/>
@@ -6580,6 +7113,7 @@
     <w:name w:val="Balloon Text"/>
     <w:basedOn w:val="1"/>
     <w:link w:val="17"/>
+    <w:qFormat/>
     <w:uiPriority w:val="0"/>
     <w:rPr>
       <w:rFonts w:ascii="Segoe UI" w:hAnsi="Segoe UI" w:cs="Segoe UI"/>
@@ -6605,6 +7139,7 @@
   <w:style w:type="paragraph" w:styleId="8">
     <w:name w:val="footer"/>
     <w:basedOn w:val="1"/>
+    <w:qFormat/>
     <w:uiPriority w:val="0"/>
     <w:pPr>
       <w:tabs>

--- a/public/template/8. Tờ trinh PD BCKT-KT & KHLC NT.docx
+++ b/public/template/8. Tờ trinh PD BCKT-KT & KHLC NT.docx
@@ -631,7 +631,16 @@
           <w:iCs/>
           <w:color w:val="000000"/>
         </w:rPr>
-        <w:t>Căn cứ các Nghị định của Chính phủ: số </w:t>
+        <w:t>Căn cứ các Nghị định của Chín</w:t>
+      </w:r>
+      <w:bookmarkStart w:id="6" w:name="_GoBack"/>
+      <w:bookmarkEnd w:id="6"/>
+      <w:r>
+        <w:rPr>
+          <w:iCs/>
+          <w:color w:val="000000"/>
+        </w:rPr>
+        <w:t>h phủ: số </w:t>
       </w:r>
       <w:r>
         <w:rPr>
@@ -1062,7 +1071,7 @@
           <w:highlight w:val="yellow"/>
           <w:lang w:val="en-US"/>
         </w:rPr>
-        <w:t>{TV_bid_package.contract_no}</w:t>
+        <w:t>{TV_bp.contract_no}</w:t>
       </w:r>
       <w:r>
         <w:rPr>
@@ -1109,7 +1118,7 @@
           <w:highlight w:val="yellow"/>
           <w:lang w:val="en-US"/>
         </w:rPr>
-        <w:t>TV_bid_package</w:t>
+        <w:t>TV_bp</w:t>
       </w:r>
       <w:r>
         <w:rPr>
@@ -1122,7 +1131,7 @@
           <w:highlight w:val="yellow"/>
           <w:lang w:val="en-US"/>
         </w:rPr>
-        <w:t>.successful_bidder.name}</w:t>
+        <w:t>.succ_bidder.name}</w:t>
       </w:r>
       <w:r>
         <w:rPr>
@@ -1237,18 +1246,7 @@
           <w:highlight w:val="yellow"/>
           <w:lang w:val="en-US"/>
         </w:rPr>
-        <w:t>{n</w:t>
-      </w:r>
-      <w:bookmarkStart w:id="6" w:name="_GoBack"/>
-      <w:bookmarkEnd w:id="6"/>
-      <w:r>
-        <w:rPr>
-          <w:rFonts w:hint="default"/>
-          <w:i/>
-          <w:highlight w:val="yellow"/>
-          <w:lang w:val="en-US"/>
-        </w:rPr>
-        <w:t>ame}</w:t>
+        <w:t>{name}</w:t>
       </w:r>
       <w:r>
         <w:rPr>
@@ -1288,7 +1286,7 @@
           <w:highlight w:val="yellow"/>
           <w:lang w:val="en-US"/>
         </w:rPr>
-        <w:t>TV_bid_package</w:t>
+        <w:t>TV_bp</w:t>
       </w:r>
       <w:r>
         <w:rPr>
@@ -1301,7 +1299,7 @@
           <w:highlight w:val="yellow"/>
           <w:lang w:val="en-US"/>
         </w:rPr>
-        <w:t>.successful_bidder.name}</w:t>
+        <w:t>.succ_bidder.name}</w:t>
       </w:r>
       <w:r>
         <w:rPr>
@@ -1545,7 +1543,7 @@
           <w:highlight w:val="yellow"/>
           <w:lang w:val="en-US"/>
         </w:rPr>
-        <w:t>TV_bid_package</w:t>
+        <w:t>TV_bp</w:t>
       </w:r>
       <w:r>
         <w:rPr>
@@ -1558,7 +1556,7 @@
           <w:highlight w:val="yellow"/>
           <w:lang w:val="en-US"/>
         </w:rPr>
-        <w:t>.successful_bidder.name}</w:t>
+        <w:t>.succ_bidder.name}</w:t>
       </w:r>
       <w:r>
         <w:rPr>
@@ -1783,7 +1781,7 @@
           <w:highlight w:val="yellow"/>
           <w:lang w:val="en-US"/>
         </w:rPr>
-        <w:t>{TC_bid_package.est_cost}</w:t>
+        <w:t>{TC_bp.est_cost}</w:t>
       </w:r>
       <w:r>
         <w:rPr>
@@ -1810,7 +1808,7 @@
           <w:highlight w:val="yellow"/>
           <w:lang w:val="en-US"/>
         </w:rPr>
-        <w:t>{TV_bid_package.est_cost}</w:t>
+        <w:t>{TV_bp.est_cost}</w:t>
       </w:r>
       <w:r>
         <w:rPr>
@@ -1837,7 +1835,7 @@
           <w:highlight w:val="yellow"/>
           <w:lang w:val="en-US"/>
         </w:rPr>
-        <w:t>{TT_bid_package.est_cost}</w:t>
+        <w:t>{TT_bp.est_cost}</w:t>
       </w:r>
       <w:r>
         <w:rPr>
@@ -2242,6 +2240,12 @@
             <w:insideH w:val="single" w:color="auto" w:sz="4" w:space="0"/>
             <w:insideV w:val="single" w:color="auto" w:sz="4" w:space="0"/>
           </w:tblBorders>
+          <w:tblCellMar>
+            <w:top w:w="0" w:type="dxa"/>
+            <w:left w:w="108" w:type="dxa"/>
+            <w:bottom w:w="0" w:type="dxa"/>
+            <w:right w:w="108" w:type="dxa"/>
+          </w:tblCellMar>
         </w:tblPrEx>
         <w:trPr>
           <w:trHeight w:val="735" w:hRule="atLeast"/>
@@ -2365,7 +2369,7 @@
                 <w:highlight w:val="yellow"/>
                 <w:lang w:val="en-US"/>
               </w:rPr>
-              <w:t>TV_bid_package</w:t>
+              <w:t>TV_bp</w:t>
             </w:r>
             <w:r>
               <w:rPr>
@@ -2379,7 +2383,7 @@
                 <w:highlight w:val="yellow"/>
                 <w:lang w:val="en-US"/>
               </w:rPr>
-              <w:t>.successful_bidder.name}</w:t>
+              <w:t>.succ_bidder.name}</w:t>
             </w:r>
           </w:p>
         </w:tc>
@@ -2430,7 +2434,7 @@
                 <w:highlight w:val="yellow"/>
                 <w:lang w:val="en-US"/>
               </w:rPr>
-              <w:t>TV_bid_package</w:t>
+              <w:t>TV_bp</w:t>
             </w:r>
             <w:r>
               <w:rPr>
@@ -2513,7 +2517,7 @@
                 <w:highlight w:val="yellow"/>
                 <w:lang w:val="en-US"/>
               </w:rPr>
-              <w:t>TV_bid_package</w:t>
+              <w:t>TV_bp</w:t>
             </w:r>
             <w:r>
               <w:rPr>
@@ -2542,6 +2546,12 @@
             <w:insideH w:val="single" w:color="auto" w:sz="4" w:space="0"/>
             <w:insideV w:val="single" w:color="auto" w:sz="4" w:space="0"/>
           </w:tblBorders>
+          <w:tblCellMar>
+            <w:top w:w="0" w:type="dxa"/>
+            <w:left w:w="108" w:type="dxa"/>
+            <w:bottom w:w="0" w:type="dxa"/>
+            <w:right w:w="108" w:type="dxa"/>
+          </w:tblCellMar>
         </w:tblPrEx>
         <w:trPr>
           <w:trHeight w:val="729" w:hRule="atLeast"/>
@@ -2677,7 +2687,7 @@
                 <w:highlight w:val="yellow"/>
                 <w:lang w:val="en-US"/>
               </w:rPr>
-              <w:t>_bid_package</w:t>
+              <w:t>_bp</w:t>
             </w:r>
             <w:r>
               <w:rPr>
@@ -2691,7 +2701,7 @@
                 <w:highlight w:val="yellow"/>
                 <w:lang w:val="en-US"/>
               </w:rPr>
-              <w:t>.successful_bidder.name}</w:t>
+              <w:t>.succ_bidder.name}</w:t>
             </w:r>
           </w:p>
         </w:tc>
@@ -2740,7 +2750,7 @@
                 <w:highlight w:val="yellow"/>
                 <w:lang w:val="en-US"/>
               </w:rPr>
-              <w:t>bid_package</w:t>
+              <w:t>bp</w:t>
             </w:r>
             <w:r>
               <w:rPr>
@@ -2848,7 +2858,7 @@
                 <w:highlight w:val="yellow"/>
                 <w:lang w:val="en-US"/>
               </w:rPr>
-              <w:t>_bid_package</w:t>
+              <w:t>_bp</w:t>
             </w:r>
             <w:r>
               <w:rPr>
@@ -4472,7 +4482,7 @@
                 <w:highlight w:val="yellow"/>
                 <w:lang w:val="en-US"/>
               </w:rPr>
-              <w:t>TC_bid_package.name</w:t>
+              <w:t>TC_bp.name</w:t>
             </w:r>
             <w:r>
               <w:rPr>
@@ -4527,7 +4537,7 @@
                 <w:highlight w:val="yellow"/>
                 <w:lang w:val="en-US"/>
               </w:rPr>
-              <w:t>TC_bid_package.</w:t>
+              <w:t>TC_bp.</w:t>
             </w:r>
             <w:r>
               <w:rPr>
@@ -4574,7 +4584,7 @@
                 <w:highlight w:val="yellow"/>
                 <w:lang w:val="en-US"/>
               </w:rPr>
-              <w:t>{TC_bid_package.est_cost}</w:t>
+              <w:t>{TC_bp.est_cost}</w:t>
             </w:r>
           </w:p>
         </w:tc>
@@ -4662,7 +4672,7 @@
                 <w:highlight w:val="yellow"/>
                 <w:lang w:val="en-US"/>
               </w:rPr>
-              <w:t>TC_bid_package.</w:t>
+              <w:t>TC_bp.</w:t>
             </w:r>
             <w:r>
               <w:rPr>
@@ -4720,7 +4730,7 @@
                 <w:highlight w:val="yellow"/>
                 <w:lang w:val="en-US"/>
               </w:rPr>
-              <w:t>TC_bid_package.</w:t>
+              <w:t>TC_bp.</w:t>
             </w:r>
             <w:r>
               <w:rPr>
@@ -4822,7 +4832,7 @@
                 <w:highlight w:val="yellow"/>
                 <w:lang w:val="en-US"/>
               </w:rPr>
-              <w:t>TC_bid_package.bidder_selection_time}</w:t>
+              <w:t>TC_bp.bidder_selection_time}</w:t>
             </w:r>
           </w:p>
         </w:tc>
@@ -5231,7 +5241,7 @@
           <w:highlight w:val="yellow"/>
           <w:lang w:val="en-US"/>
         </w:rPr>
-        <w:t>{TC_bid_package.bidder_selection_time}</w:t>
+        <w:t>{TC_bp.bidder_selection_time}</w:t>
       </w:r>
       <w:r>
         <w:rPr>
